--- a/BaoCao.docx
+++ b/BaoCao.docx
@@ -4,821 +4,2549 @@
   <w:body>
     <w:p>
       <w:pPr>
-        <w:spacing w:before="100" w:beforeAutospacing="1" w:after="100" w:afterAutospacing="1" w:line="240" w:lineRule="auto"/>
+        <w:pStyle w:val="Heading2"/>
+        <w:numPr>
+          <w:ilvl w:val="0"/>
+          <w:numId w:val="0"/>
+        </w:numPr>
         <w:jc w:val="center"/>
         <w:rPr>
-          <w:rFonts w:asciiTheme="majorHAnsi" w:eastAsia="Times New Roman" w:hAnsiTheme="majorHAnsi" w:cs="Times New Roman"/>
-          <w:color w:val="000000"/>
-          <w:kern w:val="0"/>
+          <w:rFonts w:ascii="Arial" w:hAnsi="Arial" w:cs="Arial"/>
+          <w:color w:val="0E2841" w:themeColor="text2"/>
           <w:sz w:val="44"/>
           <w:szCs w:val="44"/>
-          <w14:ligatures w14:val="none"/>
-        </w:rPr>
-      </w:pPr>
-      <w:r>
-        <w:rPr>
-          <w:rFonts w:asciiTheme="majorHAnsi" w:eastAsia="Times New Roman" w:hAnsiTheme="majorHAnsi" w:cs="Times New Roman"/>
-          <w:b/>
-          <w:bCs/>
-          <w:color w:val="000000"/>
-          <w:kern w:val="0"/>
+        </w:rPr>
+      </w:pPr>
+      <w:r>
+        <w:rPr>
+          <w:rStyle w:val="Strong"/>
+          <w:rFonts w:ascii="Arial" w:hAnsi="Arial" w:cs="Arial"/>
+          <w:color w:val="0E2841" w:themeColor="text2"/>
           <w:sz w:val="44"/>
           <w:szCs w:val="44"/>
-          <w14:ligatures w14:val="none"/>
-        </w:rPr>
-        <w:t>GIẢI PHÁP TỰ ĐỘNG CHẤM PHIẾU TRẮC NGHIỆM BẰNG OPENCV TRONG PYTHON</w:t>
-      </w:r>
-    </w:p>
-    <w:p>
-      <w:pPr>
-        <w:spacing w:before="100" w:beforeAutospacing="1" w:after="100" w:afterAutospacing="1" w:line="240" w:lineRule="auto"/>
-        <w:rPr>
-          <w:rFonts w:eastAsia="Times New Roman" w:cs="Times New Roman"/>
-          <w:color w:val="000000"/>
-          <w:kern w:val="0"/>
-          <w:szCs w:val="28"/>
-          <w14:ligatures w14:val="none"/>
-        </w:rPr>
-      </w:pPr>
-      <w:r>
-        <w:rPr>
-          <w:rStyle w:val="Heading1Char"/>
-        </w:rPr>
-        <w:t>1. Giới thiệu</w:t>
-      </w:r>
-      <w:r>
-        <w:rPr>
-          <w:rFonts w:eastAsia="Times New Roman" w:cs="Times New Roman"/>
-          <w:color w:val="000000"/>
-          <w:kern w:val="0"/>
-          <w:szCs w:val="28"/>
-          <w14:ligatures w14:val="none"/>
-        </w:rPr>
-        <w:br/>
-        <w:t>Trong bối cảnh giáo dục hiện đại, việc tự động hóa quy trình chấm điểm trắc nghiệm giúp giảm thiểu sai sót và tăng hiệu suất công việc. Bài viết này trình bày một hệ thống xử lý ảnh được viết bằng Python và sử dụng OpenCV nhằm trích xuất thông tin học sinh và kết quả trả lời từ các phiếu thi trắc nghiệm được quét (scan).</w:t>
-      </w:r>
-    </w:p>
-    <w:p>
-      <w:pPr>
-        <w:spacing w:before="100" w:beforeAutospacing="1" w:after="100" w:afterAutospacing="1" w:line="240" w:lineRule="auto"/>
-        <w:rPr>
-          <w:rFonts w:eastAsia="Times New Roman" w:cs="Times New Roman"/>
-          <w:color w:val="000000"/>
-          <w:kern w:val="0"/>
-          <w:szCs w:val="28"/>
-          <w14:ligatures w14:val="none"/>
-        </w:rPr>
-      </w:pPr>
-      <w:r>
-        <w:rPr>
-          <w:rStyle w:val="Heading1Char"/>
-        </w:rPr>
-        <w:t>2. Thư viện và khởi tạo</w:t>
-      </w:r>
-      <w:r>
-        <w:rPr>
-          <w:rFonts w:eastAsia="Times New Roman" w:cs="Times New Roman"/>
-          <w:color w:val="000000"/>
-          <w:kern w:val="0"/>
-          <w:szCs w:val="28"/>
-          <w14:ligatures w14:val="none"/>
-        </w:rPr>
-        <w:br/>
-        <w:t>Chương trình sử dụng các thư viện chính như </w:t>
-      </w:r>
-      <w:r>
-        <w:rPr>
-          <w:rFonts w:ascii="Courier New" w:eastAsia="Times New Roman" w:hAnsi="Courier New" w:cs="Courier New"/>
-          <w:color w:val="000000"/>
-          <w:kern w:val="0"/>
-          <w:szCs w:val="28"/>
-          <w14:ligatures w14:val="none"/>
-        </w:rPr>
-        <w:t>OpenCV</w:t>
-      </w:r>
-      <w:r>
-        <w:rPr>
-          <w:rFonts w:eastAsia="Times New Roman" w:cs="Times New Roman"/>
-          <w:color w:val="000000"/>
-          <w:kern w:val="0"/>
-          <w:szCs w:val="28"/>
-          <w14:ligatures w14:val="none"/>
-        </w:rPr>
-        <w:t>, </w:t>
-      </w:r>
-      <w:r>
-        <w:rPr>
-          <w:rFonts w:ascii="Courier New" w:eastAsia="Times New Roman" w:hAnsi="Courier New" w:cs="Courier New"/>
-          <w:color w:val="000000"/>
-          <w:kern w:val="0"/>
-          <w:szCs w:val="28"/>
-          <w14:ligatures w14:val="none"/>
-        </w:rPr>
-        <w:t>NumPy</w:t>
-      </w:r>
-      <w:r>
-        <w:rPr>
-          <w:rFonts w:eastAsia="Times New Roman" w:cs="Times New Roman"/>
-          <w:color w:val="000000"/>
-          <w:kern w:val="0"/>
-          <w:szCs w:val="28"/>
-          <w14:ligatures w14:val="none"/>
-        </w:rPr>
-        <w:t>, </w:t>
-      </w:r>
-      <w:r>
-        <w:rPr>
-          <w:rFonts w:ascii="Courier New" w:eastAsia="Times New Roman" w:hAnsi="Courier New" w:cs="Courier New"/>
-          <w:color w:val="000000"/>
-          <w:kern w:val="0"/>
-          <w:szCs w:val="28"/>
-          <w14:ligatures w14:val="none"/>
-        </w:rPr>
-        <w:t>imutils</w:t>
-      </w:r>
-      <w:r>
-        <w:rPr>
-          <w:rFonts w:eastAsia="Times New Roman" w:cs="Times New Roman"/>
-          <w:color w:val="000000"/>
-          <w:kern w:val="0"/>
-          <w:szCs w:val="28"/>
-          <w14:ligatures w14:val="none"/>
-        </w:rPr>
-        <w:t>, </w:t>
-      </w:r>
-      <w:r>
-        <w:rPr>
-          <w:rFonts w:ascii="Courier New" w:eastAsia="Times New Roman" w:hAnsi="Courier New" w:cs="Courier New"/>
-          <w:color w:val="000000"/>
-          <w:kern w:val="0"/>
-          <w:szCs w:val="28"/>
-          <w14:ligatures w14:val="none"/>
-        </w:rPr>
-        <w:t>scipy.stats</w:t>
-      </w:r>
-      <w:r>
-        <w:rPr>
-          <w:rFonts w:eastAsia="Times New Roman" w:cs="Times New Roman"/>
-          <w:color w:val="000000"/>
-          <w:kern w:val="0"/>
-          <w:szCs w:val="28"/>
-          <w14:ligatures w14:val="none"/>
-        </w:rPr>
-        <w:t> và </w:t>
-      </w:r>
-      <w:r>
-        <w:rPr>
-          <w:rFonts w:ascii="Courier New" w:eastAsia="Times New Roman" w:hAnsi="Courier New" w:cs="Courier New"/>
-          <w:color w:val="000000"/>
-          <w:kern w:val="0"/>
-          <w:szCs w:val="28"/>
-          <w14:ligatures w14:val="none"/>
-        </w:rPr>
-        <w:t>json</w:t>
-      </w:r>
-      <w:r>
-        <w:rPr>
-          <w:rFonts w:eastAsia="Times New Roman" w:cs="Times New Roman"/>
-          <w:color w:val="000000"/>
-          <w:kern w:val="0"/>
-          <w:szCs w:val="28"/>
-          <w14:ligatures w14:val="none"/>
-        </w:rPr>
-        <w:t> để hỗ trợ xử lý ảnh, thống kê và xuất dữ liệu. Ban đầu, hệ tọa độ của các ô chứa số báo danh, mã đề thi, và các câu trả lời được định nghĩa sẵn bằng các ma trận điểm (tọa độ pixel).</w:t>
-      </w:r>
-    </w:p>
-    <w:p>
-      <w:pPr>
-        <w:spacing w:before="100" w:beforeAutospacing="1" w:after="100" w:afterAutospacing="1" w:line="240" w:lineRule="auto"/>
-        <w:rPr>
-          <w:rFonts w:eastAsia="Times New Roman" w:cs="Times New Roman"/>
-          <w:color w:val="000000"/>
-          <w:kern w:val="0"/>
-          <w:szCs w:val="28"/>
-          <w14:ligatures w14:val="none"/>
-        </w:rPr>
-      </w:pPr>
-      <w:r>
-        <w:rPr>
-          <w:rStyle w:val="Heading1Char"/>
-        </w:rPr>
-        <w:t>3. Tiền xử lý ảnh</w:t>
-      </w:r>
-      <w:r>
-        <w:rPr>
-          <w:rFonts w:eastAsia="Times New Roman" w:cs="Times New Roman"/>
-          <w:color w:val="000000"/>
-          <w:kern w:val="0"/>
-          <w:szCs w:val="28"/>
-          <w14:ligatures w14:val="none"/>
-        </w:rPr>
-        <w:br/>
-        <w:t>Hàm </w:t>
-      </w:r>
-      <w:r>
-        <w:rPr>
-          <w:rFonts w:ascii="Courier New" w:eastAsia="Times New Roman" w:hAnsi="Courier New" w:cs="Courier New"/>
-          <w:color w:val="000000"/>
-          <w:kern w:val="0"/>
-          <w:szCs w:val="28"/>
-          <w14:ligatures w14:val="none"/>
-        </w:rPr>
-        <w:t>preprocess_image</w:t>
-      </w:r>
-      <w:r>
-        <w:rPr>
-          <w:rFonts w:eastAsia="Times New Roman" w:cs="Times New Roman"/>
-          <w:color w:val="000000"/>
-          <w:kern w:val="0"/>
-          <w:szCs w:val="28"/>
-          <w14:ligatures w14:val="none"/>
-        </w:rPr>
-        <w:t> thực hiện các bước như:</w:t>
-      </w:r>
-    </w:p>
-    <w:p>
-      <w:pPr>
+        </w:rPr>
+        <w:t>TỰ ĐỘNG CHẤM PHIẾU TRẮC NGHIỆM BẰNG</w:t>
+      </w:r>
+      <w:r>
+        <w:rPr>
+          <w:rStyle w:val="Strong"/>
+          <w:rFonts w:ascii="Arial" w:hAnsi="Arial" w:cs="Arial"/>
+          <w:color w:val="0E2841" w:themeColor="text2"/>
+          <w:sz w:val="44"/>
+          <w:szCs w:val="44"/>
+        </w:rPr>
+        <w:t xml:space="preserve"> THƯ</w:t>
+      </w:r>
+      <w:r>
+        <w:rPr>
+          <w:rStyle w:val="Strong"/>
+          <w:rFonts w:ascii="Arial" w:hAnsi="Arial" w:cs="Arial"/>
+          <w:color w:val="0E2841" w:themeColor="text2"/>
+          <w:sz w:val="44"/>
+          <w:szCs w:val="44"/>
+          <w:lang w:val="vi-VN"/>
+        </w:rPr>
+        <w:t xml:space="preserve"> VIỆN</w:t>
+      </w:r>
+      <w:r>
+        <w:rPr>
+          <w:rStyle w:val="Strong"/>
+          <w:rFonts w:ascii="Arial" w:hAnsi="Arial" w:cs="Arial"/>
+          <w:color w:val="0E2841" w:themeColor="text2"/>
+          <w:sz w:val="44"/>
+          <w:szCs w:val="44"/>
+        </w:rPr>
+        <w:t xml:space="preserve"> OPENCV</w:t>
+      </w:r>
+    </w:p>
+    <w:p>
+      <w:pPr>
+        <w:pStyle w:val="Heading1"/>
         <w:numPr>
           <w:ilvl w:val="0"/>
-          <w:numId w:val="1"/>
+          <w:numId w:val="16"/>
         </w:numPr>
-        <w:spacing w:before="100" w:beforeAutospacing="1" w:after="100" w:afterAutospacing="1" w:line="240" w:lineRule="auto"/>
-        <w:rPr>
-          <w:rFonts w:eastAsia="Times New Roman" w:cs="Times New Roman"/>
-          <w:color w:val="000000"/>
-          <w:kern w:val="0"/>
-          <w:szCs w:val="28"/>
-          <w14:ligatures w14:val="none"/>
-        </w:rPr>
-      </w:pPr>
-      <w:r>
-        <w:rPr>
-          <w:rFonts w:eastAsia="Times New Roman" w:cs="Times New Roman"/>
-          <w:color w:val="000000"/>
-          <w:kern w:val="0"/>
-          <w:szCs w:val="28"/>
-          <w14:ligatures w14:val="none"/>
-        </w:rPr>
-        <w:t>Chuyển ảnh sang thang độ xám.</w:t>
-      </w:r>
-    </w:p>
-    <w:p>
-      <w:pPr>
+      </w:pPr>
+      <w:r>
+        <w:rPr>
+          <w:rStyle w:val="Strong"/>
+          <w:b w:val="0"/>
+          <w:bCs w:val="0"/>
+        </w:rPr>
+        <w:t>Giới thiệu</w:t>
+      </w:r>
+    </w:p>
+    <w:p>
+      <w:pPr>
+        <w:pStyle w:val="NormalWeb"/>
+        <w:rPr>
+          <w:color w:val="000000"/>
+          <w:sz w:val="28"/>
+          <w:szCs w:val="28"/>
+        </w:rPr>
+      </w:pPr>
+      <w:r>
+        <w:rPr>
+          <w:color w:val="000000"/>
+          <w:sz w:val="28"/>
+          <w:szCs w:val="28"/>
+        </w:rPr>
+        <w:t>Trong giáo dục, đặc biệt là trong các kỳ thi trắc nghiệm, việc chấm điểm bằng tay rất mất thời gian và dễ sai sót. Bài viết này trình bày chi tiết một hệ thống phần mềm xử lý ảnh sử dụng thư viện OpenCV trong Python để trích xuất dữ liệu từ các phiếu trả lời trắc nghiệm. Hệ thống có thể nhận diện số báo danh, mã đề và các câu trả lời từ ảnh scan của phiếu thi. Kết quả đầu ra được lưu dưới dạng file</w:t>
+      </w:r>
+      <w:r>
+        <w:rPr>
+          <w:rStyle w:val="apple-converted-space"/>
+          <w:rFonts w:eastAsiaTheme="majorEastAsia"/>
+          <w:color w:val="000000"/>
+          <w:sz w:val="28"/>
+          <w:szCs w:val="28"/>
+        </w:rPr>
+        <w:t> </w:t>
+      </w:r>
+      <w:r>
+        <w:rPr>
+          <w:rStyle w:val="HTMLCode"/>
+          <w:rFonts w:eastAsiaTheme="majorEastAsia"/>
+          <w:color w:val="000000"/>
+          <w:sz w:val="28"/>
+          <w:szCs w:val="28"/>
+        </w:rPr>
+        <w:t>.json</w:t>
+      </w:r>
+      <w:r>
+        <w:rPr>
+          <w:color w:val="000000"/>
+          <w:sz w:val="28"/>
+          <w:szCs w:val="28"/>
+        </w:rPr>
+        <w:t>, có thể tích hợp vào các hệ thống quản lý điểm số.</w:t>
+      </w:r>
+    </w:p>
+    <w:p>
+      <w:pPr>
+        <w:rPr>
+          <w:szCs w:val="28"/>
+        </w:rPr>
+      </w:pPr>
+    </w:p>
+    <w:p>
+      <w:pPr>
+        <w:pStyle w:val="Heading1"/>
+        <w:ind w:left="284"/>
+      </w:pPr>
+      <w:r>
+        <w:rPr>
+          <w:rStyle w:val="Strong"/>
+          <w:b w:val="0"/>
+          <w:bCs w:val="0"/>
+        </w:rPr>
+        <w:t>Thành phần chính của chương trình</w:t>
+      </w:r>
+    </w:p>
+    <w:p>
+      <w:pPr>
+        <w:pStyle w:val="NormalWeb"/>
+        <w:rPr>
+          <w:color w:val="000000"/>
+          <w:sz w:val="28"/>
+          <w:szCs w:val="28"/>
+        </w:rPr>
+      </w:pPr>
+      <w:r>
+        <w:rPr>
+          <w:color w:val="000000"/>
+          <w:sz w:val="28"/>
+          <w:szCs w:val="28"/>
+        </w:rPr>
+        <w:t>Chương trình gồm các phần chính:</w:t>
+      </w:r>
+    </w:p>
+    <w:p>
+      <w:pPr>
+        <w:pStyle w:val="NormalWeb"/>
         <w:numPr>
           <w:ilvl w:val="0"/>
-          <w:numId w:val="1"/>
+          <w:numId w:val="3"/>
         </w:numPr>
-        <w:spacing w:before="100" w:beforeAutospacing="1" w:after="100" w:afterAutospacing="1" w:line="240" w:lineRule="auto"/>
-        <w:rPr>
-          <w:rFonts w:eastAsia="Times New Roman" w:cs="Times New Roman"/>
-          <w:color w:val="000000"/>
-          <w:kern w:val="0"/>
-          <w:szCs w:val="28"/>
-          <w14:ligatures w14:val="none"/>
-        </w:rPr>
-      </w:pPr>
-      <w:r>
-        <w:rPr>
-          <w:rFonts w:eastAsia="Times New Roman" w:cs="Times New Roman"/>
-          <w:color w:val="000000"/>
-          <w:kern w:val="0"/>
-          <w:szCs w:val="28"/>
-          <w14:ligatures w14:val="none"/>
-        </w:rPr>
-        <w:t>Áp dụng CLAHE để tăng cường tương phản.</w:t>
-      </w:r>
-    </w:p>
-    <w:p>
-      <w:pPr>
+        <w:rPr>
+          <w:color w:val="000000"/>
+          <w:sz w:val="28"/>
+          <w:szCs w:val="28"/>
+        </w:rPr>
+      </w:pPr>
+      <w:r>
+        <w:rPr>
+          <w:rStyle w:val="Strong"/>
+          <w:rFonts w:eastAsiaTheme="majorEastAsia"/>
+          <w:color w:val="000000"/>
+          <w:sz w:val="28"/>
+          <w:szCs w:val="28"/>
+        </w:rPr>
+        <w:t>Khởi tạo và cấu hình tọa độ:</w:t>
+      </w:r>
+      <w:r>
+        <w:rPr>
+          <w:rStyle w:val="apple-converted-space"/>
+          <w:rFonts w:eastAsiaTheme="majorEastAsia"/>
+          <w:color w:val="000000"/>
+          <w:sz w:val="28"/>
+          <w:szCs w:val="28"/>
+        </w:rPr>
+        <w:t> </w:t>
+      </w:r>
+      <w:r>
+        <w:rPr>
+          <w:color w:val="000000"/>
+          <w:sz w:val="28"/>
+          <w:szCs w:val="28"/>
+        </w:rPr>
+        <w:t>Tọa độ các vị trí của số báo danh, mã đề và đáp án được định nghĩa thủ công dựa trên mẫu phiếu chuẩn.</w:t>
+      </w:r>
+    </w:p>
+    <w:p>
+      <w:pPr>
+        <w:pStyle w:val="NormalWeb"/>
         <w:numPr>
           <w:ilvl w:val="0"/>
-          <w:numId w:val="1"/>
+          <w:numId w:val="3"/>
         </w:numPr>
-        <w:spacing w:before="100" w:beforeAutospacing="1" w:after="100" w:afterAutospacing="1" w:line="240" w:lineRule="auto"/>
-        <w:rPr>
-          <w:rFonts w:eastAsia="Times New Roman" w:cs="Times New Roman"/>
-          <w:color w:val="000000"/>
-          <w:kern w:val="0"/>
-          <w:szCs w:val="28"/>
-          <w14:ligatures w14:val="none"/>
-        </w:rPr>
-      </w:pPr>
-      <w:r>
-        <w:rPr>
-          <w:rFonts w:eastAsia="Times New Roman" w:cs="Times New Roman"/>
-          <w:color w:val="000000"/>
-          <w:kern w:val="0"/>
-          <w:szCs w:val="28"/>
-          <w14:ligatures w14:val="none"/>
-        </w:rPr>
-        <w:t>Lọc nhiễu bằng kỹ thuật </w:t>
-      </w:r>
-      <w:r>
-        <w:rPr>
-          <w:rFonts w:ascii="Courier New" w:eastAsia="Times New Roman" w:hAnsi="Courier New" w:cs="Courier New"/>
-          <w:color w:val="000000"/>
-          <w:kern w:val="0"/>
-          <w:szCs w:val="28"/>
-          <w14:ligatures w14:val="none"/>
-        </w:rPr>
-        <w:t>fastNlMeansDenoising</w:t>
-      </w:r>
-      <w:r>
-        <w:rPr>
-          <w:rFonts w:eastAsia="Times New Roman" w:cs="Times New Roman"/>
-          <w:color w:val="000000"/>
-          <w:kern w:val="0"/>
-          <w:szCs w:val="28"/>
-          <w14:ligatures w14:val="none"/>
-        </w:rPr>
-        <w:t>.</w:t>
-      </w:r>
-    </w:p>
-    <w:p>
-      <w:pPr>
+        <w:rPr>
+          <w:color w:val="000000"/>
+          <w:sz w:val="28"/>
+          <w:szCs w:val="28"/>
+        </w:rPr>
+      </w:pPr>
+      <w:r>
+        <w:rPr>
+          <w:rStyle w:val="Strong"/>
+          <w:rFonts w:eastAsiaTheme="majorEastAsia"/>
+          <w:color w:val="000000"/>
+          <w:sz w:val="28"/>
+          <w:szCs w:val="28"/>
+        </w:rPr>
+        <w:t>Tiền xử lý ảnh:</w:t>
+      </w:r>
+      <w:r>
+        <w:rPr>
+          <w:rStyle w:val="apple-converted-space"/>
+          <w:rFonts w:eastAsiaTheme="majorEastAsia"/>
+          <w:color w:val="000000"/>
+          <w:sz w:val="28"/>
+          <w:szCs w:val="28"/>
+        </w:rPr>
+        <w:t> </w:t>
+      </w:r>
+      <w:r>
+        <w:rPr>
+          <w:color w:val="000000"/>
+          <w:sz w:val="28"/>
+          <w:szCs w:val="28"/>
+        </w:rPr>
+        <w:t>Biến đổi ảnh về dạng nhị phân rõ nét.</w:t>
+      </w:r>
+    </w:p>
+    <w:p>
+      <w:pPr>
+        <w:pStyle w:val="NormalWeb"/>
         <w:numPr>
           <w:ilvl w:val="0"/>
-          <w:numId w:val="1"/>
+          <w:numId w:val="3"/>
         </w:numPr>
-        <w:spacing w:before="100" w:beforeAutospacing="1" w:after="100" w:afterAutospacing="1" w:line="240" w:lineRule="auto"/>
-        <w:rPr>
-          <w:rFonts w:eastAsia="Times New Roman" w:cs="Times New Roman"/>
-          <w:color w:val="000000"/>
-          <w:kern w:val="0"/>
-          <w:szCs w:val="28"/>
-          <w14:ligatures w14:val="none"/>
-        </w:rPr>
-      </w:pPr>
-      <w:r>
-        <w:rPr>
-          <w:rFonts w:eastAsia="Times New Roman" w:cs="Times New Roman"/>
-          <w:color w:val="000000"/>
-          <w:kern w:val="0"/>
-          <w:szCs w:val="28"/>
-          <w14:ligatures w14:val="none"/>
-        </w:rPr>
-        <w:t>Áp dụng ngưỡng thích nghi để nhị phân hóa ảnh.</w:t>
-      </w:r>
-    </w:p>
-    <w:p>
-      <w:pPr>
-        <w:spacing w:before="100" w:beforeAutospacing="1" w:after="100" w:afterAutospacing="1" w:line="240" w:lineRule="auto"/>
-        <w:rPr>
-          <w:rFonts w:eastAsia="Times New Roman" w:cs="Times New Roman"/>
-          <w:color w:val="000000"/>
-          <w:kern w:val="0"/>
-          <w:szCs w:val="28"/>
-          <w14:ligatures w14:val="none"/>
-        </w:rPr>
-      </w:pPr>
-      <w:r>
-        <w:rPr>
-          <w:rStyle w:val="Heading1Char"/>
-        </w:rPr>
-        <w:t>4. Tách các phần của phiếu</w:t>
-      </w:r>
-      <w:r>
-        <w:rPr>
-          <w:rStyle w:val="Heading1Char"/>
-        </w:rPr>
-        <w:br/>
-      </w:r>
-      <w:r>
-        <w:rPr>
-          <w:rFonts w:eastAsia="Times New Roman" w:cs="Times New Roman"/>
-          <w:color w:val="000000"/>
-          <w:kern w:val="0"/>
-          <w:szCs w:val="28"/>
-          <w14:ligatures w14:val="none"/>
-        </w:rPr>
-        <w:t>Hàm </w:t>
-      </w:r>
-      <w:r>
-        <w:rPr>
-          <w:rFonts w:ascii="Courier New" w:eastAsia="Times New Roman" w:hAnsi="Courier New" w:cs="Courier New"/>
-          <w:color w:val="000000"/>
-          <w:kern w:val="0"/>
-          <w:szCs w:val="28"/>
-          <w14:ligatures w14:val="none"/>
-        </w:rPr>
-        <w:t>find_part</w:t>
-      </w:r>
-      <w:r>
-        <w:rPr>
-          <w:rFonts w:eastAsia="Times New Roman" w:cs="Times New Roman"/>
-          <w:color w:val="000000"/>
-          <w:kern w:val="0"/>
-          <w:szCs w:val="28"/>
-          <w14:ligatures w14:val="none"/>
-        </w:rPr>
-        <w:t> chia ảnh gốc thành các phần tương ứng gồm thông tin học sinh, phần thi 1, phần thi 2 và phần điền cụm từ. Điều này giúp xử lý và phân tích từng phần dễ dàng hơn.</w:t>
-      </w:r>
-    </w:p>
-    <w:p>
-      <w:pPr>
-        <w:spacing w:before="100" w:beforeAutospacing="1" w:after="100" w:afterAutospacing="1" w:line="240" w:lineRule="auto"/>
-        <w:rPr>
-          <w:rFonts w:eastAsia="Times New Roman" w:cs="Times New Roman"/>
-          <w:color w:val="000000"/>
-          <w:kern w:val="0"/>
-          <w:szCs w:val="28"/>
-          <w14:ligatures w14:val="none"/>
-        </w:rPr>
-      </w:pPr>
-      <w:r>
-        <w:rPr>
-          <w:rStyle w:val="Heading1Char"/>
-        </w:rPr>
-        <w:t>5. Đồng nhất hình học (Homography)</w:t>
-      </w:r>
-      <w:r>
-        <w:rPr>
-          <w:rFonts w:eastAsia="Times New Roman" w:cs="Times New Roman"/>
-          <w:color w:val="000000"/>
-          <w:kern w:val="0"/>
-          <w:szCs w:val="28"/>
-          <w14:ligatures w14:val="none"/>
-        </w:rPr>
-        <w:br/>
-        <w:t>Kỹ thuật </w:t>
-      </w:r>
-      <w:r>
-        <w:rPr>
-          <w:rFonts w:ascii="Courier New" w:eastAsia="Times New Roman" w:hAnsi="Courier New" w:cs="Courier New"/>
-          <w:color w:val="000000"/>
-          <w:kern w:val="0"/>
-          <w:szCs w:val="28"/>
-          <w14:ligatures w14:val="none"/>
-        </w:rPr>
-        <w:t>homography</w:t>
-      </w:r>
-      <w:r>
-        <w:rPr>
-          <w:rFonts w:eastAsia="Times New Roman" w:cs="Times New Roman"/>
-          <w:color w:val="000000"/>
-          <w:kern w:val="0"/>
-          <w:szCs w:val="28"/>
-          <w14:ligatures w14:val="none"/>
-        </w:rPr>
-        <w:t> được dùng để hiệu chỉnh (deskew) và căn chỉnh ảnh phiếu quét với mẫu chuẩn. AKAZE được dùng để phát hiện và mô tả các đặc trưng, từ đó tính ma trận biến đổi để đưa phiếu về dạng chuẩn.</w:t>
-      </w:r>
-    </w:p>
-    <w:p>
-      <w:pPr>
-        <w:pStyle w:val="Heading1"/>
-        <w:rPr>
-          <w:rFonts w:eastAsia="Times New Roman"/>
-        </w:rPr>
-      </w:pPr>
-      <w:r>
-        <w:rPr>
-          <w:rFonts w:eastAsia="Times New Roman"/>
-        </w:rPr>
-        <w:lastRenderedPageBreak/>
-        <w:t>6. Phát hiện và xử lý đáp án</w:t>
-      </w:r>
-    </w:p>
-    <w:p>
-      <w:pPr>
+        <w:rPr>
+          <w:color w:val="000000"/>
+          <w:sz w:val="28"/>
+          <w:szCs w:val="28"/>
+        </w:rPr>
+      </w:pPr>
+      <w:r>
+        <w:rPr>
+          <w:rStyle w:val="Strong"/>
+          <w:rFonts w:eastAsiaTheme="majorEastAsia"/>
+          <w:color w:val="000000"/>
+          <w:sz w:val="28"/>
+          <w:szCs w:val="28"/>
+        </w:rPr>
+        <w:t>Phát hiện và cắt các vùng thông tin:</w:t>
+      </w:r>
+      <w:r>
+        <w:rPr>
+          <w:rStyle w:val="apple-converted-space"/>
+          <w:rFonts w:eastAsiaTheme="majorEastAsia"/>
+          <w:color w:val="000000"/>
+          <w:sz w:val="28"/>
+          <w:szCs w:val="28"/>
+        </w:rPr>
+        <w:t> </w:t>
+      </w:r>
+      <w:r>
+        <w:rPr>
+          <w:color w:val="000000"/>
+          <w:sz w:val="28"/>
+          <w:szCs w:val="28"/>
+        </w:rPr>
+        <w:t>Cắt từng phần của phiếu (thông tin cá nhân, đáp án phần 1, phần 2, phần 3).</w:t>
+      </w:r>
+    </w:p>
+    <w:p>
+      <w:pPr>
+        <w:pStyle w:val="NormalWeb"/>
         <w:numPr>
           <w:ilvl w:val="0"/>
-          <w:numId w:val="2"/>
+          <w:numId w:val="3"/>
         </w:numPr>
-        <w:spacing w:before="100" w:beforeAutospacing="1" w:after="100" w:afterAutospacing="1" w:line="240" w:lineRule="auto"/>
-        <w:rPr>
-          <w:rFonts w:eastAsia="Times New Roman" w:cs="Times New Roman"/>
-          <w:color w:val="000000"/>
-          <w:kern w:val="0"/>
-          <w:szCs w:val="28"/>
-          <w14:ligatures w14:val="none"/>
-        </w:rPr>
-      </w:pPr>
-      <w:r>
-        <w:rPr>
-          <w:rFonts w:eastAsia="Times New Roman" w:cs="Times New Roman"/>
-          <w:b/>
-          <w:bCs/>
-          <w:color w:val="000000"/>
-          <w:kern w:val="0"/>
-          <w:szCs w:val="28"/>
-          <w14:ligatures w14:val="none"/>
-        </w:rPr>
-        <w:t>Hàm </w:t>
-      </w:r>
-      <w:r>
-        <w:rPr>
-          <w:rFonts w:ascii="Courier New" w:eastAsia="Times New Roman" w:hAnsi="Courier New" w:cs="Courier New"/>
-          <w:b/>
-          <w:bCs/>
-          <w:color w:val="000000"/>
-          <w:kern w:val="0"/>
-          <w:szCs w:val="28"/>
-          <w14:ligatures w14:val="none"/>
-        </w:rPr>
-        <w:t>get_info</w:t>
-      </w:r>
-      <w:r>
-        <w:rPr>
-          <w:rFonts w:eastAsia="Times New Roman" w:cs="Times New Roman"/>
-          <w:b/>
-          <w:bCs/>
-          <w:color w:val="000000"/>
-          <w:kern w:val="0"/>
-          <w:szCs w:val="28"/>
-          <w14:ligatures w14:val="none"/>
-        </w:rPr>
-        <w:t>:</w:t>
-      </w:r>
-      <w:r>
-        <w:rPr>
-          <w:rFonts w:eastAsia="Times New Roman" w:cs="Times New Roman"/>
-          <w:color w:val="000000"/>
-          <w:kern w:val="0"/>
-          <w:szCs w:val="28"/>
-          <w14:ligatures w14:val="none"/>
-        </w:rPr>
-        <w:t> trích xuất số báo danh (SBD) và mã đề thi (MDT).</w:t>
-      </w:r>
-    </w:p>
-    <w:p>
-      <w:pPr>
+        <w:rPr>
+          <w:color w:val="000000"/>
+          <w:sz w:val="28"/>
+          <w:szCs w:val="28"/>
+        </w:rPr>
+      </w:pPr>
+      <w:r>
+        <w:rPr>
+          <w:rStyle w:val="Strong"/>
+          <w:rFonts w:eastAsiaTheme="majorEastAsia"/>
+          <w:color w:val="000000"/>
+          <w:sz w:val="28"/>
+          <w:szCs w:val="28"/>
+        </w:rPr>
+        <w:t>Chuyển đổi hình học (homography):</w:t>
+      </w:r>
+      <w:r>
+        <w:rPr>
+          <w:rStyle w:val="apple-converted-space"/>
+          <w:rFonts w:eastAsiaTheme="majorEastAsia"/>
+          <w:color w:val="000000"/>
+          <w:sz w:val="28"/>
+          <w:szCs w:val="28"/>
+        </w:rPr>
+        <w:t> </w:t>
+      </w:r>
+      <w:r>
+        <w:rPr>
+          <w:color w:val="000000"/>
+          <w:sz w:val="28"/>
+          <w:szCs w:val="28"/>
+        </w:rPr>
+        <w:t>Hiệu chỉnh ảnh phiếu về cùng kích thước và góc nhìn với mẫu.</w:t>
+      </w:r>
+    </w:p>
+    <w:p>
+      <w:pPr>
+        <w:pStyle w:val="NormalWeb"/>
         <w:numPr>
           <w:ilvl w:val="0"/>
-          <w:numId w:val="2"/>
+          <w:numId w:val="3"/>
         </w:numPr>
-        <w:spacing w:before="100" w:beforeAutospacing="1" w:after="100" w:afterAutospacing="1" w:line="240" w:lineRule="auto"/>
-        <w:rPr>
-          <w:rFonts w:eastAsia="Times New Roman" w:cs="Times New Roman"/>
-          <w:color w:val="000000"/>
-          <w:kern w:val="0"/>
-          <w:szCs w:val="28"/>
-          <w14:ligatures w14:val="none"/>
-        </w:rPr>
-      </w:pPr>
-      <w:r>
-        <w:rPr>
-          <w:rFonts w:eastAsia="Times New Roman" w:cs="Times New Roman"/>
-          <w:b/>
-          <w:bCs/>
-          <w:color w:val="000000"/>
-          <w:kern w:val="0"/>
-          <w:szCs w:val="28"/>
-          <w14:ligatures w14:val="none"/>
-        </w:rPr>
-        <w:t>Hàm </w:t>
-      </w:r>
-      <w:r>
-        <w:rPr>
-          <w:rFonts w:ascii="Courier New" w:eastAsia="Times New Roman" w:hAnsi="Courier New" w:cs="Courier New"/>
-          <w:b/>
-          <w:bCs/>
-          <w:color w:val="000000"/>
-          <w:kern w:val="0"/>
-          <w:szCs w:val="28"/>
-          <w14:ligatures w14:val="none"/>
-        </w:rPr>
-        <w:t>get_part_1</w:t>
-      </w:r>
-      <w:r>
-        <w:rPr>
-          <w:rFonts w:eastAsia="Times New Roman" w:cs="Times New Roman"/>
-          <w:b/>
-          <w:bCs/>
-          <w:color w:val="000000"/>
-          <w:kern w:val="0"/>
-          <w:szCs w:val="28"/>
-          <w14:ligatures w14:val="none"/>
-        </w:rPr>
-        <w:t>, </w:t>
-      </w:r>
-      <w:r>
-        <w:rPr>
-          <w:rFonts w:ascii="Courier New" w:eastAsia="Times New Roman" w:hAnsi="Courier New" w:cs="Courier New"/>
-          <w:b/>
-          <w:bCs/>
-          <w:color w:val="000000"/>
-          <w:kern w:val="0"/>
-          <w:szCs w:val="28"/>
-          <w14:ligatures w14:val="none"/>
-        </w:rPr>
-        <w:t>get_part_2</w:t>
-      </w:r>
-      <w:r>
-        <w:rPr>
-          <w:rFonts w:eastAsia="Times New Roman" w:cs="Times New Roman"/>
-          <w:b/>
-          <w:bCs/>
-          <w:color w:val="000000"/>
-          <w:kern w:val="0"/>
-          <w:szCs w:val="28"/>
-          <w14:ligatures w14:val="none"/>
-        </w:rPr>
-        <w:t>, </w:t>
-      </w:r>
-      <w:r>
-        <w:rPr>
-          <w:rFonts w:ascii="Courier New" w:eastAsia="Times New Roman" w:hAnsi="Courier New" w:cs="Courier New"/>
-          <w:b/>
-          <w:bCs/>
-          <w:color w:val="000000"/>
-          <w:kern w:val="0"/>
-          <w:szCs w:val="28"/>
-          <w14:ligatures w14:val="none"/>
-        </w:rPr>
-        <w:t>get_part_3</w:t>
-      </w:r>
-      <w:r>
-        <w:rPr>
-          <w:rFonts w:eastAsia="Times New Roman" w:cs="Times New Roman"/>
-          <w:b/>
-          <w:bCs/>
-          <w:color w:val="000000"/>
-          <w:kern w:val="0"/>
-          <w:szCs w:val="28"/>
-          <w14:ligatures w14:val="none"/>
-        </w:rPr>
-        <w:t>:</w:t>
-      </w:r>
-      <w:r>
-        <w:rPr>
-          <w:rFonts w:eastAsia="Times New Roman" w:cs="Times New Roman"/>
-          <w:color w:val="000000"/>
-          <w:kern w:val="0"/>
-          <w:szCs w:val="28"/>
-          <w14:ligatures w14:val="none"/>
-        </w:rPr>
-        <w:t> lần lượt phân tích và xác định các đáp án phần 1 (chọn A–D), phần 2 (chọn Đúng/Sai), và phần 3 (điền cụm từ).</w:t>
-      </w:r>
-    </w:p>
-    <w:p>
-      <w:pPr>
+        <w:rPr>
+          <w:color w:val="000000"/>
+          <w:sz w:val="28"/>
+          <w:szCs w:val="28"/>
+        </w:rPr>
+      </w:pPr>
+      <w:r>
+        <w:rPr>
+          <w:rStyle w:val="Strong"/>
+          <w:rFonts w:eastAsiaTheme="majorEastAsia"/>
+          <w:color w:val="000000"/>
+          <w:sz w:val="28"/>
+          <w:szCs w:val="28"/>
+        </w:rPr>
+        <w:t>Phân tích và trích xuất đáp án:</w:t>
+      </w:r>
+      <w:r>
+        <w:rPr>
+          <w:rStyle w:val="apple-converted-space"/>
+          <w:rFonts w:eastAsiaTheme="majorEastAsia"/>
+          <w:color w:val="000000"/>
+          <w:sz w:val="28"/>
+          <w:szCs w:val="28"/>
+        </w:rPr>
+        <w:t> </w:t>
+      </w:r>
+      <w:r>
+        <w:rPr>
+          <w:color w:val="000000"/>
+          <w:sz w:val="28"/>
+          <w:szCs w:val="28"/>
+        </w:rPr>
+        <w:t>Dựa trên việc xác định các ô được tô đậm.</w:t>
+      </w:r>
+    </w:p>
+    <w:p>
+      <w:pPr>
+        <w:pStyle w:val="NormalWeb"/>
         <w:numPr>
           <w:ilvl w:val="0"/>
-          <w:numId w:val="2"/>
+          <w:numId w:val="3"/>
         </w:numPr>
-        <w:spacing w:before="100" w:beforeAutospacing="1" w:after="100" w:afterAutospacing="1" w:line="240" w:lineRule="auto"/>
-        <w:rPr>
-          <w:rFonts w:eastAsia="Times New Roman" w:cs="Times New Roman"/>
-          <w:color w:val="000000"/>
-          <w:kern w:val="0"/>
-          <w:szCs w:val="28"/>
-          <w14:ligatures w14:val="none"/>
-        </w:rPr>
-      </w:pPr>
-      <w:r>
-        <w:rPr>
-          <w:rFonts w:eastAsia="Times New Roman" w:cs="Times New Roman"/>
-          <w:color w:val="000000"/>
-          <w:kern w:val="0"/>
-          <w:szCs w:val="28"/>
-          <w14:ligatures w14:val="none"/>
-        </w:rPr>
-        <w:t>Các hàm sử dụng thuật toán phát hiện vòng tròn được tô dựa trên tỷ lệ pixel đã tô so với tổng số pixel.</w:t>
-      </w:r>
-    </w:p>
-    <w:p>
-      <w:pPr>
-        <w:spacing w:before="100" w:beforeAutospacing="1" w:after="100" w:afterAutospacing="1" w:line="240" w:lineRule="auto"/>
-        <w:rPr>
-          <w:rFonts w:eastAsia="Times New Roman" w:cs="Times New Roman"/>
-          <w:color w:val="000000"/>
-          <w:kern w:val="0"/>
-          <w:szCs w:val="28"/>
-          <w14:ligatures w14:val="none"/>
-        </w:rPr>
-      </w:pPr>
-      <w:r>
-        <w:rPr>
-          <w:rStyle w:val="Heading1Char"/>
-        </w:rPr>
-        <w:t>7. Ghi kết quả ra file JSON và hiển thị</w:t>
-      </w:r>
-      <w:r>
-        <w:rPr>
-          <w:rFonts w:eastAsia="Times New Roman" w:cs="Times New Roman"/>
-          <w:color w:val="000000"/>
-          <w:kern w:val="0"/>
-          <w:szCs w:val="28"/>
-          <w14:ligatures w14:val="none"/>
-        </w:rPr>
-        <w:br/>
-        <w:t>Sau khi phân tích hoàn tất, thông tin được lưu vào file </w:t>
-      </w:r>
-      <w:r>
-        <w:rPr>
-          <w:rFonts w:ascii="Courier New" w:eastAsia="Times New Roman" w:hAnsi="Courier New" w:cs="Courier New"/>
-          <w:color w:val="000000"/>
-          <w:kern w:val="0"/>
-          <w:szCs w:val="28"/>
-          <w14:ligatures w14:val="none"/>
-        </w:rPr>
-        <w:t>.json</w:t>
-      </w:r>
-      <w:r>
-        <w:rPr>
-          <w:rFonts w:eastAsia="Times New Roman" w:cs="Times New Roman"/>
-          <w:color w:val="000000"/>
-          <w:kern w:val="0"/>
-          <w:szCs w:val="28"/>
-          <w14:ligatures w14:val="none"/>
-        </w:rPr>
-        <w:t> trong thư mục </w:t>
-      </w:r>
-      <w:r>
-        <w:rPr>
-          <w:rFonts w:ascii="Courier New" w:eastAsia="Times New Roman" w:hAnsi="Courier New" w:cs="Courier New"/>
-          <w:color w:val="000000"/>
-          <w:kern w:val="0"/>
-          <w:szCs w:val="28"/>
-          <w14:ligatures w14:val="none"/>
-        </w:rPr>
-        <w:t>Json</w:t>
-      </w:r>
-      <w:r>
-        <w:rPr>
-          <w:rFonts w:eastAsia="Times New Roman" w:cs="Times New Roman"/>
-          <w:color w:val="000000"/>
-          <w:kern w:val="0"/>
-          <w:szCs w:val="28"/>
-          <w14:ligatures w14:val="none"/>
-        </w:rPr>
-        <w:t>, bao gồm thông tin SBD, MDT và câu trả lời. Đồng thời, ảnh phiếu được lưu lại với các vòng tròn đã được đánh dấu để minh họa phần mềm đã chấm được những gì.</w:t>
-      </w:r>
-    </w:p>
-    <w:p>
-      <w:pPr>
-        <w:spacing w:before="100" w:beforeAutospacing="1" w:after="100" w:afterAutospacing="1" w:line="240" w:lineRule="auto"/>
-        <w:rPr>
-          <w:rFonts w:eastAsia="Times New Roman" w:cs="Times New Roman"/>
-          <w:color w:val="000000"/>
-          <w:kern w:val="0"/>
-          <w:szCs w:val="28"/>
-          <w14:ligatures w14:val="none"/>
-        </w:rPr>
-      </w:pPr>
-      <w:r>
-        <w:rPr>
-          <w:rStyle w:val="Heading1Char"/>
-        </w:rPr>
-        <w:t>8. Hàm chính cham_phieu</w:t>
-      </w:r>
-      <w:r>
-        <w:rPr>
-          <w:rFonts w:eastAsia="Times New Roman" w:cs="Times New Roman"/>
-          <w:color w:val="000000"/>
-          <w:kern w:val="0"/>
-          <w:szCs w:val="28"/>
-          <w14:ligatures w14:val="none"/>
-        </w:rPr>
-        <w:br/>
-        <w:t>Đây là điểm khởi đầu chính, nơi gọi toàn bộ các hàm xử lý. Nó nhận vào đường dẫn ảnh phiếu, chạy toàn bộ pipeline từ tiền xử lý đến lưu kết quả.</w:t>
-      </w:r>
-    </w:p>
-    <w:p>
-      <w:pPr>
-        <w:spacing w:before="100" w:beforeAutospacing="1" w:after="100" w:afterAutospacing="1" w:line="240" w:lineRule="auto"/>
-        <w:rPr>
-          <w:rFonts w:eastAsia="Times New Roman" w:cs="Times New Roman"/>
-          <w:color w:val="000000"/>
-          <w:kern w:val="0"/>
-          <w:szCs w:val="28"/>
-          <w14:ligatures w14:val="none"/>
-        </w:rPr>
-      </w:pPr>
-      <w:r>
-        <w:rPr>
-          <w:rStyle w:val="Heading1Char"/>
-        </w:rPr>
-        <w:t>9. Kết luận</w:t>
-      </w:r>
-      <w:r>
-        <w:rPr>
-          <w:rFonts w:eastAsia="Times New Roman" w:cs="Times New Roman"/>
-          <w:color w:val="000000"/>
-          <w:kern w:val="0"/>
-          <w:szCs w:val="28"/>
-          <w14:ligatures w14:val="none"/>
-        </w:rPr>
-        <w:br/>
-        <w:t>Bộ mã nguồn trên là một ví dụ điển hình cho việc áp dụng xử lý ảnh và thị giác máy tính vào lĩnh vực giáo dục. Với khả năng tự động hóa cao và độ chính xác tốt, giải pháp này có thể được mở rộng để chấm nhiều dạng đề thi khác nhau, hỗ trợ hiệu quả cho giáo viên và nhà trường trong việc tổ chức thi cử.</w:t>
-      </w:r>
-    </w:p>
-    <w:p>
-      <w:pPr>
-        <w:spacing w:after="0" w:line="240" w:lineRule="auto"/>
-        <w:rPr>
-          <w:rFonts w:eastAsia="Times New Roman" w:cs="Times New Roman"/>
-          <w:kern w:val="0"/>
-          <w:szCs w:val="28"/>
-          <w14:ligatures w14:val="none"/>
-        </w:rPr>
-      </w:pPr>
+        <w:rPr>
+          <w:color w:val="000000"/>
+          <w:sz w:val="28"/>
+          <w:szCs w:val="28"/>
+        </w:rPr>
+      </w:pPr>
+      <w:r>
+        <w:rPr>
+          <w:rStyle w:val="Strong"/>
+          <w:rFonts w:eastAsiaTheme="majorEastAsia"/>
+          <w:color w:val="000000"/>
+          <w:sz w:val="28"/>
+          <w:szCs w:val="28"/>
+        </w:rPr>
+        <w:t>Xuất kết quả ra JSON và lưu ảnh gốc với đánh dấu.</w:t>
+      </w:r>
+    </w:p>
+    <w:p>
+      <w:pPr>
+        <w:pStyle w:val="Heading2"/>
+        <w:ind w:left="284"/>
+      </w:pPr>
+      <w:r>
+        <w:t>Khai báo và thiết lập ban đầu</w:t>
+      </w:r>
+    </w:p>
+    <w:p>
+      <w:pPr>
+        <w:pStyle w:val="HTMLPreformatted"/>
+        <w:ind w:left="720"/>
+        <w:rPr>
+          <w:rStyle w:val="HTMLCode"/>
+          <w:rFonts w:eastAsiaTheme="majorEastAsia"/>
+          <w:color w:val="000000"/>
+          <w:sz w:val="28"/>
+          <w:szCs w:val="28"/>
+        </w:rPr>
+      </w:pPr>
+      <w:r>
+        <w:rPr>
+          <w:rStyle w:val="HTMLCode"/>
+          <w:rFonts w:eastAsiaTheme="majorEastAsia"/>
+          <w:color w:val="000000"/>
+          <w:sz w:val="28"/>
+          <w:szCs w:val="28"/>
+        </w:rPr>
+        <w:t>import cv2</w:t>
+      </w:r>
+    </w:p>
+    <w:p>
+      <w:pPr>
+        <w:pStyle w:val="HTMLPreformatted"/>
+        <w:ind w:left="720"/>
+        <w:rPr>
+          <w:rStyle w:val="HTMLCode"/>
+          <w:rFonts w:eastAsiaTheme="majorEastAsia"/>
+          <w:color w:val="000000"/>
+          <w:sz w:val="28"/>
+          <w:szCs w:val="28"/>
+        </w:rPr>
+      </w:pPr>
+      <w:r>
+        <w:rPr>
+          <w:rStyle w:val="HTMLCode"/>
+          <w:rFonts w:eastAsiaTheme="majorEastAsia"/>
+          <w:color w:val="000000"/>
+          <w:sz w:val="28"/>
+          <w:szCs w:val="28"/>
+        </w:rPr>
+        <w:t>import numpy as np</w:t>
+      </w:r>
+    </w:p>
+    <w:p>
+      <w:pPr>
+        <w:pStyle w:val="HTMLPreformatted"/>
+        <w:ind w:left="720"/>
+        <w:rPr>
+          <w:rStyle w:val="HTMLCode"/>
+          <w:rFonts w:eastAsiaTheme="majorEastAsia"/>
+          <w:color w:val="000000"/>
+          <w:sz w:val="28"/>
+          <w:szCs w:val="28"/>
+        </w:rPr>
+      </w:pPr>
+      <w:r>
+        <w:rPr>
+          <w:rStyle w:val="HTMLCode"/>
+          <w:rFonts w:eastAsiaTheme="majorEastAsia"/>
+          <w:color w:val="000000"/>
+          <w:sz w:val="28"/>
+          <w:szCs w:val="28"/>
+        </w:rPr>
+        <w:t>import os</w:t>
+      </w:r>
+    </w:p>
+    <w:p>
+      <w:pPr>
+        <w:pStyle w:val="HTMLPreformatted"/>
+        <w:ind w:left="720"/>
+        <w:rPr>
+          <w:rStyle w:val="HTMLCode"/>
+          <w:rFonts w:eastAsiaTheme="majorEastAsia"/>
+          <w:color w:val="000000"/>
+          <w:sz w:val="28"/>
+          <w:szCs w:val="28"/>
+        </w:rPr>
+      </w:pPr>
+      <w:r>
+        <w:rPr>
+          <w:rStyle w:val="HTMLCode"/>
+          <w:rFonts w:eastAsiaTheme="majorEastAsia"/>
+          <w:color w:val="000000"/>
+          <w:sz w:val="28"/>
+          <w:szCs w:val="28"/>
+        </w:rPr>
+        <w:t>import json</w:t>
+      </w:r>
+    </w:p>
+    <w:p>
+      <w:pPr>
+        <w:pStyle w:val="NormalWeb"/>
+        <w:ind w:firstLine="360"/>
+        <w:rPr>
+          <w:color w:val="000000"/>
+          <w:sz w:val="28"/>
+          <w:szCs w:val="28"/>
+        </w:rPr>
+      </w:pPr>
+      <w:r>
+        <w:rPr>
+          <w:color w:val="000000"/>
+          <w:sz w:val="28"/>
+          <w:szCs w:val="28"/>
+        </w:rPr>
+        <w:t>Các thư viện được sử dụng gồm:</w:t>
+      </w:r>
+    </w:p>
+    <w:p>
+      <w:pPr>
+        <w:pStyle w:val="NormalWeb"/>
+        <w:numPr>
+          <w:ilvl w:val="0"/>
+          <w:numId w:val="4"/>
+        </w:numPr>
+        <w:rPr>
+          <w:color w:val="000000"/>
+          <w:sz w:val="28"/>
+          <w:szCs w:val="28"/>
+        </w:rPr>
+      </w:pPr>
+      <w:r>
+        <w:rPr>
+          <w:rStyle w:val="HTMLCode"/>
+          <w:rFonts w:eastAsiaTheme="majorEastAsia"/>
+          <w:color w:val="000000"/>
+          <w:sz w:val="28"/>
+          <w:szCs w:val="28"/>
+        </w:rPr>
+        <w:t>cv2</w:t>
+      </w:r>
+      <w:r>
+        <w:rPr>
+          <w:color w:val="000000"/>
+          <w:sz w:val="28"/>
+          <w:szCs w:val="28"/>
+        </w:rPr>
+        <w:t>: Xử lý ảnh.</w:t>
+      </w:r>
+    </w:p>
+    <w:p>
+      <w:pPr>
+        <w:pStyle w:val="NormalWeb"/>
+        <w:numPr>
+          <w:ilvl w:val="0"/>
+          <w:numId w:val="4"/>
+        </w:numPr>
+        <w:rPr>
+          <w:color w:val="000000"/>
+          <w:sz w:val="28"/>
+          <w:szCs w:val="28"/>
+        </w:rPr>
+      </w:pPr>
+      <w:r>
+        <w:rPr>
+          <w:rStyle w:val="HTMLCode"/>
+          <w:rFonts w:eastAsiaTheme="majorEastAsia"/>
+          <w:color w:val="000000"/>
+          <w:sz w:val="28"/>
+          <w:szCs w:val="28"/>
+        </w:rPr>
+        <w:t>numpy</w:t>
+      </w:r>
+      <w:r>
+        <w:rPr>
+          <w:color w:val="000000"/>
+          <w:sz w:val="28"/>
+          <w:szCs w:val="28"/>
+        </w:rPr>
+        <w:t>: Tính toán ma trận.</w:t>
+      </w:r>
+    </w:p>
+    <w:p>
+      <w:pPr>
+        <w:pStyle w:val="NormalWeb"/>
+        <w:numPr>
+          <w:ilvl w:val="0"/>
+          <w:numId w:val="4"/>
+        </w:numPr>
+        <w:rPr>
+          <w:color w:val="000000"/>
+          <w:sz w:val="28"/>
+          <w:szCs w:val="28"/>
+        </w:rPr>
+      </w:pPr>
+      <w:r>
+        <w:rPr>
+          <w:rStyle w:val="HTMLCode"/>
+          <w:rFonts w:eastAsiaTheme="majorEastAsia"/>
+          <w:color w:val="000000"/>
+          <w:sz w:val="28"/>
+          <w:szCs w:val="28"/>
+        </w:rPr>
+        <w:lastRenderedPageBreak/>
+        <w:t>os</w:t>
+      </w:r>
+      <w:r>
+        <w:rPr>
+          <w:color w:val="000000"/>
+          <w:sz w:val="28"/>
+          <w:szCs w:val="28"/>
+        </w:rPr>
+        <w:t>,</w:t>
+      </w:r>
+      <w:r>
+        <w:rPr>
+          <w:rStyle w:val="apple-converted-space"/>
+          <w:rFonts w:eastAsiaTheme="majorEastAsia"/>
+          <w:color w:val="000000"/>
+          <w:sz w:val="28"/>
+          <w:szCs w:val="28"/>
+        </w:rPr>
+        <w:t> </w:t>
+      </w:r>
+      <w:r>
+        <w:rPr>
+          <w:rStyle w:val="HTMLCode"/>
+          <w:rFonts w:eastAsiaTheme="majorEastAsia"/>
+          <w:color w:val="000000"/>
+          <w:sz w:val="28"/>
+          <w:szCs w:val="28"/>
+        </w:rPr>
+        <w:t>json</w:t>
+      </w:r>
+      <w:r>
+        <w:rPr>
+          <w:color w:val="000000"/>
+          <w:sz w:val="28"/>
+          <w:szCs w:val="28"/>
+        </w:rPr>
+        <w:t>: Lưu trữ và xử lý file dữ liệu.</w:t>
+      </w:r>
+    </w:p>
+    <w:p>
+      <w:pPr>
+        <w:pStyle w:val="NormalWeb"/>
+        <w:numPr>
+          <w:ilvl w:val="0"/>
+          <w:numId w:val="4"/>
+        </w:numPr>
+        <w:rPr>
+          <w:color w:val="000000"/>
+          <w:sz w:val="28"/>
+          <w:szCs w:val="28"/>
+        </w:rPr>
+      </w:pPr>
+      <w:r>
+        <w:rPr>
+          <w:rStyle w:val="HTMLCode"/>
+          <w:rFonts w:eastAsiaTheme="majorEastAsia"/>
+          <w:color w:val="000000"/>
+          <w:sz w:val="28"/>
+          <w:szCs w:val="28"/>
+        </w:rPr>
+        <w:t>imutils</w:t>
+      </w:r>
+      <w:r>
+        <w:rPr>
+          <w:color w:val="000000"/>
+          <w:sz w:val="28"/>
+          <w:szCs w:val="28"/>
+        </w:rPr>
+        <w:t>: Hỗ trợ thao tác ảnh nhanh gọn.</w:t>
+      </w:r>
+    </w:p>
+    <w:p>
+      <w:pPr>
+        <w:pStyle w:val="NormalWeb"/>
+        <w:numPr>
+          <w:ilvl w:val="0"/>
+          <w:numId w:val="4"/>
+        </w:numPr>
+        <w:rPr>
+          <w:color w:val="000000"/>
+          <w:sz w:val="28"/>
+          <w:szCs w:val="28"/>
+        </w:rPr>
+      </w:pPr>
+      <w:r>
+        <w:rPr>
+          <w:rStyle w:val="HTMLCode"/>
+          <w:rFonts w:eastAsiaTheme="majorEastAsia"/>
+          <w:color w:val="000000"/>
+          <w:sz w:val="28"/>
+          <w:szCs w:val="28"/>
+        </w:rPr>
+        <w:t>scipy.stats.mode</w:t>
+      </w:r>
+      <w:r>
+        <w:rPr>
+          <w:color w:val="000000"/>
+          <w:sz w:val="28"/>
+          <w:szCs w:val="28"/>
+        </w:rPr>
+        <w:t>: Tìm giá trị tô chiếm ưu thế trong vùng đáp án.</w:t>
+      </w:r>
+    </w:p>
+    <w:p>
+      <w:pPr>
+        <w:rPr>
+          <w:szCs w:val="28"/>
+        </w:rPr>
+      </w:pPr>
+    </w:p>
+    <w:p>
+      <w:pPr>
+        <w:pStyle w:val="Heading2"/>
+        <w:ind w:left="0"/>
+      </w:pPr>
+      <w:r>
+        <w:rPr>
+          <w:rStyle w:val="Strong"/>
+          <w:b w:val="0"/>
+          <w:bCs w:val="0"/>
+          <w:color w:val="000000"/>
+          <w:sz w:val="28"/>
+          <w:szCs w:val="28"/>
+        </w:rPr>
+        <w:t>Tiền xử lý ảnh (</w:t>
+      </w:r>
+      <w:r>
+        <w:rPr>
+          <w:rStyle w:val="HTMLCode"/>
+          <w:rFonts w:eastAsiaTheme="majorEastAsia"/>
+          <w:color w:val="000000"/>
+          <w:sz w:val="28"/>
+          <w:szCs w:val="28"/>
+        </w:rPr>
+        <w:t>preprocess_image</w:t>
+      </w:r>
+      <w:r>
+        <w:rPr>
+          <w:rStyle w:val="Strong"/>
+          <w:b w:val="0"/>
+          <w:bCs w:val="0"/>
+          <w:color w:val="000000"/>
+          <w:sz w:val="28"/>
+          <w:szCs w:val="28"/>
+        </w:rPr>
+        <w:t>)</w:t>
+      </w:r>
+    </w:p>
+    <w:p>
+      <w:pPr>
+        <w:pStyle w:val="NormalWeb"/>
+        <w:rPr>
+          <w:color w:val="000000"/>
+          <w:sz w:val="28"/>
+          <w:szCs w:val="28"/>
+        </w:rPr>
+      </w:pPr>
+      <w:r>
+        <w:rPr>
+          <w:color w:val="000000"/>
+          <w:sz w:val="28"/>
+          <w:szCs w:val="28"/>
+        </w:rPr>
+        <w:t>Chức năng chính:</w:t>
+      </w:r>
+    </w:p>
+    <w:p>
+      <w:pPr>
+        <w:pStyle w:val="NormalWeb"/>
+        <w:numPr>
+          <w:ilvl w:val="0"/>
+          <w:numId w:val="5"/>
+        </w:numPr>
+        <w:rPr>
+          <w:color w:val="000000"/>
+          <w:sz w:val="28"/>
+          <w:szCs w:val="28"/>
+        </w:rPr>
+      </w:pPr>
+      <w:r>
+        <w:rPr>
+          <w:rStyle w:val="Strong"/>
+          <w:rFonts w:eastAsiaTheme="majorEastAsia"/>
+          <w:color w:val="000000"/>
+          <w:sz w:val="28"/>
+          <w:szCs w:val="28"/>
+        </w:rPr>
+        <w:t>Chuyển ảnh về xám:</w:t>
+      </w:r>
+      <w:r>
+        <w:rPr>
+          <w:rStyle w:val="apple-converted-space"/>
+          <w:rFonts w:eastAsiaTheme="majorEastAsia"/>
+          <w:color w:val="000000"/>
+          <w:sz w:val="28"/>
+          <w:szCs w:val="28"/>
+        </w:rPr>
+        <w:t> </w:t>
+      </w:r>
+      <w:r>
+        <w:rPr>
+          <w:color w:val="000000"/>
+          <w:sz w:val="28"/>
+          <w:szCs w:val="28"/>
+        </w:rPr>
+        <w:t>Giảm thông tin màu sắc, dễ xử lý hơn.</w:t>
+      </w:r>
+    </w:p>
+    <w:p>
+      <w:pPr>
+        <w:pStyle w:val="NormalWeb"/>
+        <w:numPr>
+          <w:ilvl w:val="0"/>
+          <w:numId w:val="5"/>
+        </w:numPr>
+        <w:rPr>
+          <w:color w:val="000000"/>
+          <w:sz w:val="28"/>
+          <w:szCs w:val="28"/>
+        </w:rPr>
+      </w:pPr>
+      <w:r>
+        <w:rPr>
+          <w:rStyle w:val="Strong"/>
+          <w:rFonts w:eastAsiaTheme="majorEastAsia"/>
+          <w:color w:val="000000"/>
+          <w:sz w:val="28"/>
+          <w:szCs w:val="28"/>
+        </w:rPr>
+        <w:t>Tăng cường tương phản (CLAHE):</w:t>
+      </w:r>
+      <w:r>
+        <w:rPr>
+          <w:rStyle w:val="apple-converted-space"/>
+          <w:rFonts w:eastAsiaTheme="majorEastAsia"/>
+          <w:color w:val="000000"/>
+          <w:sz w:val="28"/>
+          <w:szCs w:val="28"/>
+        </w:rPr>
+        <w:t> </w:t>
+      </w:r>
+      <w:r>
+        <w:rPr>
+          <w:color w:val="000000"/>
+          <w:sz w:val="28"/>
+          <w:szCs w:val="28"/>
+        </w:rPr>
+        <w:t>Làm nổi bật nét tô trong ảnh mờ.</w:t>
+      </w:r>
+    </w:p>
+    <w:p>
+      <w:pPr>
+        <w:pStyle w:val="NormalWeb"/>
+        <w:numPr>
+          <w:ilvl w:val="0"/>
+          <w:numId w:val="5"/>
+        </w:numPr>
+        <w:rPr>
+          <w:color w:val="000000"/>
+          <w:sz w:val="28"/>
+          <w:szCs w:val="28"/>
+        </w:rPr>
+      </w:pPr>
+      <w:r>
+        <w:rPr>
+          <w:rStyle w:val="Strong"/>
+          <w:rFonts w:eastAsiaTheme="majorEastAsia"/>
+          <w:color w:val="000000"/>
+          <w:sz w:val="28"/>
+          <w:szCs w:val="28"/>
+        </w:rPr>
+        <w:t>Khử nhiễu:</w:t>
+      </w:r>
+      <w:r>
+        <w:rPr>
+          <w:rStyle w:val="apple-converted-space"/>
+          <w:rFonts w:eastAsiaTheme="majorEastAsia"/>
+          <w:color w:val="000000"/>
+          <w:sz w:val="28"/>
+          <w:szCs w:val="28"/>
+        </w:rPr>
+        <w:t> </w:t>
+      </w:r>
+      <w:r>
+        <w:rPr>
+          <w:color w:val="000000"/>
+          <w:sz w:val="28"/>
+          <w:szCs w:val="28"/>
+        </w:rPr>
+        <w:t>Giúp việc xác định vòng tròn tô được chính xác.</w:t>
+      </w:r>
+    </w:p>
+    <w:p>
+      <w:pPr>
+        <w:pStyle w:val="NormalWeb"/>
+        <w:numPr>
+          <w:ilvl w:val="0"/>
+          <w:numId w:val="5"/>
+        </w:numPr>
+        <w:rPr>
+          <w:color w:val="000000"/>
+          <w:sz w:val="28"/>
+          <w:szCs w:val="28"/>
+        </w:rPr>
+      </w:pPr>
+      <w:r>
+        <w:rPr>
+          <w:rStyle w:val="Strong"/>
+          <w:rFonts w:eastAsiaTheme="majorEastAsia"/>
+          <w:color w:val="000000"/>
+          <w:sz w:val="28"/>
+          <w:szCs w:val="28"/>
+        </w:rPr>
+        <w:t>Ngưỡng hóa:</w:t>
+      </w:r>
+      <w:r>
+        <w:rPr>
+          <w:rStyle w:val="apple-converted-space"/>
+          <w:rFonts w:eastAsiaTheme="majorEastAsia"/>
+          <w:color w:val="000000"/>
+          <w:sz w:val="28"/>
+          <w:szCs w:val="28"/>
+        </w:rPr>
+        <w:t> </w:t>
+      </w:r>
+      <w:r>
+        <w:rPr>
+          <w:color w:val="000000"/>
+          <w:sz w:val="28"/>
+          <w:szCs w:val="28"/>
+        </w:rPr>
+        <w:t>Chuyển ảnh thành trắng đen rõ ràng.</w:t>
+      </w:r>
+    </w:p>
+    <w:p>
+      <w:pPr>
+        <w:pStyle w:val="HTMLPreformatted"/>
+        <w:rPr>
+          <w:rStyle w:val="HTMLCode"/>
+          <w:rFonts w:eastAsiaTheme="majorEastAsia"/>
+          <w:color w:val="000000"/>
+          <w:sz w:val="28"/>
+          <w:szCs w:val="28"/>
+        </w:rPr>
+      </w:pPr>
+      <w:r>
+        <w:rPr>
+          <w:rStyle w:val="HTMLCode"/>
+          <w:rFonts w:eastAsiaTheme="majorEastAsia"/>
+          <w:color w:val="000000"/>
+          <w:sz w:val="28"/>
+          <w:szCs w:val="28"/>
+        </w:rPr>
+        <w:t>gray = cv2.cvtColor(image, cv2.COLOR_BGR2GRAY)</w:t>
+      </w:r>
+    </w:p>
+    <w:p>
+      <w:pPr>
+        <w:pStyle w:val="HTMLPreformatted"/>
+        <w:rPr>
+          <w:rStyle w:val="HTMLCode"/>
+          <w:rFonts w:eastAsiaTheme="majorEastAsia"/>
+          <w:color w:val="000000"/>
+          <w:sz w:val="28"/>
+          <w:szCs w:val="28"/>
+        </w:rPr>
+      </w:pPr>
+      <w:r>
+        <w:rPr>
+          <w:rStyle w:val="HTMLCode"/>
+          <w:rFonts w:eastAsiaTheme="majorEastAsia"/>
+          <w:color w:val="000000"/>
+          <w:sz w:val="28"/>
+          <w:szCs w:val="28"/>
+        </w:rPr>
+        <w:t>clahe = cv2.createCLAHE(...)</w:t>
+      </w:r>
+    </w:p>
+    <w:p>
+      <w:pPr>
+        <w:pStyle w:val="HTMLPreformatted"/>
+        <w:rPr>
+          <w:rStyle w:val="HTMLCode"/>
+          <w:rFonts w:eastAsiaTheme="majorEastAsia"/>
+          <w:color w:val="000000"/>
+          <w:sz w:val="28"/>
+          <w:szCs w:val="28"/>
+        </w:rPr>
+      </w:pPr>
+      <w:r>
+        <w:rPr>
+          <w:rStyle w:val="HTMLCode"/>
+          <w:rFonts w:eastAsiaTheme="majorEastAsia"/>
+          <w:color w:val="000000"/>
+          <w:sz w:val="28"/>
+          <w:szCs w:val="28"/>
+        </w:rPr>
+        <w:t>denoised = cv2.fastNlMeansDenoising(...)</w:t>
+      </w:r>
+    </w:p>
+    <w:p>
+      <w:pPr>
+        <w:pStyle w:val="HTMLPreformatted"/>
+        <w:rPr>
+          <w:rStyle w:val="HTMLCode"/>
+          <w:rFonts w:eastAsiaTheme="majorEastAsia"/>
+          <w:color w:val="000000"/>
+          <w:sz w:val="28"/>
+          <w:szCs w:val="28"/>
+        </w:rPr>
+      </w:pPr>
+      <w:r>
+        <w:rPr>
+          <w:rStyle w:val="HTMLCode"/>
+          <w:rFonts w:eastAsiaTheme="majorEastAsia"/>
+          <w:color w:val="000000"/>
+          <w:sz w:val="28"/>
+          <w:szCs w:val="28"/>
+        </w:rPr>
+        <w:t>thresh = cv2.adaptiveThreshold(...)</w:t>
+      </w:r>
+    </w:p>
+    <w:p>
+      <w:pPr>
+        <w:rPr>
+          <w:szCs w:val="28"/>
+        </w:rPr>
+      </w:pPr>
+    </w:p>
+    <w:p>
+      <w:pPr>
+        <w:pStyle w:val="Heading2"/>
+        <w:ind w:left="0"/>
+      </w:pPr>
+      <w:r>
+        <w:rPr>
+          <w:rStyle w:val="Strong"/>
+          <w:b w:val="0"/>
+          <w:bCs w:val="0"/>
+          <w:color w:val="000000"/>
+          <w:sz w:val="28"/>
+          <w:szCs w:val="28"/>
+        </w:rPr>
+        <w:t>Chia ảnh thành các phần (</w:t>
+      </w:r>
+      <w:r>
+        <w:rPr>
+          <w:rStyle w:val="HTMLCode"/>
+          <w:rFonts w:eastAsiaTheme="majorEastAsia"/>
+          <w:color w:val="000000"/>
+          <w:sz w:val="28"/>
+          <w:szCs w:val="28"/>
+        </w:rPr>
+        <w:t>find_part</w:t>
+      </w:r>
+      <w:r>
+        <w:rPr>
+          <w:rStyle w:val="Strong"/>
+          <w:b w:val="0"/>
+          <w:bCs w:val="0"/>
+          <w:color w:val="000000"/>
+          <w:sz w:val="28"/>
+          <w:szCs w:val="28"/>
+        </w:rPr>
+        <w:t>)</w:t>
+      </w:r>
+    </w:p>
+    <w:p>
+      <w:pPr>
+        <w:pStyle w:val="NormalWeb"/>
+        <w:rPr>
+          <w:color w:val="000000"/>
+          <w:sz w:val="28"/>
+          <w:szCs w:val="28"/>
+        </w:rPr>
+      </w:pPr>
+      <w:r>
+        <w:rPr>
+          <w:color w:val="000000"/>
+          <w:sz w:val="28"/>
+          <w:szCs w:val="28"/>
+        </w:rPr>
+        <w:t>Phiếu được chia thành 4 phần tương ứng:</w:t>
+      </w:r>
+    </w:p>
+    <w:p>
+      <w:pPr>
+        <w:pStyle w:val="NormalWeb"/>
+        <w:numPr>
+          <w:ilvl w:val="0"/>
+          <w:numId w:val="6"/>
+        </w:numPr>
+        <w:rPr>
+          <w:color w:val="000000"/>
+          <w:sz w:val="28"/>
+          <w:szCs w:val="28"/>
+        </w:rPr>
+      </w:pPr>
+      <w:r>
+        <w:rPr>
+          <w:rStyle w:val="HTMLCode"/>
+          <w:rFonts w:eastAsiaTheme="majorEastAsia"/>
+          <w:color w:val="000000"/>
+          <w:sz w:val="28"/>
+          <w:szCs w:val="28"/>
+        </w:rPr>
+        <w:t>info_img</w:t>
+      </w:r>
+      <w:r>
+        <w:rPr>
+          <w:color w:val="000000"/>
+          <w:sz w:val="28"/>
+          <w:szCs w:val="28"/>
+        </w:rPr>
+        <w:t>: Vùng chứa số báo danh và mã đề.</w:t>
+      </w:r>
+    </w:p>
+    <w:p>
+      <w:pPr>
+        <w:pStyle w:val="NormalWeb"/>
+        <w:numPr>
+          <w:ilvl w:val="0"/>
+          <w:numId w:val="6"/>
+        </w:numPr>
+        <w:rPr>
+          <w:color w:val="000000"/>
+          <w:sz w:val="28"/>
+          <w:szCs w:val="28"/>
+        </w:rPr>
+      </w:pPr>
+      <w:r>
+        <w:rPr>
+          <w:rStyle w:val="HTMLCode"/>
+          <w:rFonts w:eastAsiaTheme="majorEastAsia"/>
+          <w:color w:val="000000"/>
+          <w:sz w:val="28"/>
+          <w:szCs w:val="28"/>
+        </w:rPr>
+        <w:t>part_1_img</w:t>
+      </w:r>
+      <w:r>
+        <w:rPr>
+          <w:color w:val="000000"/>
+          <w:sz w:val="28"/>
+          <w:szCs w:val="28"/>
+        </w:rPr>
+        <w:t>: Câu hỏi phần 1 – chọn A, B, C, D.</w:t>
+      </w:r>
+    </w:p>
+    <w:p>
+      <w:pPr>
+        <w:pStyle w:val="NormalWeb"/>
+        <w:numPr>
+          <w:ilvl w:val="0"/>
+          <w:numId w:val="6"/>
+        </w:numPr>
+        <w:rPr>
+          <w:color w:val="000000"/>
+          <w:sz w:val="28"/>
+          <w:szCs w:val="28"/>
+        </w:rPr>
+      </w:pPr>
+      <w:r>
+        <w:rPr>
+          <w:rStyle w:val="HTMLCode"/>
+          <w:rFonts w:eastAsiaTheme="majorEastAsia"/>
+          <w:color w:val="000000"/>
+          <w:sz w:val="28"/>
+          <w:szCs w:val="28"/>
+        </w:rPr>
+        <w:t>part_2_img</w:t>
+      </w:r>
+      <w:r>
+        <w:rPr>
+          <w:color w:val="000000"/>
+          <w:sz w:val="28"/>
+          <w:szCs w:val="28"/>
+        </w:rPr>
+        <w:t>: Câu hỏi phần 2 – chọn Đúng/Sai.</w:t>
+      </w:r>
+    </w:p>
+    <w:p>
+      <w:pPr>
+        <w:pStyle w:val="NormalWeb"/>
+        <w:numPr>
+          <w:ilvl w:val="0"/>
+          <w:numId w:val="6"/>
+        </w:numPr>
+        <w:rPr>
+          <w:color w:val="000000"/>
+          <w:sz w:val="28"/>
+          <w:szCs w:val="28"/>
+        </w:rPr>
+      </w:pPr>
+      <w:r>
+        <w:rPr>
+          <w:rStyle w:val="HTMLCode"/>
+          <w:rFonts w:eastAsiaTheme="majorEastAsia"/>
+          <w:color w:val="000000"/>
+          <w:sz w:val="28"/>
+          <w:szCs w:val="28"/>
+        </w:rPr>
+        <w:t>part_3_img</w:t>
+      </w:r>
+      <w:r>
+        <w:rPr>
+          <w:color w:val="000000"/>
+          <w:sz w:val="28"/>
+          <w:szCs w:val="28"/>
+        </w:rPr>
+        <w:t>: Phần điền cụm từ.</w:t>
+      </w:r>
+    </w:p>
+    <w:p>
+      <w:pPr>
+        <w:pStyle w:val="NormalWeb"/>
+        <w:rPr>
+          <w:color w:val="000000"/>
+          <w:sz w:val="28"/>
+          <w:szCs w:val="28"/>
+        </w:rPr>
+      </w:pPr>
+      <w:r>
+        <w:rPr>
+          <w:color w:val="000000"/>
+          <w:sz w:val="28"/>
+          <w:szCs w:val="28"/>
+        </w:rPr>
+        <w:t>Toạ độ cắt được tính theo phần trăm chiều ảnh.</w:t>
+      </w:r>
+    </w:p>
+    <w:p>
+      <w:pPr>
+        <w:pStyle w:val="Heading2"/>
+        <w:ind w:left="0"/>
+      </w:pPr>
+      <w:r>
+        <w:rPr>
+          <w:rStyle w:val="Strong"/>
+          <w:b w:val="0"/>
+          <w:bCs w:val="0"/>
+        </w:rPr>
+        <w:t>Đồng nhất hình ảnh với mẫu chuẩn (</w:t>
+      </w:r>
+      <w:r>
+        <w:rPr>
+          <w:rStyle w:val="HTMLCode"/>
+          <w:rFonts w:ascii="Times New Roman" w:eastAsiaTheme="majorEastAsia" w:hAnsi="Times New Roman" w:cstheme="majorBidi"/>
+          <w:sz w:val="32"/>
+          <w:szCs w:val="32"/>
+        </w:rPr>
+        <w:t>find_homography</w:t>
+      </w:r>
+      <w:r>
+        <w:rPr>
+          <w:rStyle w:val="Strong"/>
+          <w:b w:val="0"/>
+          <w:bCs w:val="0"/>
+        </w:rPr>
+        <w:t>)</w:t>
+      </w:r>
+    </w:p>
+    <w:p>
+      <w:pPr>
+        <w:pStyle w:val="NormalWeb"/>
+        <w:rPr>
+          <w:color w:val="000000"/>
+          <w:sz w:val="28"/>
+          <w:szCs w:val="28"/>
+        </w:rPr>
+      </w:pPr>
+      <w:r>
+        <w:rPr>
+          <w:color w:val="000000"/>
+          <w:sz w:val="28"/>
+          <w:szCs w:val="28"/>
+        </w:rPr>
+        <w:t>Ảnh quét có thể bị nghiêng, co giãn hoặc méo. Hàm này:</w:t>
+      </w:r>
+    </w:p>
+    <w:p>
+      <w:pPr>
+        <w:pStyle w:val="NormalWeb"/>
+        <w:numPr>
+          <w:ilvl w:val="0"/>
+          <w:numId w:val="7"/>
+        </w:numPr>
+        <w:rPr>
+          <w:color w:val="000000"/>
+          <w:sz w:val="28"/>
+          <w:szCs w:val="28"/>
+        </w:rPr>
+      </w:pPr>
+      <w:r>
+        <w:rPr>
+          <w:rStyle w:val="Strong"/>
+          <w:rFonts w:eastAsiaTheme="majorEastAsia"/>
+          <w:color w:val="000000"/>
+          <w:sz w:val="28"/>
+          <w:szCs w:val="28"/>
+        </w:rPr>
+        <w:t>Phát hiện điểm đặc trưng bằng AKAZE.</w:t>
+      </w:r>
+    </w:p>
+    <w:p>
+      <w:pPr>
+        <w:pStyle w:val="NormalWeb"/>
+        <w:numPr>
+          <w:ilvl w:val="0"/>
+          <w:numId w:val="7"/>
+        </w:numPr>
+        <w:rPr>
+          <w:color w:val="000000"/>
+          <w:sz w:val="28"/>
+          <w:szCs w:val="28"/>
+        </w:rPr>
+      </w:pPr>
+      <w:r>
+        <w:rPr>
+          <w:rStyle w:val="Strong"/>
+          <w:rFonts w:eastAsiaTheme="majorEastAsia"/>
+          <w:color w:val="000000"/>
+          <w:sz w:val="28"/>
+          <w:szCs w:val="28"/>
+        </w:rPr>
+        <w:t>Tính ma trận chuyển đổi Homography.</w:t>
+      </w:r>
+    </w:p>
+    <w:p>
+      <w:pPr>
+        <w:pStyle w:val="NormalWeb"/>
+        <w:numPr>
+          <w:ilvl w:val="0"/>
+          <w:numId w:val="7"/>
+        </w:numPr>
+        <w:rPr>
+          <w:color w:val="000000"/>
+          <w:sz w:val="28"/>
+          <w:szCs w:val="28"/>
+        </w:rPr>
+      </w:pPr>
+      <w:r>
+        <w:rPr>
+          <w:rStyle w:val="Strong"/>
+          <w:rFonts w:eastAsiaTheme="majorEastAsia"/>
+          <w:color w:val="000000"/>
+          <w:sz w:val="28"/>
+          <w:szCs w:val="28"/>
+        </w:rPr>
+        <w:t>Warp ảnh đầu vào về đúng dạng mẫu chuẩn.</w:t>
+      </w:r>
+    </w:p>
+    <w:p>
+      <w:pPr>
+        <w:pStyle w:val="HTMLPreformatted"/>
+        <w:rPr>
+          <w:rStyle w:val="HTMLCode"/>
+          <w:rFonts w:eastAsiaTheme="majorEastAsia"/>
+          <w:color w:val="000000"/>
+          <w:sz w:val="28"/>
+          <w:szCs w:val="28"/>
+        </w:rPr>
+      </w:pPr>
+      <w:r>
+        <w:rPr>
+          <w:rStyle w:val="HTMLCode"/>
+          <w:rFonts w:eastAsiaTheme="majorEastAsia"/>
+          <w:color w:val="000000"/>
+          <w:sz w:val="28"/>
+          <w:szCs w:val="28"/>
+        </w:rPr>
+        <w:t>akaze = cv2.AKAZE_create()</w:t>
+      </w:r>
+    </w:p>
+    <w:p>
+      <w:pPr>
+        <w:pStyle w:val="HTMLPreformatted"/>
+        <w:rPr>
+          <w:rStyle w:val="HTMLCode"/>
+          <w:rFonts w:eastAsiaTheme="majorEastAsia"/>
+          <w:color w:val="000000"/>
+          <w:sz w:val="28"/>
+          <w:szCs w:val="28"/>
+        </w:rPr>
+      </w:pPr>
+      <w:r>
+        <w:rPr>
+          <w:rStyle w:val="HTMLCode"/>
+          <w:rFonts w:eastAsiaTheme="majorEastAsia"/>
+          <w:color w:val="000000"/>
+          <w:sz w:val="28"/>
+          <w:szCs w:val="28"/>
+        </w:rPr>
+        <w:t>H, _ = cv2.findHomography(...)</w:t>
+      </w:r>
+    </w:p>
+    <w:p>
+      <w:pPr>
+        <w:pStyle w:val="HTMLPreformatted"/>
+        <w:rPr>
+          <w:rStyle w:val="HTMLCode"/>
+          <w:rFonts w:eastAsiaTheme="majorEastAsia"/>
+          <w:color w:val="000000"/>
+          <w:sz w:val="28"/>
+          <w:szCs w:val="28"/>
+        </w:rPr>
+      </w:pPr>
+      <w:r>
+        <w:rPr>
+          <w:rStyle w:val="HTMLCode"/>
+          <w:rFonts w:eastAsiaTheme="majorEastAsia"/>
+          <w:color w:val="000000"/>
+          <w:sz w:val="28"/>
+          <w:szCs w:val="28"/>
+        </w:rPr>
+        <w:t>warped = cv2.warpPerspective(image, H, (cols, rows))</w:t>
+      </w:r>
+    </w:p>
+    <w:p>
+      <w:pPr>
+        <w:rPr>
+          <w:szCs w:val="28"/>
+        </w:rPr>
+      </w:pPr>
+      <w:r>
+        <w:rPr>
+          <w:noProof/>
+          <w:szCs w:val="28"/>
+        </w:rPr>
+        <w:pict w14:anchorId="34BCB048">
+          <v:rect id="_x0000_i1026" alt="" style="width:451.15pt;height:.05pt;mso-width-percent:0;mso-height-percent:0;mso-width-percent:0;mso-height-percent:0" o:hrpct="964" o:hralign="center" o:hrstd="t" o:hr="t" fillcolor="#a0a0a0" stroked="f"/>
+        </w:pict>
+      </w:r>
+    </w:p>
+    <w:p>
+      <w:pPr>
+        <w:pStyle w:val="Heading2"/>
+        <w:ind w:left="0"/>
+      </w:pPr>
+      <w:r>
+        <w:rPr>
+          <w:rStyle w:val="Strong"/>
+          <w:b w:val="0"/>
+          <w:bCs w:val="0"/>
+        </w:rPr>
+        <w:lastRenderedPageBreak/>
+        <w:t>Trích xuất số báo danh và mã đề (</w:t>
+      </w:r>
+      <w:r>
+        <w:rPr>
+          <w:rStyle w:val="HTMLCode"/>
+          <w:rFonts w:ascii="Times New Roman" w:eastAsiaTheme="majorEastAsia" w:hAnsi="Times New Roman" w:cstheme="majorBidi"/>
+          <w:sz w:val="32"/>
+          <w:szCs w:val="32"/>
+        </w:rPr>
+        <w:t>get_info</w:t>
+      </w:r>
+      <w:r>
+        <w:rPr>
+          <w:rStyle w:val="Strong"/>
+          <w:b w:val="0"/>
+          <w:bCs w:val="0"/>
+        </w:rPr>
+        <w:t>)</w:t>
+      </w:r>
+    </w:p>
+    <w:p>
+      <w:pPr>
+        <w:pStyle w:val="NormalWeb"/>
+        <w:numPr>
+          <w:ilvl w:val="0"/>
+          <w:numId w:val="8"/>
+        </w:numPr>
+        <w:rPr>
+          <w:color w:val="000000"/>
+          <w:sz w:val="28"/>
+          <w:szCs w:val="28"/>
+        </w:rPr>
+      </w:pPr>
+      <w:r>
+        <w:rPr>
+          <w:color w:val="000000"/>
+          <w:sz w:val="28"/>
+          <w:szCs w:val="28"/>
+        </w:rPr>
+        <w:t>Sử dụng tọa độ đã định nghĩa từ trước.</w:t>
+      </w:r>
+    </w:p>
+    <w:p>
+      <w:pPr>
+        <w:pStyle w:val="NormalWeb"/>
+        <w:numPr>
+          <w:ilvl w:val="0"/>
+          <w:numId w:val="8"/>
+        </w:numPr>
+        <w:rPr>
+          <w:color w:val="000000"/>
+          <w:sz w:val="28"/>
+          <w:szCs w:val="28"/>
+        </w:rPr>
+      </w:pPr>
+      <w:r>
+        <w:rPr>
+          <w:color w:val="000000"/>
+          <w:sz w:val="28"/>
+          <w:szCs w:val="28"/>
+        </w:rPr>
+        <w:t>Kiểm tra vùng tô đậm trong từng cột tương ứng số 0–9.</w:t>
+      </w:r>
+    </w:p>
+    <w:p>
+      <w:pPr>
+        <w:pStyle w:val="NormalWeb"/>
+        <w:numPr>
+          <w:ilvl w:val="0"/>
+          <w:numId w:val="8"/>
+        </w:numPr>
+        <w:rPr>
+          <w:color w:val="000000"/>
+          <w:sz w:val="28"/>
+          <w:szCs w:val="28"/>
+        </w:rPr>
+      </w:pPr>
+      <w:r>
+        <w:rPr>
+          <w:color w:val="000000"/>
+          <w:sz w:val="28"/>
+          <w:szCs w:val="28"/>
+        </w:rPr>
+        <w:t>Mỗi cột chứa 10 vòng tròn – nếu có tô nhiều nhất tại 1 hàng thì xác định được số.</w:t>
+      </w:r>
+    </w:p>
+    <w:p>
+      <w:pPr>
+        <w:rPr>
+          <w:szCs w:val="28"/>
+        </w:rPr>
+      </w:pPr>
+      <w:r>
+        <w:rPr>
+          <w:noProof/>
+          <w:szCs w:val="28"/>
+        </w:rPr>
+        <w:pict w14:anchorId="45C37A85">
+          <v:rect id="_x0000_i1025" alt="" style="width:451.15pt;height:.05pt;mso-width-percent:0;mso-height-percent:0;mso-width-percent:0;mso-height-percent:0" o:hrpct="964" o:hralign="center" o:hrstd="t" o:hr="t" fillcolor="#a0a0a0" stroked="f"/>
+        </w:pict>
+      </w:r>
+    </w:p>
+    <w:p>
+      <w:pPr>
+        <w:pStyle w:val="Heading2"/>
+        <w:ind w:left="0"/>
+      </w:pPr>
+      <w:r>
+        <w:rPr>
+          <w:rStyle w:val="Strong"/>
+          <w:b w:val="0"/>
+          <w:bCs w:val="0"/>
+        </w:rPr>
+        <w:t>Phân tích các phần câu hỏi</w:t>
+      </w:r>
+    </w:p>
+    <w:p>
+      <w:pPr>
+        <w:pStyle w:val="Heading4"/>
+        <w:rPr>
+          <w:color w:val="000000"/>
+          <w:szCs w:val="28"/>
+        </w:rPr>
+      </w:pPr>
+      <w:r>
+        <w:rPr>
+          <w:rStyle w:val="Strong"/>
+          <w:rFonts w:ascii="Times New Roman" w:hAnsi="Times New Roman" w:cs="Times New Roman"/>
+          <w:b w:val="0"/>
+          <w:bCs w:val="0"/>
+          <w:color w:val="000000"/>
+          <w:szCs w:val="28"/>
+        </w:rPr>
+        <w:t>Phần 1</w:t>
+      </w:r>
+      <w:r>
+        <w:rPr>
+          <w:rStyle w:val="Strong"/>
+          <w:b w:val="0"/>
+          <w:bCs w:val="0"/>
+          <w:color w:val="000000"/>
+          <w:szCs w:val="28"/>
+        </w:rPr>
+        <w:t xml:space="preserve"> (</w:t>
+      </w:r>
+      <w:r>
+        <w:rPr>
+          <w:rStyle w:val="HTMLCode"/>
+          <w:rFonts w:eastAsiaTheme="majorEastAsia"/>
+          <w:color w:val="000000"/>
+          <w:sz w:val="28"/>
+          <w:szCs w:val="28"/>
+        </w:rPr>
+        <w:t>get_part_1</w:t>
+      </w:r>
+      <w:r>
+        <w:rPr>
+          <w:rStyle w:val="Strong"/>
+          <w:b w:val="0"/>
+          <w:bCs w:val="0"/>
+          <w:color w:val="000000"/>
+          <w:szCs w:val="28"/>
+        </w:rPr>
+        <w:t>)</w:t>
+      </w:r>
+      <w:r>
+        <w:rPr>
+          <w:rStyle w:val="Strong"/>
+          <w:rFonts w:ascii="Times New Roman" w:hAnsi="Times New Roman" w:cs="Times New Roman"/>
+          <w:b w:val="0"/>
+          <w:bCs w:val="0"/>
+          <w:color w:val="000000"/>
+          <w:szCs w:val="28"/>
+        </w:rPr>
+        <w:t xml:space="preserve"> – Câu trắc nghiệm 4 lựa chọn</w:t>
+      </w:r>
+    </w:p>
+    <w:p>
+      <w:pPr>
+        <w:pStyle w:val="NormalWeb"/>
+        <w:numPr>
+          <w:ilvl w:val="0"/>
+          <w:numId w:val="9"/>
+        </w:numPr>
+        <w:rPr>
+          <w:color w:val="000000"/>
+          <w:sz w:val="28"/>
+          <w:szCs w:val="28"/>
+        </w:rPr>
+      </w:pPr>
+      <w:r>
+        <w:rPr>
+          <w:color w:val="000000"/>
+          <w:sz w:val="28"/>
+          <w:szCs w:val="28"/>
+        </w:rPr>
+        <w:t>Với mỗi câu hỏi, kiểm tra 4 ô (A, B, C, D).</w:t>
+      </w:r>
+    </w:p>
+    <w:p>
+      <w:pPr>
+        <w:pStyle w:val="NormalWeb"/>
+        <w:numPr>
+          <w:ilvl w:val="0"/>
+          <w:numId w:val="9"/>
+        </w:numPr>
+        <w:rPr>
+          <w:color w:val="000000"/>
+          <w:sz w:val="28"/>
+          <w:szCs w:val="28"/>
+        </w:rPr>
+      </w:pPr>
+      <w:r>
+        <w:rPr>
+          <w:color w:val="000000"/>
+          <w:sz w:val="28"/>
+          <w:szCs w:val="28"/>
+        </w:rPr>
+        <w:t>So sánh mức độ tô giữa 4 lựa chọn.</w:t>
+      </w:r>
+    </w:p>
+    <w:p>
+      <w:pPr>
+        <w:pStyle w:val="NormalWeb"/>
+        <w:numPr>
+          <w:ilvl w:val="0"/>
+          <w:numId w:val="9"/>
+        </w:numPr>
+        <w:rPr>
+          <w:color w:val="000000"/>
+          <w:sz w:val="28"/>
+          <w:szCs w:val="28"/>
+        </w:rPr>
+      </w:pPr>
+      <w:r>
+        <w:rPr>
+          <w:color w:val="000000"/>
+          <w:sz w:val="28"/>
+          <w:szCs w:val="28"/>
+        </w:rPr>
+        <w:t>Nếu có ô vượt ngưỡng, xác định là đáp án.</w:t>
+      </w:r>
+    </w:p>
+    <w:p>
+      <w:pPr>
+        <w:pStyle w:val="Heading4"/>
+        <w:rPr>
+          <w:color w:val="000000"/>
+          <w:szCs w:val="28"/>
+        </w:rPr>
+      </w:pPr>
+      <w:r>
+        <w:rPr>
+          <w:rStyle w:val="Strong"/>
+          <w:rFonts w:ascii="Times New Roman" w:hAnsi="Times New Roman" w:cs="Times New Roman"/>
+          <w:b w:val="0"/>
+          <w:bCs w:val="0"/>
+          <w:color w:val="000000"/>
+          <w:szCs w:val="28"/>
+        </w:rPr>
+        <w:t xml:space="preserve">Phần 2 </w:t>
+      </w:r>
+      <w:r>
+        <w:rPr>
+          <w:rStyle w:val="Strong"/>
+          <w:b w:val="0"/>
+          <w:bCs w:val="0"/>
+          <w:color w:val="000000"/>
+          <w:szCs w:val="28"/>
+        </w:rPr>
+        <w:t>(</w:t>
+      </w:r>
+      <w:r>
+        <w:rPr>
+          <w:rStyle w:val="HTMLCode"/>
+          <w:rFonts w:eastAsiaTheme="majorEastAsia"/>
+          <w:color w:val="000000"/>
+          <w:sz w:val="28"/>
+          <w:szCs w:val="28"/>
+        </w:rPr>
+        <w:t>get_part_2</w:t>
+      </w:r>
+      <w:r>
+        <w:rPr>
+          <w:rStyle w:val="Strong"/>
+          <w:b w:val="0"/>
+          <w:bCs w:val="0"/>
+          <w:color w:val="000000"/>
+          <w:szCs w:val="28"/>
+        </w:rPr>
+        <w:t xml:space="preserve">) </w:t>
+      </w:r>
+      <w:r>
+        <w:rPr>
+          <w:rStyle w:val="Strong"/>
+          <w:rFonts w:ascii="Times New Roman" w:hAnsi="Times New Roman" w:cs="Times New Roman"/>
+          <w:b w:val="0"/>
+          <w:bCs w:val="0"/>
+          <w:color w:val="000000"/>
+          <w:szCs w:val="28"/>
+        </w:rPr>
+        <w:t>– Câu Đúng/Sai</w:t>
+      </w:r>
+    </w:p>
+    <w:p>
+      <w:pPr>
+        <w:pStyle w:val="NormalWeb"/>
+        <w:numPr>
+          <w:ilvl w:val="0"/>
+          <w:numId w:val="10"/>
+        </w:numPr>
+        <w:rPr>
+          <w:color w:val="000000"/>
+          <w:sz w:val="28"/>
+          <w:szCs w:val="28"/>
+        </w:rPr>
+      </w:pPr>
+      <w:r>
+        <w:rPr>
+          <w:color w:val="000000"/>
+          <w:sz w:val="28"/>
+          <w:szCs w:val="28"/>
+        </w:rPr>
+        <w:t>Tương tự như phần 1, nhưng mỗi câu có 2 ô (Đ, S).</w:t>
+      </w:r>
+    </w:p>
+    <w:p>
+      <w:pPr>
+        <w:pStyle w:val="NormalWeb"/>
+        <w:numPr>
+          <w:ilvl w:val="0"/>
+          <w:numId w:val="10"/>
+        </w:numPr>
+        <w:rPr>
+          <w:color w:val="000000"/>
+          <w:sz w:val="28"/>
+          <w:szCs w:val="28"/>
+        </w:rPr>
+      </w:pPr>
+      <w:r>
+        <w:rPr>
+          <w:color w:val="000000"/>
+          <w:sz w:val="28"/>
+          <w:szCs w:val="28"/>
+        </w:rPr>
+        <w:t>So sánh mức độ tô để chọn lựa.</w:t>
+      </w:r>
+    </w:p>
+    <w:p>
+      <w:pPr>
+        <w:pStyle w:val="Heading4"/>
+        <w:rPr>
+          <w:color w:val="000000"/>
+          <w:szCs w:val="28"/>
+        </w:rPr>
+      </w:pPr>
+      <w:r>
+        <w:rPr>
+          <w:rStyle w:val="Strong"/>
+          <w:rFonts w:ascii="Times New Roman" w:hAnsi="Times New Roman" w:cs="Times New Roman"/>
+          <w:b w:val="0"/>
+          <w:bCs w:val="0"/>
+          <w:color w:val="000000"/>
+          <w:szCs w:val="28"/>
+        </w:rPr>
+        <w:t>Phần 3</w:t>
+      </w:r>
+      <w:r>
+        <w:rPr>
+          <w:rStyle w:val="Strong"/>
+          <w:b w:val="0"/>
+          <w:bCs w:val="0"/>
+          <w:color w:val="000000"/>
+          <w:szCs w:val="28"/>
+        </w:rPr>
+        <w:t xml:space="preserve"> (</w:t>
+      </w:r>
+      <w:r>
+        <w:rPr>
+          <w:rStyle w:val="HTMLCode"/>
+          <w:rFonts w:eastAsiaTheme="majorEastAsia"/>
+          <w:color w:val="000000"/>
+          <w:sz w:val="28"/>
+          <w:szCs w:val="28"/>
+        </w:rPr>
+        <w:t>get_part_3</w:t>
+      </w:r>
+      <w:r>
+        <w:rPr>
+          <w:rStyle w:val="Strong"/>
+          <w:b w:val="0"/>
+          <w:bCs w:val="0"/>
+          <w:color w:val="000000"/>
+          <w:szCs w:val="28"/>
+        </w:rPr>
+        <w:t xml:space="preserve">) </w:t>
+      </w:r>
+      <w:r>
+        <w:rPr>
+          <w:rStyle w:val="Strong"/>
+          <w:rFonts w:ascii="Times New Roman" w:hAnsi="Times New Roman" w:cs="Times New Roman"/>
+          <w:b w:val="0"/>
+          <w:bCs w:val="0"/>
+          <w:color w:val="000000"/>
+          <w:szCs w:val="28"/>
+        </w:rPr>
+        <w:t>– Điền cụm từ</w:t>
+      </w:r>
+    </w:p>
+    <w:p>
+      <w:pPr>
+        <w:pStyle w:val="NormalWeb"/>
+        <w:numPr>
+          <w:ilvl w:val="0"/>
+          <w:numId w:val="11"/>
+        </w:numPr>
+        <w:rPr>
+          <w:color w:val="000000"/>
+          <w:sz w:val="28"/>
+          <w:szCs w:val="28"/>
+        </w:rPr>
+      </w:pPr>
+      <w:r>
+        <w:rPr>
+          <w:color w:val="000000"/>
+          <w:sz w:val="28"/>
+          <w:szCs w:val="28"/>
+        </w:rPr>
+        <w:t>Gồm 20 cụm, mỗi cụm có 4 ô.</w:t>
+      </w:r>
+    </w:p>
+    <w:p>
+      <w:pPr>
+        <w:pStyle w:val="NormalWeb"/>
+        <w:numPr>
+          <w:ilvl w:val="0"/>
+          <w:numId w:val="11"/>
+        </w:numPr>
+        <w:rPr>
+          <w:color w:val="000000"/>
+          <w:sz w:val="28"/>
+          <w:szCs w:val="28"/>
+        </w:rPr>
+      </w:pPr>
+      <w:r>
+        <w:rPr>
+          <w:color w:val="000000"/>
+          <w:sz w:val="28"/>
+          <w:szCs w:val="28"/>
+        </w:rPr>
+        <w:t>Với mỗi cụm, kiểm tra tô đậm và chọn cụm có tô nhiều nhất.</w:t>
+      </w:r>
+    </w:p>
+    <w:p>
+      <w:pPr>
+        <w:pStyle w:val="NormalWeb"/>
+        <w:rPr>
+          <w:color w:val="000000"/>
+          <w:sz w:val="28"/>
+          <w:szCs w:val="28"/>
+        </w:rPr>
+      </w:pPr>
+      <w:r>
+        <w:rPr>
+          <w:color w:val="000000"/>
+          <w:sz w:val="28"/>
+          <w:szCs w:val="28"/>
+        </w:rPr>
+        <w:t>Trong tất cả các phần, kỹ thuật phân tích pixel đen (tô) được áp dụng bằng cách:</w:t>
+      </w:r>
+    </w:p>
+    <w:p>
+      <w:pPr>
+        <w:pStyle w:val="HTMLPreformatted"/>
+        <w:rPr>
+          <w:rStyle w:val="HTMLCode"/>
+          <w:rFonts w:eastAsiaTheme="majorEastAsia"/>
+          <w:color w:val="000000"/>
+          <w:sz w:val="28"/>
+          <w:szCs w:val="28"/>
+        </w:rPr>
+      </w:pPr>
+      <w:r>
+        <w:rPr>
+          <w:rStyle w:val="HTMLCode"/>
+          <w:rFonts w:eastAsiaTheme="majorEastAsia"/>
+          <w:color w:val="000000"/>
+          <w:sz w:val="28"/>
+          <w:szCs w:val="28"/>
+        </w:rPr>
+        <w:t>black_pixels = cv2.countNonZero(cv2.bitwise_not(cropped))</w:t>
+      </w:r>
+    </w:p>
+    <w:p>
+      <w:pPr>
+        <w:pStyle w:val="HTMLPreformatted"/>
+        <w:rPr>
+          <w:rStyle w:val="HTMLCode"/>
+          <w:rFonts w:eastAsiaTheme="majorEastAsia"/>
+          <w:color w:val="000000"/>
+          <w:sz w:val="28"/>
+          <w:szCs w:val="28"/>
+        </w:rPr>
+      </w:pPr>
+      <w:r>
+        <w:rPr>
+          <w:rStyle w:val="HTMLCode"/>
+          <w:rFonts w:eastAsiaTheme="majorEastAsia"/>
+          <w:color w:val="000000"/>
+          <w:sz w:val="28"/>
+          <w:szCs w:val="28"/>
+        </w:rPr>
+        <w:t>fill_rate = black_pixels / (width * height)</w:t>
+      </w:r>
+    </w:p>
+    <w:p>
+      <w:pPr>
+        <w:rPr>
+          <w:szCs w:val="28"/>
+        </w:rPr>
+      </w:pPr>
+    </w:p>
+    <w:p>
+      <w:pPr>
+        <w:pStyle w:val="Heading2"/>
+        <w:ind w:left="142"/>
+      </w:pPr>
+      <w:r>
+        <w:rPr>
+          <w:rStyle w:val="Strong"/>
+          <w:b w:val="0"/>
+          <w:bCs w:val="0"/>
+        </w:rPr>
+        <w:t xml:space="preserve"> Lưu kết quả và xuất ảnh</w:t>
+      </w:r>
+    </w:p>
+    <w:p>
+      <w:pPr>
+        <w:pStyle w:val="NormalWeb"/>
+        <w:numPr>
+          <w:ilvl w:val="0"/>
+          <w:numId w:val="12"/>
+        </w:numPr>
+        <w:rPr>
+          <w:color w:val="000000"/>
+          <w:sz w:val="28"/>
+          <w:szCs w:val="28"/>
+        </w:rPr>
+      </w:pPr>
+      <w:r>
+        <w:rPr>
+          <w:color w:val="000000"/>
+          <w:sz w:val="28"/>
+          <w:szCs w:val="28"/>
+        </w:rPr>
+        <w:t>Tạo file JSON chứa:</w:t>
+      </w:r>
+    </w:p>
+    <w:p>
+      <w:pPr>
+        <w:pStyle w:val="HTMLPreformatted"/>
+        <w:rPr>
+          <w:rStyle w:val="HTMLCode"/>
+          <w:rFonts w:eastAsiaTheme="majorEastAsia"/>
+          <w:color w:val="000000"/>
+          <w:sz w:val="28"/>
+          <w:szCs w:val="28"/>
+        </w:rPr>
+      </w:pPr>
+      <w:r>
+        <w:rPr>
+          <w:rStyle w:val="HTMLCode"/>
+          <w:rFonts w:eastAsiaTheme="majorEastAsia"/>
+          <w:color w:val="000000"/>
+          <w:sz w:val="28"/>
+          <w:szCs w:val="28"/>
+        </w:rPr>
+        <w:t>{</w:t>
+      </w:r>
+    </w:p>
+    <w:p>
+      <w:pPr>
+        <w:pStyle w:val="HTMLPreformatted"/>
+        <w:rPr>
+          <w:rStyle w:val="HTMLCode"/>
+          <w:rFonts w:eastAsiaTheme="majorEastAsia"/>
+          <w:color w:val="000000"/>
+          <w:sz w:val="28"/>
+          <w:szCs w:val="28"/>
+        </w:rPr>
+      </w:pPr>
+      <w:r>
+        <w:rPr>
+          <w:rStyle w:val="HTMLCode"/>
+          <w:rFonts w:eastAsiaTheme="majorEastAsia"/>
+          <w:color w:val="000000"/>
+          <w:sz w:val="28"/>
+          <w:szCs w:val="28"/>
+        </w:rPr>
+        <w:t xml:space="preserve">  "SBD": "12345678",</w:t>
+      </w:r>
+    </w:p>
+    <w:p>
+      <w:pPr>
+        <w:pStyle w:val="HTMLPreformatted"/>
+        <w:rPr>
+          <w:rStyle w:val="HTMLCode"/>
+          <w:rFonts w:eastAsiaTheme="majorEastAsia"/>
+          <w:color w:val="000000"/>
+          <w:sz w:val="28"/>
+          <w:szCs w:val="28"/>
+        </w:rPr>
+      </w:pPr>
+      <w:r>
+        <w:rPr>
+          <w:rStyle w:val="HTMLCode"/>
+          <w:rFonts w:eastAsiaTheme="majorEastAsia"/>
+          <w:color w:val="000000"/>
+          <w:sz w:val="28"/>
+          <w:szCs w:val="28"/>
+        </w:rPr>
+        <w:t xml:space="preserve">  "MDT": "001",</w:t>
+      </w:r>
+    </w:p>
+    <w:p>
+      <w:pPr>
+        <w:pStyle w:val="HTMLPreformatted"/>
+        <w:rPr>
+          <w:rStyle w:val="HTMLCode"/>
+          <w:rFonts w:eastAsiaTheme="majorEastAsia"/>
+          <w:color w:val="000000"/>
+          <w:sz w:val="28"/>
+          <w:szCs w:val="28"/>
+        </w:rPr>
+      </w:pPr>
+      <w:r>
+        <w:rPr>
+          <w:rStyle w:val="HTMLCode"/>
+          <w:rFonts w:eastAsiaTheme="majorEastAsia"/>
+          <w:color w:val="000000"/>
+          <w:sz w:val="28"/>
+          <w:szCs w:val="28"/>
+        </w:rPr>
+        <w:t xml:space="preserve">  "Part1": ["A", "B", ...],</w:t>
+      </w:r>
+    </w:p>
+    <w:p>
+      <w:pPr>
+        <w:pStyle w:val="HTMLPreformatted"/>
+        <w:rPr>
+          <w:rStyle w:val="HTMLCode"/>
+          <w:rFonts w:eastAsiaTheme="majorEastAsia"/>
+          <w:color w:val="000000"/>
+          <w:sz w:val="28"/>
+          <w:szCs w:val="28"/>
+        </w:rPr>
+      </w:pPr>
+      <w:r>
+        <w:rPr>
+          <w:rStyle w:val="HTMLCode"/>
+          <w:rFonts w:eastAsiaTheme="majorEastAsia"/>
+          <w:color w:val="000000"/>
+          <w:sz w:val="28"/>
+          <w:szCs w:val="28"/>
+        </w:rPr>
+        <w:t xml:space="preserve">  "Part2": ["Đ", "S", ...],</w:t>
+      </w:r>
+    </w:p>
+    <w:p>
+      <w:pPr>
+        <w:pStyle w:val="HTMLPreformatted"/>
+        <w:rPr>
+          <w:rStyle w:val="HTMLCode"/>
+          <w:rFonts w:eastAsiaTheme="majorEastAsia"/>
+          <w:color w:val="000000"/>
+          <w:sz w:val="28"/>
+          <w:szCs w:val="28"/>
+        </w:rPr>
+      </w:pPr>
+      <w:r>
+        <w:rPr>
+          <w:rStyle w:val="HTMLCode"/>
+          <w:rFonts w:eastAsiaTheme="majorEastAsia"/>
+          <w:color w:val="000000"/>
+          <w:sz w:val="28"/>
+          <w:szCs w:val="28"/>
+        </w:rPr>
+        <w:t xml:space="preserve">  "Part3": [1, 2, ...]</w:t>
+      </w:r>
+    </w:p>
+    <w:p>
+      <w:pPr>
+        <w:pStyle w:val="HTMLPreformatted"/>
+        <w:rPr>
+          <w:rStyle w:val="HTMLCode"/>
+          <w:rFonts w:eastAsiaTheme="majorEastAsia"/>
+          <w:color w:val="000000"/>
+          <w:sz w:val="28"/>
+          <w:szCs w:val="28"/>
+        </w:rPr>
+      </w:pPr>
+      <w:r>
+        <w:rPr>
+          <w:rStyle w:val="HTMLCode"/>
+          <w:rFonts w:eastAsiaTheme="majorEastAsia"/>
+          <w:color w:val="000000"/>
+          <w:sz w:val="28"/>
+          <w:szCs w:val="28"/>
+        </w:rPr>
+        <w:lastRenderedPageBreak/>
+        <w:t>}</w:t>
+      </w:r>
+    </w:p>
+    <w:p>
+      <w:pPr>
+        <w:pStyle w:val="NormalWeb"/>
+        <w:numPr>
+          <w:ilvl w:val="0"/>
+          <w:numId w:val="13"/>
+        </w:numPr>
+        <w:rPr>
+          <w:color w:val="000000"/>
+          <w:sz w:val="28"/>
+          <w:szCs w:val="28"/>
+        </w:rPr>
+      </w:pPr>
+      <w:r>
+        <w:rPr>
+          <w:color w:val="000000"/>
+          <w:sz w:val="28"/>
+          <w:szCs w:val="28"/>
+        </w:rPr>
+        <w:t>Ảnh gốc được đánh dấu đáp án bằng màu sắc và lưu lại trong thư mục</w:t>
+      </w:r>
+      <w:r>
+        <w:rPr>
+          <w:rStyle w:val="apple-converted-space"/>
+          <w:rFonts w:eastAsiaTheme="majorEastAsia"/>
+          <w:color w:val="000000"/>
+          <w:sz w:val="28"/>
+          <w:szCs w:val="28"/>
+        </w:rPr>
+        <w:t> </w:t>
+      </w:r>
+      <w:r>
+        <w:rPr>
+          <w:rStyle w:val="HTMLCode"/>
+          <w:rFonts w:eastAsiaTheme="majorEastAsia"/>
+          <w:color w:val="000000"/>
+          <w:sz w:val="28"/>
+          <w:szCs w:val="28"/>
+        </w:rPr>
+        <w:t>Ketqua</w:t>
+      </w:r>
+      <w:r>
+        <w:rPr>
+          <w:color w:val="000000"/>
+          <w:sz w:val="28"/>
+          <w:szCs w:val="28"/>
+        </w:rPr>
+        <w:t>.</w:t>
+      </w:r>
+    </w:p>
+    <w:p>
+      <w:pPr>
+        <w:pStyle w:val="Heading2"/>
+        <w:ind w:left="142"/>
+      </w:pPr>
+      <w:r>
+        <w:rPr>
+          <w:rStyle w:val="Strong"/>
+          <w:b w:val="0"/>
+          <w:bCs w:val="0"/>
+        </w:rPr>
+        <w:t>Hàm chính</w:t>
+      </w:r>
+      <w:r>
+        <w:rPr>
+          <w:rStyle w:val="apple-converted-space"/>
+        </w:rPr>
+        <w:t> </w:t>
+      </w:r>
+      <w:r>
+        <w:rPr>
+          <w:rStyle w:val="HTMLCode"/>
+          <w:rFonts w:eastAsiaTheme="majorEastAsia"/>
+          <w:color w:val="000000"/>
+          <w:sz w:val="28"/>
+          <w:szCs w:val="28"/>
+        </w:rPr>
+        <w:t>cham_phieu</w:t>
+      </w:r>
+    </w:p>
+    <w:p>
+      <w:pPr>
+        <w:pStyle w:val="NormalWeb"/>
+        <w:rPr>
+          <w:color w:val="000000"/>
+          <w:sz w:val="28"/>
+          <w:szCs w:val="28"/>
+        </w:rPr>
+      </w:pPr>
+      <w:r>
+        <w:rPr>
+          <w:color w:val="000000"/>
+          <w:sz w:val="28"/>
+          <w:szCs w:val="28"/>
+        </w:rPr>
+        <w:t>Đây là nơi gọi tất cả các hàm trên theo đúng trình tự:</w:t>
+      </w:r>
+    </w:p>
+    <w:p>
+      <w:pPr>
+        <w:pStyle w:val="NormalWeb"/>
+        <w:numPr>
+          <w:ilvl w:val="0"/>
+          <w:numId w:val="14"/>
+        </w:numPr>
+        <w:rPr>
+          <w:color w:val="000000"/>
+          <w:sz w:val="28"/>
+          <w:szCs w:val="28"/>
+        </w:rPr>
+      </w:pPr>
+      <w:r>
+        <w:rPr>
+          <w:color w:val="000000"/>
+          <w:sz w:val="28"/>
+          <w:szCs w:val="28"/>
+        </w:rPr>
+        <w:t>Đọc ảnh và ảnh mẫu.</w:t>
+      </w:r>
+    </w:p>
+    <w:p>
+      <w:pPr>
+        <w:pStyle w:val="NormalWeb"/>
+        <w:numPr>
+          <w:ilvl w:val="0"/>
+          <w:numId w:val="14"/>
+        </w:numPr>
+        <w:rPr>
+          <w:color w:val="000000"/>
+          <w:sz w:val="28"/>
+          <w:szCs w:val="28"/>
+        </w:rPr>
+      </w:pPr>
+      <w:r>
+        <w:rPr>
+          <w:color w:val="000000"/>
+          <w:sz w:val="28"/>
+          <w:szCs w:val="28"/>
+        </w:rPr>
+        <w:t>Áp dụng Homography.</w:t>
+      </w:r>
+    </w:p>
+    <w:p>
+      <w:pPr>
+        <w:pStyle w:val="NormalWeb"/>
+        <w:numPr>
+          <w:ilvl w:val="0"/>
+          <w:numId w:val="14"/>
+        </w:numPr>
+        <w:rPr>
+          <w:color w:val="000000"/>
+          <w:sz w:val="28"/>
+          <w:szCs w:val="28"/>
+        </w:rPr>
+      </w:pPr>
+      <w:r>
+        <w:rPr>
+          <w:color w:val="000000"/>
+          <w:sz w:val="28"/>
+          <w:szCs w:val="28"/>
+        </w:rPr>
+        <w:t>Tách các phần phiếu.</w:t>
+      </w:r>
+    </w:p>
+    <w:p>
+      <w:pPr>
+        <w:pStyle w:val="NormalWeb"/>
+        <w:numPr>
+          <w:ilvl w:val="0"/>
+          <w:numId w:val="14"/>
+        </w:numPr>
+        <w:rPr>
+          <w:color w:val="000000"/>
+          <w:sz w:val="28"/>
+          <w:szCs w:val="28"/>
+        </w:rPr>
+      </w:pPr>
+      <w:r>
+        <w:rPr>
+          <w:color w:val="000000"/>
+          <w:sz w:val="28"/>
+          <w:szCs w:val="28"/>
+        </w:rPr>
+        <w:t>Tiền xử lý từng phần.</w:t>
+      </w:r>
+    </w:p>
+    <w:p>
+      <w:pPr>
+        <w:pStyle w:val="NormalWeb"/>
+        <w:numPr>
+          <w:ilvl w:val="0"/>
+          <w:numId w:val="14"/>
+        </w:numPr>
+        <w:rPr>
+          <w:color w:val="000000"/>
+          <w:sz w:val="28"/>
+          <w:szCs w:val="28"/>
+        </w:rPr>
+      </w:pPr>
+      <w:r>
+        <w:rPr>
+          <w:color w:val="000000"/>
+          <w:sz w:val="28"/>
+          <w:szCs w:val="28"/>
+        </w:rPr>
+        <w:t>Gọi các hàm</w:t>
+      </w:r>
+      <w:r>
+        <w:rPr>
+          <w:rStyle w:val="apple-converted-space"/>
+          <w:rFonts w:eastAsiaTheme="majorEastAsia"/>
+          <w:color w:val="000000"/>
+          <w:sz w:val="28"/>
+          <w:szCs w:val="28"/>
+        </w:rPr>
+        <w:t> </w:t>
+      </w:r>
+      <w:r>
+        <w:rPr>
+          <w:rStyle w:val="HTMLCode"/>
+          <w:rFonts w:eastAsiaTheme="majorEastAsia"/>
+          <w:color w:val="000000"/>
+          <w:sz w:val="28"/>
+          <w:szCs w:val="28"/>
+        </w:rPr>
+        <w:t>get_info</w:t>
+      </w:r>
+      <w:r>
+        <w:rPr>
+          <w:color w:val="000000"/>
+          <w:sz w:val="28"/>
+          <w:szCs w:val="28"/>
+        </w:rPr>
+        <w:t>,</w:t>
+      </w:r>
+      <w:r>
+        <w:rPr>
+          <w:rStyle w:val="apple-converted-space"/>
+          <w:rFonts w:eastAsiaTheme="majorEastAsia"/>
+          <w:color w:val="000000"/>
+          <w:sz w:val="28"/>
+          <w:szCs w:val="28"/>
+        </w:rPr>
+        <w:t> </w:t>
+      </w:r>
+      <w:r>
+        <w:rPr>
+          <w:rStyle w:val="HTMLCode"/>
+          <w:rFonts w:eastAsiaTheme="majorEastAsia"/>
+          <w:color w:val="000000"/>
+          <w:sz w:val="28"/>
+          <w:szCs w:val="28"/>
+        </w:rPr>
+        <w:t>get_part_1</w:t>
+      </w:r>
+      <w:r>
+        <w:rPr>
+          <w:color w:val="000000"/>
+          <w:sz w:val="28"/>
+          <w:szCs w:val="28"/>
+        </w:rPr>
+        <w:t>,</w:t>
+      </w:r>
+      <w:r>
+        <w:rPr>
+          <w:rStyle w:val="apple-converted-space"/>
+          <w:rFonts w:eastAsiaTheme="majorEastAsia"/>
+          <w:color w:val="000000"/>
+          <w:sz w:val="28"/>
+          <w:szCs w:val="28"/>
+        </w:rPr>
+        <w:t> </w:t>
+      </w:r>
+      <w:r>
+        <w:rPr>
+          <w:rStyle w:val="HTMLCode"/>
+          <w:rFonts w:eastAsiaTheme="majorEastAsia"/>
+          <w:color w:val="000000"/>
+          <w:sz w:val="28"/>
+          <w:szCs w:val="28"/>
+        </w:rPr>
+        <w:t>get_part_2</w:t>
+      </w:r>
+      <w:r>
+        <w:rPr>
+          <w:color w:val="000000"/>
+          <w:sz w:val="28"/>
+          <w:szCs w:val="28"/>
+        </w:rPr>
+        <w:t>,</w:t>
+      </w:r>
+      <w:r>
+        <w:rPr>
+          <w:rStyle w:val="apple-converted-space"/>
+          <w:rFonts w:eastAsiaTheme="majorEastAsia"/>
+          <w:color w:val="000000"/>
+          <w:sz w:val="28"/>
+          <w:szCs w:val="28"/>
+        </w:rPr>
+        <w:t> </w:t>
+      </w:r>
+      <w:r>
+        <w:rPr>
+          <w:rStyle w:val="HTMLCode"/>
+          <w:rFonts w:eastAsiaTheme="majorEastAsia"/>
+          <w:color w:val="000000"/>
+          <w:sz w:val="28"/>
+          <w:szCs w:val="28"/>
+        </w:rPr>
+        <w:t>get_part_3</w:t>
+      </w:r>
+      <w:r>
+        <w:rPr>
+          <w:color w:val="000000"/>
+          <w:sz w:val="28"/>
+          <w:szCs w:val="28"/>
+        </w:rPr>
+        <w:t>.</w:t>
+      </w:r>
+    </w:p>
+    <w:p>
+      <w:pPr>
+        <w:pStyle w:val="NormalWeb"/>
+        <w:numPr>
+          <w:ilvl w:val="0"/>
+          <w:numId w:val="14"/>
+        </w:numPr>
+        <w:rPr>
+          <w:color w:val="000000"/>
+          <w:sz w:val="28"/>
+          <w:szCs w:val="28"/>
+        </w:rPr>
+      </w:pPr>
+      <w:r>
+        <w:rPr>
+          <w:color w:val="000000"/>
+          <w:sz w:val="28"/>
+          <w:szCs w:val="28"/>
+        </w:rPr>
+        <w:t>Lưu file JSON và ảnh kết quả.</w:t>
+      </w:r>
+    </w:p>
+    <w:p>
+      <w:pPr>
+        <w:pStyle w:val="Heading1"/>
+      </w:pPr>
+      <w:r>
+        <w:rPr>
+          <w:rStyle w:val="Strong"/>
+          <w:b w:val="0"/>
+          <w:bCs w:val="0"/>
+          <w:lang w:val="vi-VN"/>
+        </w:rPr>
+        <w:t>Lời kết</w:t>
+      </w:r>
+    </w:p>
+    <w:p>
+      <w:pPr>
+        <w:pStyle w:val="NormalWeb"/>
+        <w:rPr>
+          <w:color w:val="000000"/>
+          <w:sz w:val="28"/>
+          <w:szCs w:val="28"/>
+        </w:rPr>
+      </w:pPr>
+      <w:r>
+        <w:rPr>
+          <w:color w:val="000000"/>
+          <w:sz w:val="28"/>
+          <w:szCs w:val="28"/>
+        </w:rPr>
+        <w:t>Chương trình cung cấp một giải pháp hiệu quả cho việc tự động chấm phiếu trắc nghiệm, giúp giảm tải công việc chấm bài cho giáo viên. Bằng cách sử dụng OpenCV và các kỹ thuật xử lý ảnh tiên tiến như CLAHE, Hmography và phân tích mức độ tô đậm, hệ thống có thể được triển khai dễ dàng tại các trường học hoặc trung tâm khảo thí</w:t>
+      </w:r>
+      <w:r>
+        <w:rPr>
+          <w:color w:val="000000"/>
+          <w:sz w:val="28"/>
+          <w:szCs w:val="28"/>
+        </w:rPr>
+        <w:t>.</w:t>
+      </w:r>
     </w:p>
     <w:sectPr>
-      <w:pgSz w:w="12240" w:h="15840"/>
+      <w:pgSz w:w="11900" w:h="16840"/>
       <w:pgMar w:top="1440" w:right="1440" w:bottom="1440" w:left="1440" w:header="708" w:footer="708" w:gutter="0"/>
       <w:cols w:space="708"/>
-      <w:docGrid w:linePitch="360"/>
+      <w:docGrid w:linePitch="381"/>
     </w:sectPr>
   </w:body>
 </w:document>
@@ -827,6 +2555,1049 @@
 <file path=word/numbering.xml><?xml version="1.0" encoding="utf-8"?>
 <w:numbering xmlns:wpc="http://schemas.microsoft.com/office/word/2010/wordprocessingCanvas" xmlns:cx="http://schemas.microsoft.com/office/drawing/2014/chartex" xmlns:cx1="http://schemas.microsoft.com/office/drawing/2015/9/8/chartex" xmlns:cx2="http://schemas.microsoft.com/office/drawing/2015/10/21/chartex" xmlns:cx3="http://schemas.microsoft.com/office/drawing/2016/5/9/chartex" xmlns:cx4="http://schemas.microsoft.com/office/drawing/2016/5/10/chartex" xmlns:cx5="http://schemas.microsoft.com/office/drawing/2016/5/11/chartex" xmlns:cx6="http://schemas.microsoft.com/office/drawing/2016/5/12/chartex" xmlns:cx7="http://schemas.microsoft.com/office/drawing/2016/5/13/chartex" xmlns:cx8="http://schemas.microsoft.com/office/drawing/2016/5/14/chartex" xmlns:mc="http://schemas.openxmlformats.org/markup-compatibility/2006" xmlns:aink="http://schemas.microsoft.com/office/drawing/2016/ink" xmlns:am3d="http://schemas.microsoft.com/office/drawing/2017/model3d" xmlns:o="urn:schemas-microsoft-com:office:office" xmlns:oel="http://schemas.microsoft.com/office/2019/extlst" xmlns:r="http://schemas.openxmlformats.org/officeDocument/2006/relationships" xmlns:m="http://schemas.openxmlformats.org/officeDocument/2006/math" xmlns:v="urn:schemas-microsoft-com:vml" xmlns:wp14="http://schemas.microsoft.com/office/word/2010/wordprocessingDrawing" xmlns:wp="http://schemas.openxmlformats.org/drawingml/2006/wordprocessingDrawing" xmlns:w10="urn:schemas-microsoft-com:office:word" xmlns:w="http://schemas.openxmlformats.org/wordprocessingml/2006/main" xmlns:w14="http://schemas.microsoft.com/office/word/2010/wordml" xmlns:w15="http://schemas.microsoft.com/office/word/2012/wordml" xmlns:w16cex="http://schemas.microsoft.com/office/word/2018/wordml/cex" xmlns:w16cid="http://schemas.microsoft.com/office/word/2016/wordml/cid" xmlns:w16="http://schemas.microsoft.com/office/word/2018/wordml" xmlns:w16du="http://schemas.microsoft.com/office/word/2023/wordml/word16du" xmlns:w16sdtdh="http://schemas.microsoft.com/office/word/2020/wordml/sdtdatahash" xmlns:w16sdtfl="http://schemas.microsoft.com/office/word/2024/wordml/sdtformatlock" xmlns:w16se="http://schemas.microsoft.com/office/word/2015/wordml/symex" xmlns:wpg="http://schemas.microsoft.com/office/word/2010/wordprocessingGroup" xmlns:wpi="http://schemas.microsoft.com/office/word/2010/wordprocessingInk" xmlns:wne="http://schemas.microsoft.com/office/word/2006/wordml" xmlns:wps="http://schemas.microsoft.com/office/word/2010/wordprocessingShape" mc:Ignorable="w14 w15 w16se w16cid w16 w16cex w16sdtdh w16sdtfl w16du wp14">
   <w:abstractNum w:abstractNumId="0" w15:restartNumberingAfterBreak="0">
+    <w:nsid w:val="062610F3"/>
+    <w:multiLevelType w:val="multilevel"/>
+    <w:tmpl w:val="DDDA7F30"/>
+    <w:lvl w:ilvl="0">
+      <w:start w:val="1"/>
+      <w:numFmt w:val="bullet"/>
+      <w:lvlText w:val=""/>
+      <w:lvlJc w:val="left"/>
+      <w:pPr>
+        <w:tabs>
+          <w:tab w:val="num" w:pos="720"/>
+        </w:tabs>
+        <w:ind w:left="720" w:hanging="360"/>
+      </w:pPr>
+      <w:rPr>
+        <w:rFonts w:ascii="Symbol" w:hAnsi="Symbol" w:hint="default"/>
+        <w:sz w:val="20"/>
+      </w:rPr>
+    </w:lvl>
+    <w:lvl w:ilvl="1" w:tentative="1">
+      <w:start w:val="1"/>
+      <w:numFmt w:val="bullet"/>
+      <w:lvlText w:val="o"/>
+      <w:lvlJc w:val="left"/>
+      <w:pPr>
+        <w:tabs>
+          <w:tab w:val="num" w:pos="1440"/>
+        </w:tabs>
+        <w:ind w:left="1440" w:hanging="360"/>
+      </w:pPr>
+      <w:rPr>
+        <w:rFonts w:ascii="Courier New" w:hAnsi="Courier New" w:hint="default"/>
+        <w:sz w:val="20"/>
+      </w:rPr>
+    </w:lvl>
+    <w:lvl w:ilvl="2" w:tentative="1">
+      <w:start w:val="1"/>
+      <w:numFmt w:val="bullet"/>
+      <w:lvlText w:val=""/>
+      <w:lvlJc w:val="left"/>
+      <w:pPr>
+        <w:tabs>
+          <w:tab w:val="num" w:pos="2160"/>
+        </w:tabs>
+        <w:ind w:left="2160" w:hanging="360"/>
+      </w:pPr>
+      <w:rPr>
+        <w:rFonts w:ascii="Wingdings" w:hAnsi="Wingdings" w:hint="default"/>
+        <w:sz w:val="20"/>
+      </w:rPr>
+    </w:lvl>
+    <w:lvl w:ilvl="3" w:tentative="1">
+      <w:start w:val="1"/>
+      <w:numFmt w:val="bullet"/>
+      <w:lvlText w:val=""/>
+      <w:lvlJc w:val="left"/>
+      <w:pPr>
+        <w:tabs>
+          <w:tab w:val="num" w:pos="2880"/>
+        </w:tabs>
+        <w:ind w:left="2880" w:hanging="360"/>
+      </w:pPr>
+      <w:rPr>
+        <w:rFonts w:ascii="Wingdings" w:hAnsi="Wingdings" w:hint="default"/>
+        <w:sz w:val="20"/>
+      </w:rPr>
+    </w:lvl>
+    <w:lvl w:ilvl="4" w:tentative="1">
+      <w:start w:val="1"/>
+      <w:numFmt w:val="bullet"/>
+      <w:lvlText w:val=""/>
+      <w:lvlJc w:val="left"/>
+      <w:pPr>
+        <w:tabs>
+          <w:tab w:val="num" w:pos="3600"/>
+        </w:tabs>
+        <w:ind w:left="3600" w:hanging="360"/>
+      </w:pPr>
+      <w:rPr>
+        <w:rFonts w:ascii="Wingdings" w:hAnsi="Wingdings" w:hint="default"/>
+        <w:sz w:val="20"/>
+      </w:rPr>
+    </w:lvl>
+    <w:lvl w:ilvl="5" w:tentative="1">
+      <w:start w:val="1"/>
+      <w:numFmt w:val="bullet"/>
+      <w:lvlText w:val=""/>
+      <w:lvlJc w:val="left"/>
+      <w:pPr>
+        <w:tabs>
+          <w:tab w:val="num" w:pos="4320"/>
+        </w:tabs>
+        <w:ind w:left="4320" w:hanging="360"/>
+      </w:pPr>
+      <w:rPr>
+        <w:rFonts w:ascii="Wingdings" w:hAnsi="Wingdings" w:hint="default"/>
+        <w:sz w:val="20"/>
+      </w:rPr>
+    </w:lvl>
+    <w:lvl w:ilvl="6" w:tentative="1">
+      <w:start w:val="1"/>
+      <w:numFmt w:val="bullet"/>
+      <w:lvlText w:val=""/>
+      <w:lvlJc w:val="left"/>
+      <w:pPr>
+        <w:tabs>
+          <w:tab w:val="num" w:pos="5040"/>
+        </w:tabs>
+        <w:ind w:left="5040" w:hanging="360"/>
+      </w:pPr>
+      <w:rPr>
+        <w:rFonts w:ascii="Wingdings" w:hAnsi="Wingdings" w:hint="default"/>
+        <w:sz w:val="20"/>
+      </w:rPr>
+    </w:lvl>
+    <w:lvl w:ilvl="7" w:tentative="1">
+      <w:start w:val="1"/>
+      <w:numFmt w:val="bullet"/>
+      <w:lvlText w:val=""/>
+      <w:lvlJc w:val="left"/>
+      <w:pPr>
+        <w:tabs>
+          <w:tab w:val="num" w:pos="5760"/>
+        </w:tabs>
+        <w:ind w:left="5760" w:hanging="360"/>
+      </w:pPr>
+      <w:rPr>
+        <w:rFonts w:ascii="Wingdings" w:hAnsi="Wingdings" w:hint="default"/>
+        <w:sz w:val="20"/>
+      </w:rPr>
+    </w:lvl>
+    <w:lvl w:ilvl="8" w:tentative="1">
+      <w:start w:val="1"/>
+      <w:numFmt w:val="bullet"/>
+      <w:lvlText w:val=""/>
+      <w:lvlJc w:val="left"/>
+      <w:pPr>
+        <w:tabs>
+          <w:tab w:val="num" w:pos="6480"/>
+        </w:tabs>
+        <w:ind w:left="6480" w:hanging="360"/>
+      </w:pPr>
+      <w:rPr>
+        <w:rFonts w:ascii="Wingdings" w:hAnsi="Wingdings" w:hint="default"/>
+        <w:sz w:val="20"/>
+      </w:rPr>
+    </w:lvl>
+  </w:abstractNum>
+  <w:abstractNum w:abstractNumId="1" w15:restartNumberingAfterBreak="0">
+    <w:nsid w:val="0800235E"/>
+    <w:multiLevelType w:val="multilevel"/>
+    <w:tmpl w:val="FBAA33A6"/>
+    <w:lvl w:ilvl="0">
+      <w:start w:val="1"/>
+      <w:numFmt w:val="bullet"/>
+      <w:lvlText w:val=""/>
+      <w:lvlJc w:val="left"/>
+      <w:pPr>
+        <w:tabs>
+          <w:tab w:val="num" w:pos="720"/>
+        </w:tabs>
+        <w:ind w:left="720" w:hanging="360"/>
+      </w:pPr>
+      <w:rPr>
+        <w:rFonts w:ascii="Symbol" w:hAnsi="Symbol" w:hint="default"/>
+        <w:sz w:val="20"/>
+      </w:rPr>
+    </w:lvl>
+    <w:lvl w:ilvl="1" w:tentative="1">
+      <w:start w:val="1"/>
+      <w:numFmt w:val="bullet"/>
+      <w:lvlText w:val="o"/>
+      <w:lvlJc w:val="left"/>
+      <w:pPr>
+        <w:tabs>
+          <w:tab w:val="num" w:pos="1440"/>
+        </w:tabs>
+        <w:ind w:left="1440" w:hanging="360"/>
+      </w:pPr>
+      <w:rPr>
+        <w:rFonts w:ascii="Courier New" w:hAnsi="Courier New" w:hint="default"/>
+        <w:sz w:val="20"/>
+      </w:rPr>
+    </w:lvl>
+    <w:lvl w:ilvl="2" w:tentative="1">
+      <w:start w:val="1"/>
+      <w:numFmt w:val="bullet"/>
+      <w:lvlText w:val=""/>
+      <w:lvlJc w:val="left"/>
+      <w:pPr>
+        <w:tabs>
+          <w:tab w:val="num" w:pos="2160"/>
+        </w:tabs>
+        <w:ind w:left="2160" w:hanging="360"/>
+      </w:pPr>
+      <w:rPr>
+        <w:rFonts w:ascii="Wingdings" w:hAnsi="Wingdings" w:hint="default"/>
+        <w:sz w:val="20"/>
+      </w:rPr>
+    </w:lvl>
+    <w:lvl w:ilvl="3" w:tentative="1">
+      <w:start w:val="1"/>
+      <w:numFmt w:val="bullet"/>
+      <w:lvlText w:val=""/>
+      <w:lvlJc w:val="left"/>
+      <w:pPr>
+        <w:tabs>
+          <w:tab w:val="num" w:pos="2880"/>
+        </w:tabs>
+        <w:ind w:left="2880" w:hanging="360"/>
+      </w:pPr>
+      <w:rPr>
+        <w:rFonts w:ascii="Wingdings" w:hAnsi="Wingdings" w:hint="default"/>
+        <w:sz w:val="20"/>
+      </w:rPr>
+    </w:lvl>
+    <w:lvl w:ilvl="4" w:tentative="1">
+      <w:start w:val="1"/>
+      <w:numFmt w:val="bullet"/>
+      <w:lvlText w:val=""/>
+      <w:lvlJc w:val="left"/>
+      <w:pPr>
+        <w:tabs>
+          <w:tab w:val="num" w:pos="3600"/>
+        </w:tabs>
+        <w:ind w:left="3600" w:hanging="360"/>
+      </w:pPr>
+      <w:rPr>
+        <w:rFonts w:ascii="Wingdings" w:hAnsi="Wingdings" w:hint="default"/>
+        <w:sz w:val="20"/>
+      </w:rPr>
+    </w:lvl>
+    <w:lvl w:ilvl="5" w:tentative="1">
+      <w:start w:val="1"/>
+      <w:numFmt w:val="bullet"/>
+      <w:lvlText w:val=""/>
+      <w:lvlJc w:val="left"/>
+      <w:pPr>
+        <w:tabs>
+          <w:tab w:val="num" w:pos="4320"/>
+        </w:tabs>
+        <w:ind w:left="4320" w:hanging="360"/>
+      </w:pPr>
+      <w:rPr>
+        <w:rFonts w:ascii="Wingdings" w:hAnsi="Wingdings" w:hint="default"/>
+        <w:sz w:val="20"/>
+      </w:rPr>
+    </w:lvl>
+    <w:lvl w:ilvl="6" w:tentative="1">
+      <w:start w:val="1"/>
+      <w:numFmt w:val="bullet"/>
+      <w:lvlText w:val=""/>
+      <w:lvlJc w:val="left"/>
+      <w:pPr>
+        <w:tabs>
+          <w:tab w:val="num" w:pos="5040"/>
+        </w:tabs>
+        <w:ind w:left="5040" w:hanging="360"/>
+      </w:pPr>
+      <w:rPr>
+        <w:rFonts w:ascii="Wingdings" w:hAnsi="Wingdings" w:hint="default"/>
+        <w:sz w:val="20"/>
+      </w:rPr>
+    </w:lvl>
+    <w:lvl w:ilvl="7" w:tentative="1">
+      <w:start w:val="1"/>
+      <w:numFmt w:val="bullet"/>
+      <w:lvlText w:val=""/>
+      <w:lvlJc w:val="left"/>
+      <w:pPr>
+        <w:tabs>
+          <w:tab w:val="num" w:pos="5760"/>
+        </w:tabs>
+        <w:ind w:left="5760" w:hanging="360"/>
+      </w:pPr>
+      <w:rPr>
+        <w:rFonts w:ascii="Wingdings" w:hAnsi="Wingdings" w:hint="default"/>
+        <w:sz w:val="20"/>
+      </w:rPr>
+    </w:lvl>
+    <w:lvl w:ilvl="8" w:tentative="1">
+      <w:start w:val="1"/>
+      <w:numFmt w:val="bullet"/>
+      <w:lvlText w:val=""/>
+      <w:lvlJc w:val="left"/>
+      <w:pPr>
+        <w:tabs>
+          <w:tab w:val="num" w:pos="6480"/>
+        </w:tabs>
+        <w:ind w:left="6480" w:hanging="360"/>
+      </w:pPr>
+      <w:rPr>
+        <w:rFonts w:ascii="Wingdings" w:hAnsi="Wingdings" w:hint="default"/>
+        <w:sz w:val="20"/>
+      </w:rPr>
+    </w:lvl>
+  </w:abstractNum>
+  <w:abstractNum w:abstractNumId="2" w15:restartNumberingAfterBreak="0">
+    <w:nsid w:val="0FFE2F71"/>
+    <w:multiLevelType w:val="multilevel"/>
+    <w:tmpl w:val="6B7624E8"/>
+    <w:lvl w:ilvl="0">
+      <w:start w:val="1"/>
+      <w:numFmt w:val="bullet"/>
+      <w:lvlText w:val=""/>
+      <w:lvlJc w:val="left"/>
+      <w:pPr>
+        <w:tabs>
+          <w:tab w:val="num" w:pos="720"/>
+        </w:tabs>
+        <w:ind w:left="720" w:hanging="360"/>
+      </w:pPr>
+      <w:rPr>
+        <w:rFonts w:ascii="Symbol" w:hAnsi="Symbol" w:hint="default"/>
+        <w:sz w:val="20"/>
+      </w:rPr>
+    </w:lvl>
+    <w:lvl w:ilvl="1" w:tentative="1">
+      <w:start w:val="1"/>
+      <w:numFmt w:val="bullet"/>
+      <w:lvlText w:val="o"/>
+      <w:lvlJc w:val="left"/>
+      <w:pPr>
+        <w:tabs>
+          <w:tab w:val="num" w:pos="1440"/>
+        </w:tabs>
+        <w:ind w:left="1440" w:hanging="360"/>
+      </w:pPr>
+      <w:rPr>
+        <w:rFonts w:ascii="Courier New" w:hAnsi="Courier New" w:hint="default"/>
+        <w:sz w:val="20"/>
+      </w:rPr>
+    </w:lvl>
+    <w:lvl w:ilvl="2" w:tentative="1">
+      <w:start w:val="1"/>
+      <w:numFmt w:val="bullet"/>
+      <w:lvlText w:val=""/>
+      <w:lvlJc w:val="left"/>
+      <w:pPr>
+        <w:tabs>
+          <w:tab w:val="num" w:pos="2160"/>
+        </w:tabs>
+        <w:ind w:left="2160" w:hanging="360"/>
+      </w:pPr>
+      <w:rPr>
+        <w:rFonts w:ascii="Wingdings" w:hAnsi="Wingdings" w:hint="default"/>
+        <w:sz w:val="20"/>
+      </w:rPr>
+    </w:lvl>
+    <w:lvl w:ilvl="3" w:tentative="1">
+      <w:start w:val="1"/>
+      <w:numFmt w:val="bullet"/>
+      <w:lvlText w:val=""/>
+      <w:lvlJc w:val="left"/>
+      <w:pPr>
+        <w:tabs>
+          <w:tab w:val="num" w:pos="2880"/>
+        </w:tabs>
+        <w:ind w:left="2880" w:hanging="360"/>
+      </w:pPr>
+      <w:rPr>
+        <w:rFonts w:ascii="Wingdings" w:hAnsi="Wingdings" w:hint="default"/>
+        <w:sz w:val="20"/>
+      </w:rPr>
+    </w:lvl>
+    <w:lvl w:ilvl="4" w:tentative="1">
+      <w:start w:val="1"/>
+      <w:numFmt w:val="bullet"/>
+      <w:lvlText w:val=""/>
+      <w:lvlJc w:val="left"/>
+      <w:pPr>
+        <w:tabs>
+          <w:tab w:val="num" w:pos="3600"/>
+        </w:tabs>
+        <w:ind w:left="3600" w:hanging="360"/>
+      </w:pPr>
+      <w:rPr>
+        <w:rFonts w:ascii="Wingdings" w:hAnsi="Wingdings" w:hint="default"/>
+        <w:sz w:val="20"/>
+      </w:rPr>
+    </w:lvl>
+    <w:lvl w:ilvl="5" w:tentative="1">
+      <w:start w:val="1"/>
+      <w:numFmt w:val="bullet"/>
+      <w:lvlText w:val=""/>
+      <w:lvlJc w:val="left"/>
+      <w:pPr>
+        <w:tabs>
+          <w:tab w:val="num" w:pos="4320"/>
+        </w:tabs>
+        <w:ind w:left="4320" w:hanging="360"/>
+      </w:pPr>
+      <w:rPr>
+        <w:rFonts w:ascii="Wingdings" w:hAnsi="Wingdings" w:hint="default"/>
+        <w:sz w:val="20"/>
+      </w:rPr>
+    </w:lvl>
+    <w:lvl w:ilvl="6" w:tentative="1">
+      <w:start w:val="1"/>
+      <w:numFmt w:val="bullet"/>
+      <w:lvlText w:val=""/>
+      <w:lvlJc w:val="left"/>
+      <w:pPr>
+        <w:tabs>
+          <w:tab w:val="num" w:pos="5040"/>
+        </w:tabs>
+        <w:ind w:left="5040" w:hanging="360"/>
+      </w:pPr>
+      <w:rPr>
+        <w:rFonts w:ascii="Wingdings" w:hAnsi="Wingdings" w:hint="default"/>
+        <w:sz w:val="20"/>
+      </w:rPr>
+    </w:lvl>
+    <w:lvl w:ilvl="7" w:tentative="1">
+      <w:start w:val="1"/>
+      <w:numFmt w:val="bullet"/>
+      <w:lvlText w:val=""/>
+      <w:lvlJc w:val="left"/>
+      <w:pPr>
+        <w:tabs>
+          <w:tab w:val="num" w:pos="5760"/>
+        </w:tabs>
+        <w:ind w:left="5760" w:hanging="360"/>
+      </w:pPr>
+      <w:rPr>
+        <w:rFonts w:ascii="Wingdings" w:hAnsi="Wingdings" w:hint="default"/>
+        <w:sz w:val="20"/>
+      </w:rPr>
+    </w:lvl>
+    <w:lvl w:ilvl="8" w:tentative="1">
+      <w:start w:val="1"/>
+      <w:numFmt w:val="bullet"/>
+      <w:lvlText w:val=""/>
+      <w:lvlJc w:val="left"/>
+      <w:pPr>
+        <w:tabs>
+          <w:tab w:val="num" w:pos="6480"/>
+        </w:tabs>
+        <w:ind w:left="6480" w:hanging="360"/>
+      </w:pPr>
+      <w:rPr>
+        <w:rFonts w:ascii="Wingdings" w:hAnsi="Wingdings" w:hint="default"/>
+        <w:sz w:val="20"/>
+      </w:rPr>
+    </w:lvl>
+  </w:abstractNum>
+  <w:abstractNum w:abstractNumId="3" w15:restartNumberingAfterBreak="0">
+    <w:nsid w:val="1A783455"/>
+    <w:multiLevelType w:val="multilevel"/>
+    <w:tmpl w:val="DDDCC68C"/>
+    <w:lvl w:ilvl="0">
+      <w:start w:val="1"/>
+      <w:numFmt w:val="bullet"/>
+      <w:lvlText w:val=""/>
+      <w:lvlJc w:val="left"/>
+      <w:pPr>
+        <w:tabs>
+          <w:tab w:val="num" w:pos="720"/>
+        </w:tabs>
+        <w:ind w:left="720" w:hanging="360"/>
+      </w:pPr>
+      <w:rPr>
+        <w:rFonts w:ascii="Symbol" w:hAnsi="Symbol" w:hint="default"/>
+        <w:sz w:val="20"/>
+      </w:rPr>
+    </w:lvl>
+    <w:lvl w:ilvl="1" w:tentative="1">
+      <w:start w:val="1"/>
+      <w:numFmt w:val="bullet"/>
+      <w:lvlText w:val="o"/>
+      <w:lvlJc w:val="left"/>
+      <w:pPr>
+        <w:tabs>
+          <w:tab w:val="num" w:pos="1440"/>
+        </w:tabs>
+        <w:ind w:left="1440" w:hanging="360"/>
+      </w:pPr>
+      <w:rPr>
+        <w:rFonts w:ascii="Courier New" w:hAnsi="Courier New" w:hint="default"/>
+        <w:sz w:val="20"/>
+      </w:rPr>
+    </w:lvl>
+    <w:lvl w:ilvl="2" w:tentative="1">
+      <w:start w:val="1"/>
+      <w:numFmt w:val="bullet"/>
+      <w:lvlText w:val=""/>
+      <w:lvlJc w:val="left"/>
+      <w:pPr>
+        <w:tabs>
+          <w:tab w:val="num" w:pos="2160"/>
+        </w:tabs>
+        <w:ind w:left="2160" w:hanging="360"/>
+      </w:pPr>
+      <w:rPr>
+        <w:rFonts w:ascii="Wingdings" w:hAnsi="Wingdings" w:hint="default"/>
+        <w:sz w:val="20"/>
+      </w:rPr>
+    </w:lvl>
+    <w:lvl w:ilvl="3" w:tentative="1">
+      <w:start w:val="1"/>
+      <w:numFmt w:val="bullet"/>
+      <w:lvlText w:val=""/>
+      <w:lvlJc w:val="left"/>
+      <w:pPr>
+        <w:tabs>
+          <w:tab w:val="num" w:pos="2880"/>
+        </w:tabs>
+        <w:ind w:left="2880" w:hanging="360"/>
+      </w:pPr>
+      <w:rPr>
+        <w:rFonts w:ascii="Wingdings" w:hAnsi="Wingdings" w:hint="default"/>
+        <w:sz w:val="20"/>
+      </w:rPr>
+    </w:lvl>
+    <w:lvl w:ilvl="4" w:tentative="1">
+      <w:start w:val="1"/>
+      <w:numFmt w:val="bullet"/>
+      <w:lvlText w:val=""/>
+      <w:lvlJc w:val="left"/>
+      <w:pPr>
+        <w:tabs>
+          <w:tab w:val="num" w:pos="3600"/>
+        </w:tabs>
+        <w:ind w:left="3600" w:hanging="360"/>
+      </w:pPr>
+      <w:rPr>
+        <w:rFonts w:ascii="Wingdings" w:hAnsi="Wingdings" w:hint="default"/>
+        <w:sz w:val="20"/>
+      </w:rPr>
+    </w:lvl>
+    <w:lvl w:ilvl="5" w:tentative="1">
+      <w:start w:val="1"/>
+      <w:numFmt w:val="bullet"/>
+      <w:lvlText w:val=""/>
+      <w:lvlJc w:val="left"/>
+      <w:pPr>
+        <w:tabs>
+          <w:tab w:val="num" w:pos="4320"/>
+        </w:tabs>
+        <w:ind w:left="4320" w:hanging="360"/>
+      </w:pPr>
+      <w:rPr>
+        <w:rFonts w:ascii="Wingdings" w:hAnsi="Wingdings" w:hint="default"/>
+        <w:sz w:val="20"/>
+      </w:rPr>
+    </w:lvl>
+    <w:lvl w:ilvl="6" w:tentative="1">
+      <w:start w:val="1"/>
+      <w:numFmt w:val="bullet"/>
+      <w:lvlText w:val=""/>
+      <w:lvlJc w:val="left"/>
+      <w:pPr>
+        <w:tabs>
+          <w:tab w:val="num" w:pos="5040"/>
+        </w:tabs>
+        <w:ind w:left="5040" w:hanging="360"/>
+      </w:pPr>
+      <w:rPr>
+        <w:rFonts w:ascii="Wingdings" w:hAnsi="Wingdings" w:hint="default"/>
+        <w:sz w:val="20"/>
+      </w:rPr>
+    </w:lvl>
+    <w:lvl w:ilvl="7" w:tentative="1">
+      <w:start w:val="1"/>
+      <w:numFmt w:val="bullet"/>
+      <w:lvlText w:val=""/>
+      <w:lvlJc w:val="left"/>
+      <w:pPr>
+        <w:tabs>
+          <w:tab w:val="num" w:pos="5760"/>
+        </w:tabs>
+        <w:ind w:left="5760" w:hanging="360"/>
+      </w:pPr>
+      <w:rPr>
+        <w:rFonts w:ascii="Wingdings" w:hAnsi="Wingdings" w:hint="default"/>
+        <w:sz w:val="20"/>
+      </w:rPr>
+    </w:lvl>
+    <w:lvl w:ilvl="8" w:tentative="1">
+      <w:start w:val="1"/>
+      <w:numFmt w:val="bullet"/>
+      <w:lvlText w:val=""/>
+      <w:lvlJc w:val="left"/>
+      <w:pPr>
+        <w:tabs>
+          <w:tab w:val="num" w:pos="6480"/>
+        </w:tabs>
+        <w:ind w:left="6480" w:hanging="360"/>
+      </w:pPr>
+      <w:rPr>
+        <w:rFonts w:ascii="Wingdings" w:hAnsi="Wingdings" w:hint="default"/>
+        <w:sz w:val="20"/>
+      </w:rPr>
+    </w:lvl>
+  </w:abstractNum>
+  <w:abstractNum w:abstractNumId="4" w15:restartNumberingAfterBreak="0">
+    <w:nsid w:val="2E2573F2"/>
+    <w:multiLevelType w:val="multilevel"/>
+    <w:tmpl w:val="CE4A6A48"/>
+    <w:lvl w:ilvl="0">
+      <w:start w:val="1"/>
+      <w:numFmt w:val="bullet"/>
+      <w:lvlText w:val=""/>
+      <w:lvlJc w:val="left"/>
+      <w:pPr>
+        <w:tabs>
+          <w:tab w:val="num" w:pos="720"/>
+        </w:tabs>
+        <w:ind w:left="720" w:hanging="360"/>
+      </w:pPr>
+      <w:rPr>
+        <w:rFonts w:ascii="Symbol" w:hAnsi="Symbol" w:hint="default"/>
+        <w:sz w:val="20"/>
+      </w:rPr>
+    </w:lvl>
+    <w:lvl w:ilvl="1" w:tentative="1">
+      <w:start w:val="1"/>
+      <w:numFmt w:val="bullet"/>
+      <w:lvlText w:val="o"/>
+      <w:lvlJc w:val="left"/>
+      <w:pPr>
+        <w:tabs>
+          <w:tab w:val="num" w:pos="1440"/>
+        </w:tabs>
+        <w:ind w:left="1440" w:hanging="360"/>
+      </w:pPr>
+      <w:rPr>
+        <w:rFonts w:ascii="Courier New" w:hAnsi="Courier New" w:hint="default"/>
+        <w:sz w:val="20"/>
+      </w:rPr>
+    </w:lvl>
+    <w:lvl w:ilvl="2" w:tentative="1">
+      <w:start w:val="1"/>
+      <w:numFmt w:val="bullet"/>
+      <w:lvlText w:val=""/>
+      <w:lvlJc w:val="left"/>
+      <w:pPr>
+        <w:tabs>
+          <w:tab w:val="num" w:pos="2160"/>
+        </w:tabs>
+        <w:ind w:left="2160" w:hanging="360"/>
+      </w:pPr>
+      <w:rPr>
+        <w:rFonts w:ascii="Wingdings" w:hAnsi="Wingdings" w:hint="default"/>
+        <w:sz w:val="20"/>
+      </w:rPr>
+    </w:lvl>
+    <w:lvl w:ilvl="3" w:tentative="1">
+      <w:start w:val="1"/>
+      <w:numFmt w:val="bullet"/>
+      <w:lvlText w:val=""/>
+      <w:lvlJc w:val="left"/>
+      <w:pPr>
+        <w:tabs>
+          <w:tab w:val="num" w:pos="2880"/>
+        </w:tabs>
+        <w:ind w:left="2880" w:hanging="360"/>
+      </w:pPr>
+      <w:rPr>
+        <w:rFonts w:ascii="Wingdings" w:hAnsi="Wingdings" w:hint="default"/>
+        <w:sz w:val="20"/>
+      </w:rPr>
+    </w:lvl>
+    <w:lvl w:ilvl="4" w:tentative="1">
+      <w:start w:val="1"/>
+      <w:numFmt w:val="bullet"/>
+      <w:lvlText w:val=""/>
+      <w:lvlJc w:val="left"/>
+      <w:pPr>
+        <w:tabs>
+          <w:tab w:val="num" w:pos="3600"/>
+        </w:tabs>
+        <w:ind w:left="3600" w:hanging="360"/>
+      </w:pPr>
+      <w:rPr>
+        <w:rFonts w:ascii="Wingdings" w:hAnsi="Wingdings" w:hint="default"/>
+        <w:sz w:val="20"/>
+      </w:rPr>
+    </w:lvl>
+    <w:lvl w:ilvl="5" w:tentative="1">
+      <w:start w:val="1"/>
+      <w:numFmt w:val="bullet"/>
+      <w:lvlText w:val=""/>
+      <w:lvlJc w:val="left"/>
+      <w:pPr>
+        <w:tabs>
+          <w:tab w:val="num" w:pos="4320"/>
+        </w:tabs>
+        <w:ind w:left="4320" w:hanging="360"/>
+      </w:pPr>
+      <w:rPr>
+        <w:rFonts w:ascii="Wingdings" w:hAnsi="Wingdings" w:hint="default"/>
+        <w:sz w:val="20"/>
+      </w:rPr>
+    </w:lvl>
+    <w:lvl w:ilvl="6" w:tentative="1">
+      <w:start w:val="1"/>
+      <w:numFmt w:val="bullet"/>
+      <w:lvlText w:val=""/>
+      <w:lvlJc w:val="left"/>
+      <w:pPr>
+        <w:tabs>
+          <w:tab w:val="num" w:pos="5040"/>
+        </w:tabs>
+        <w:ind w:left="5040" w:hanging="360"/>
+      </w:pPr>
+      <w:rPr>
+        <w:rFonts w:ascii="Wingdings" w:hAnsi="Wingdings" w:hint="default"/>
+        <w:sz w:val="20"/>
+      </w:rPr>
+    </w:lvl>
+    <w:lvl w:ilvl="7" w:tentative="1">
+      <w:start w:val="1"/>
+      <w:numFmt w:val="bullet"/>
+      <w:lvlText w:val=""/>
+      <w:lvlJc w:val="left"/>
+      <w:pPr>
+        <w:tabs>
+          <w:tab w:val="num" w:pos="5760"/>
+        </w:tabs>
+        <w:ind w:left="5760" w:hanging="360"/>
+      </w:pPr>
+      <w:rPr>
+        <w:rFonts w:ascii="Wingdings" w:hAnsi="Wingdings" w:hint="default"/>
+        <w:sz w:val="20"/>
+      </w:rPr>
+    </w:lvl>
+    <w:lvl w:ilvl="8" w:tentative="1">
+      <w:start w:val="1"/>
+      <w:numFmt w:val="bullet"/>
+      <w:lvlText w:val=""/>
+      <w:lvlJc w:val="left"/>
+      <w:pPr>
+        <w:tabs>
+          <w:tab w:val="num" w:pos="6480"/>
+        </w:tabs>
+        <w:ind w:left="6480" w:hanging="360"/>
+      </w:pPr>
+      <w:rPr>
+        <w:rFonts w:ascii="Wingdings" w:hAnsi="Wingdings" w:hint="default"/>
+        <w:sz w:val="20"/>
+      </w:rPr>
+    </w:lvl>
+  </w:abstractNum>
+  <w:abstractNum w:abstractNumId="5" w15:restartNumberingAfterBreak="0">
+    <w:nsid w:val="3C4C7A31"/>
+    <w:multiLevelType w:val="multilevel"/>
+    <w:tmpl w:val="F5C427BE"/>
+    <w:lvl w:ilvl="0">
+      <w:start w:val="1"/>
+      <w:numFmt w:val="bullet"/>
+      <w:lvlText w:val=""/>
+      <w:lvlJc w:val="left"/>
+      <w:pPr>
+        <w:tabs>
+          <w:tab w:val="num" w:pos="720"/>
+        </w:tabs>
+        <w:ind w:left="720" w:hanging="360"/>
+      </w:pPr>
+      <w:rPr>
+        <w:rFonts w:ascii="Symbol" w:hAnsi="Symbol" w:hint="default"/>
+        <w:sz w:val="20"/>
+      </w:rPr>
+    </w:lvl>
+    <w:lvl w:ilvl="1" w:tentative="1">
+      <w:start w:val="1"/>
+      <w:numFmt w:val="bullet"/>
+      <w:lvlText w:val="o"/>
+      <w:lvlJc w:val="left"/>
+      <w:pPr>
+        <w:tabs>
+          <w:tab w:val="num" w:pos="1440"/>
+        </w:tabs>
+        <w:ind w:left="1440" w:hanging="360"/>
+      </w:pPr>
+      <w:rPr>
+        <w:rFonts w:ascii="Courier New" w:hAnsi="Courier New" w:hint="default"/>
+        <w:sz w:val="20"/>
+      </w:rPr>
+    </w:lvl>
+    <w:lvl w:ilvl="2" w:tentative="1">
+      <w:start w:val="1"/>
+      <w:numFmt w:val="bullet"/>
+      <w:lvlText w:val=""/>
+      <w:lvlJc w:val="left"/>
+      <w:pPr>
+        <w:tabs>
+          <w:tab w:val="num" w:pos="2160"/>
+        </w:tabs>
+        <w:ind w:left="2160" w:hanging="360"/>
+      </w:pPr>
+      <w:rPr>
+        <w:rFonts w:ascii="Wingdings" w:hAnsi="Wingdings" w:hint="default"/>
+        <w:sz w:val="20"/>
+      </w:rPr>
+    </w:lvl>
+    <w:lvl w:ilvl="3" w:tentative="1">
+      <w:start w:val="1"/>
+      <w:numFmt w:val="bullet"/>
+      <w:lvlText w:val=""/>
+      <w:lvlJc w:val="left"/>
+      <w:pPr>
+        <w:tabs>
+          <w:tab w:val="num" w:pos="2880"/>
+        </w:tabs>
+        <w:ind w:left="2880" w:hanging="360"/>
+      </w:pPr>
+      <w:rPr>
+        <w:rFonts w:ascii="Wingdings" w:hAnsi="Wingdings" w:hint="default"/>
+        <w:sz w:val="20"/>
+      </w:rPr>
+    </w:lvl>
+    <w:lvl w:ilvl="4" w:tentative="1">
+      <w:start w:val="1"/>
+      <w:numFmt w:val="bullet"/>
+      <w:lvlText w:val=""/>
+      <w:lvlJc w:val="left"/>
+      <w:pPr>
+        <w:tabs>
+          <w:tab w:val="num" w:pos="3600"/>
+        </w:tabs>
+        <w:ind w:left="3600" w:hanging="360"/>
+      </w:pPr>
+      <w:rPr>
+        <w:rFonts w:ascii="Wingdings" w:hAnsi="Wingdings" w:hint="default"/>
+        <w:sz w:val="20"/>
+      </w:rPr>
+    </w:lvl>
+    <w:lvl w:ilvl="5" w:tentative="1">
+      <w:start w:val="1"/>
+      <w:numFmt w:val="bullet"/>
+      <w:lvlText w:val=""/>
+      <w:lvlJc w:val="left"/>
+      <w:pPr>
+        <w:tabs>
+          <w:tab w:val="num" w:pos="4320"/>
+        </w:tabs>
+        <w:ind w:left="4320" w:hanging="360"/>
+      </w:pPr>
+      <w:rPr>
+        <w:rFonts w:ascii="Wingdings" w:hAnsi="Wingdings" w:hint="default"/>
+        <w:sz w:val="20"/>
+      </w:rPr>
+    </w:lvl>
+    <w:lvl w:ilvl="6" w:tentative="1">
+      <w:start w:val="1"/>
+      <w:numFmt w:val="bullet"/>
+      <w:lvlText w:val=""/>
+      <w:lvlJc w:val="left"/>
+      <w:pPr>
+        <w:tabs>
+          <w:tab w:val="num" w:pos="5040"/>
+        </w:tabs>
+        <w:ind w:left="5040" w:hanging="360"/>
+      </w:pPr>
+      <w:rPr>
+        <w:rFonts w:ascii="Wingdings" w:hAnsi="Wingdings" w:hint="default"/>
+        <w:sz w:val="20"/>
+      </w:rPr>
+    </w:lvl>
+    <w:lvl w:ilvl="7" w:tentative="1">
+      <w:start w:val="1"/>
+      <w:numFmt w:val="bullet"/>
+      <w:lvlText w:val=""/>
+      <w:lvlJc w:val="left"/>
+      <w:pPr>
+        <w:tabs>
+          <w:tab w:val="num" w:pos="5760"/>
+        </w:tabs>
+        <w:ind w:left="5760" w:hanging="360"/>
+      </w:pPr>
+      <w:rPr>
+        <w:rFonts w:ascii="Wingdings" w:hAnsi="Wingdings" w:hint="default"/>
+        <w:sz w:val="20"/>
+      </w:rPr>
+    </w:lvl>
+    <w:lvl w:ilvl="8" w:tentative="1">
+      <w:start w:val="1"/>
+      <w:numFmt w:val="bullet"/>
+      <w:lvlText w:val=""/>
+      <w:lvlJc w:val="left"/>
+      <w:pPr>
+        <w:tabs>
+          <w:tab w:val="num" w:pos="6480"/>
+        </w:tabs>
+        <w:ind w:left="6480" w:hanging="360"/>
+      </w:pPr>
+      <w:rPr>
+        <w:rFonts w:ascii="Wingdings" w:hAnsi="Wingdings" w:hint="default"/>
+        <w:sz w:val="20"/>
+      </w:rPr>
+    </w:lvl>
+  </w:abstractNum>
+  <w:abstractNum w:abstractNumId="6" w15:restartNumberingAfterBreak="0">
+    <w:nsid w:val="49AE69E0"/>
+    <w:multiLevelType w:val="multilevel"/>
+    <w:tmpl w:val="2720493E"/>
+    <w:lvl w:ilvl="0">
+      <w:start w:val="1"/>
+      <w:numFmt w:val="bullet"/>
+      <w:lvlText w:val=""/>
+      <w:lvlJc w:val="left"/>
+      <w:pPr>
+        <w:tabs>
+          <w:tab w:val="num" w:pos="720"/>
+        </w:tabs>
+        <w:ind w:left="720" w:hanging="360"/>
+      </w:pPr>
+      <w:rPr>
+        <w:rFonts w:ascii="Symbol" w:hAnsi="Symbol" w:hint="default"/>
+        <w:sz w:val="20"/>
+      </w:rPr>
+    </w:lvl>
+    <w:lvl w:ilvl="1" w:tentative="1">
+      <w:start w:val="1"/>
+      <w:numFmt w:val="bullet"/>
+      <w:lvlText w:val="o"/>
+      <w:lvlJc w:val="left"/>
+      <w:pPr>
+        <w:tabs>
+          <w:tab w:val="num" w:pos="1440"/>
+        </w:tabs>
+        <w:ind w:left="1440" w:hanging="360"/>
+      </w:pPr>
+      <w:rPr>
+        <w:rFonts w:ascii="Courier New" w:hAnsi="Courier New" w:hint="default"/>
+        <w:sz w:val="20"/>
+      </w:rPr>
+    </w:lvl>
+    <w:lvl w:ilvl="2" w:tentative="1">
+      <w:start w:val="1"/>
+      <w:numFmt w:val="bullet"/>
+      <w:lvlText w:val=""/>
+      <w:lvlJc w:val="left"/>
+      <w:pPr>
+        <w:tabs>
+          <w:tab w:val="num" w:pos="2160"/>
+        </w:tabs>
+        <w:ind w:left="2160" w:hanging="360"/>
+      </w:pPr>
+      <w:rPr>
+        <w:rFonts w:ascii="Wingdings" w:hAnsi="Wingdings" w:hint="default"/>
+        <w:sz w:val="20"/>
+      </w:rPr>
+    </w:lvl>
+    <w:lvl w:ilvl="3" w:tentative="1">
+      <w:start w:val="1"/>
+      <w:numFmt w:val="bullet"/>
+      <w:lvlText w:val=""/>
+      <w:lvlJc w:val="left"/>
+      <w:pPr>
+        <w:tabs>
+          <w:tab w:val="num" w:pos="2880"/>
+        </w:tabs>
+        <w:ind w:left="2880" w:hanging="360"/>
+      </w:pPr>
+      <w:rPr>
+        <w:rFonts w:ascii="Wingdings" w:hAnsi="Wingdings" w:hint="default"/>
+        <w:sz w:val="20"/>
+      </w:rPr>
+    </w:lvl>
+    <w:lvl w:ilvl="4" w:tentative="1">
+      <w:start w:val="1"/>
+      <w:numFmt w:val="bullet"/>
+      <w:lvlText w:val=""/>
+      <w:lvlJc w:val="left"/>
+      <w:pPr>
+        <w:tabs>
+          <w:tab w:val="num" w:pos="3600"/>
+        </w:tabs>
+        <w:ind w:left="3600" w:hanging="360"/>
+      </w:pPr>
+      <w:rPr>
+        <w:rFonts w:ascii="Wingdings" w:hAnsi="Wingdings" w:hint="default"/>
+        <w:sz w:val="20"/>
+      </w:rPr>
+    </w:lvl>
+    <w:lvl w:ilvl="5" w:tentative="1">
+      <w:start w:val="1"/>
+      <w:numFmt w:val="bullet"/>
+      <w:lvlText w:val=""/>
+      <w:lvlJc w:val="left"/>
+      <w:pPr>
+        <w:tabs>
+          <w:tab w:val="num" w:pos="4320"/>
+        </w:tabs>
+        <w:ind w:left="4320" w:hanging="360"/>
+      </w:pPr>
+      <w:rPr>
+        <w:rFonts w:ascii="Wingdings" w:hAnsi="Wingdings" w:hint="default"/>
+        <w:sz w:val="20"/>
+      </w:rPr>
+    </w:lvl>
+    <w:lvl w:ilvl="6" w:tentative="1">
+      <w:start w:val="1"/>
+      <w:numFmt w:val="bullet"/>
+      <w:lvlText w:val=""/>
+      <w:lvlJc w:val="left"/>
+      <w:pPr>
+        <w:tabs>
+          <w:tab w:val="num" w:pos="5040"/>
+        </w:tabs>
+        <w:ind w:left="5040" w:hanging="360"/>
+      </w:pPr>
+      <w:rPr>
+        <w:rFonts w:ascii="Wingdings" w:hAnsi="Wingdings" w:hint="default"/>
+        <w:sz w:val="20"/>
+      </w:rPr>
+    </w:lvl>
+    <w:lvl w:ilvl="7" w:tentative="1">
+      <w:start w:val="1"/>
+      <w:numFmt w:val="bullet"/>
+      <w:lvlText w:val=""/>
+      <w:lvlJc w:val="left"/>
+      <w:pPr>
+        <w:tabs>
+          <w:tab w:val="num" w:pos="5760"/>
+        </w:tabs>
+        <w:ind w:left="5760" w:hanging="360"/>
+      </w:pPr>
+      <w:rPr>
+        <w:rFonts w:ascii="Wingdings" w:hAnsi="Wingdings" w:hint="default"/>
+        <w:sz w:val="20"/>
+      </w:rPr>
+    </w:lvl>
+    <w:lvl w:ilvl="8" w:tentative="1">
+      <w:start w:val="1"/>
+      <w:numFmt w:val="bullet"/>
+      <w:lvlText w:val=""/>
+      <w:lvlJc w:val="left"/>
+      <w:pPr>
+        <w:tabs>
+          <w:tab w:val="num" w:pos="6480"/>
+        </w:tabs>
+        <w:ind w:left="6480" w:hanging="360"/>
+      </w:pPr>
+      <w:rPr>
+        <w:rFonts w:ascii="Wingdings" w:hAnsi="Wingdings" w:hint="default"/>
+        <w:sz w:val="20"/>
+      </w:rPr>
+    </w:lvl>
+  </w:abstractNum>
+  <w:abstractNum w:abstractNumId="7" w15:restartNumberingAfterBreak="0">
     <w:nsid w:val="4B9A219E"/>
     <w:multiLevelType w:val="multilevel"/>
     <w:tmpl w:val="C06EBF32"/>
@@ -975,7 +3746,418 @@
       </w:rPr>
     </w:lvl>
   </w:abstractNum>
-  <w:abstractNum w:abstractNumId="1" w15:restartNumberingAfterBreak="0">
+  <w:abstractNum w:abstractNumId="8" w15:restartNumberingAfterBreak="0">
+    <w:nsid w:val="55D5100C"/>
+    <w:multiLevelType w:val="multilevel"/>
+    <w:tmpl w:val="9858D046"/>
+    <w:lvl w:ilvl="0">
+      <w:start w:val="1"/>
+      <w:numFmt w:val="decimal"/>
+      <w:lvlText w:val="%1."/>
+      <w:lvlJc w:val="left"/>
+      <w:pPr>
+        <w:tabs>
+          <w:tab w:val="num" w:pos="720"/>
+        </w:tabs>
+        <w:ind w:left="720" w:hanging="360"/>
+      </w:pPr>
+    </w:lvl>
+    <w:lvl w:ilvl="1" w:tentative="1">
+      <w:start w:val="1"/>
+      <w:numFmt w:val="decimal"/>
+      <w:lvlText w:val="%2."/>
+      <w:lvlJc w:val="left"/>
+      <w:pPr>
+        <w:tabs>
+          <w:tab w:val="num" w:pos="1440"/>
+        </w:tabs>
+        <w:ind w:left="1440" w:hanging="360"/>
+      </w:pPr>
+    </w:lvl>
+    <w:lvl w:ilvl="2" w:tentative="1">
+      <w:start w:val="1"/>
+      <w:numFmt w:val="decimal"/>
+      <w:lvlText w:val="%3."/>
+      <w:lvlJc w:val="left"/>
+      <w:pPr>
+        <w:tabs>
+          <w:tab w:val="num" w:pos="2160"/>
+        </w:tabs>
+        <w:ind w:left="2160" w:hanging="360"/>
+      </w:pPr>
+    </w:lvl>
+    <w:lvl w:ilvl="3" w:tentative="1">
+      <w:start w:val="1"/>
+      <w:numFmt w:val="decimal"/>
+      <w:lvlText w:val="%4."/>
+      <w:lvlJc w:val="left"/>
+      <w:pPr>
+        <w:tabs>
+          <w:tab w:val="num" w:pos="2880"/>
+        </w:tabs>
+        <w:ind w:left="2880" w:hanging="360"/>
+      </w:pPr>
+    </w:lvl>
+    <w:lvl w:ilvl="4" w:tentative="1">
+      <w:start w:val="1"/>
+      <w:numFmt w:val="decimal"/>
+      <w:lvlText w:val="%5."/>
+      <w:lvlJc w:val="left"/>
+      <w:pPr>
+        <w:tabs>
+          <w:tab w:val="num" w:pos="3600"/>
+        </w:tabs>
+        <w:ind w:left="3600" w:hanging="360"/>
+      </w:pPr>
+    </w:lvl>
+    <w:lvl w:ilvl="5" w:tentative="1">
+      <w:start w:val="1"/>
+      <w:numFmt w:val="decimal"/>
+      <w:lvlText w:val="%6."/>
+      <w:lvlJc w:val="left"/>
+      <w:pPr>
+        <w:tabs>
+          <w:tab w:val="num" w:pos="4320"/>
+        </w:tabs>
+        <w:ind w:left="4320" w:hanging="360"/>
+      </w:pPr>
+    </w:lvl>
+    <w:lvl w:ilvl="6" w:tentative="1">
+      <w:start w:val="1"/>
+      <w:numFmt w:val="decimal"/>
+      <w:lvlText w:val="%7."/>
+      <w:lvlJc w:val="left"/>
+      <w:pPr>
+        <w:tabs>
+          <w:tab w:val="num" w:pos="5040"/>
+        </w:tabs>
+        <w:ind w:left="5040" w:hanging="360"/>
+      </w:pPr>
+    </w:lvl>
+    <w:lvl w:ilvl="7" w:tentative="1">
+      <w:start w:val="1"/>
+      <w:numFmt w:val="decimal"/>
+      <w:lvlText w:val="%8."/>
+      <w:lvlJc w:val="left"/>
+      <w:pPr>
+        <w:tabs>
+          <w:tab w:val="num" w:pos="5760"/>
+        </w:tabs>
+        <w:ind w:left="5760" w:hanging="360"/>
+      </w:pPr>
+    </w:lvl>
+    <w:lvl w:ilvl="8" w:tentative="1">
+      <w:start w:val="1"/>
+      <w:numFmt w:val="decimal"/>
+      <w:lvlText w:val="%9."/>
+      <w:lvlJc w:val="left"/>
+      <w:pPr>
+        <w:tabs>
+          <w:tab w:val="num" w:pos="6480"/>
+        </w:tabs>
+        <w:ind w:left="6480" w:hanging="360"/>
+      </w:pPr>
+    </w:lvl>
+  </w:abstractNum>
+  <w:abstractNum w:abstractNumId="9" w15:restartNumberingAfterBreak="0">
+    <w:nsid w:val="63E64A77"/>
+    <w:multiLevelType w:val="multilevel"/>
+    <w:tmpl w:val="DB3ABF94"/>
+    <w:lvl w:ilvl="0">
+      <w:start w:val="1"/>
+      <w:numFmt w:val="bullet"/>
+      <w:lvlText w:val=""/>
+      <w:lvlJc w:val="left"/>
+      <w:pPr>
+        <w:tabs>
+          <w:tab w:val="num" w:pos="720"/>
+        </w:tabs>
+        <w:ind w:left="720" w:hanging="360"/>
+      </w:pPr>
+      <w:rPr>
+        <w:rFonts w:ascii="Symbol" w:hAnsi="Symbol" w:hint="default"/>
+        <w:sz w:val="20"/>
+      </w:rPr>
+    </w:lvl>
+    <w:lvl w:ilvl="1" w:tentative="1">
+      <w:start w:val="1"/>
+      <w:numFmt w:val="bullet"/>
+      <w:lvlText w:val="o"/>
+      <w:lvlJc w:val="left"/>
+      <w:pPr>
+        <w:tabs>
+          <w:tab w:val="num" w:pos="1440"/>
+        </w:tabs>
+        <w:ind w:left="1440" w:hanging="360"/>
+      </w:pPr>
+      <w:rPr>
+        <w:rFonts w:ascii="Courier New" w:hAnsi="Courier New" w:hint="default"/>
+        <w:sz w:val="20"/>
+      </w:rPr>
+    </w:lvl>
+    <w:lvl w:ilvl="2" w:tentative="1">
+      <w:start w:val="1"/>
+      <w:numFmt w:val="bullet"/>
+      <w:lvlText w:val=""/>
+      <w:lvlJc w:val="left"/>
+      <w:pPr>
+        <w:tabs>
+          <w:tab w:val="num" w:pos="2160"/>
+        </w:tabs>
+        <w:ind w:left="2160" w:hanging="360"/>
+      </w:pPr>
+      <w:rPr>
+        <w:rFonts w:ascii="Wingdings" w:hAnsi="Wingdings" w:hint="default"/>
+        <w:sz w:val="20"/>
+      </w:rPr>
+    </w:lvl>
+    <w:lvl w:ilvl="3" w:tentative="1">
+      <w:start w:val="1"/>
+      <w:numFmt w:val="bullet"/>
+      <w:lvlText w:val=""/>
+      <w:lvlJc w:val="left"/>
+      <w:pPr>
+        <w:tabs>
+          <w:tab w:val="num" w:pos="2880"/>
+        </w:tabs>
+        <w:ind w:left="2880" w:hanging="360"/>
+      </w:pPr>
+      <w:rPr>
+        <w:rFonts w:ascii="Wingdings" w:hAnsi="Wingdings" w:hint="default"/>
+        <w:sz w:val="20"/>
+      </w:rPr>
+    </w:lvl>
+    <w:lvl w:ilvl="4" w:tentative="1">
+      <w:start w:val="1"/>
+      <w:numFmt w:val="bullet"/>
+      <w:lvlText w:val=""/>
+      <w:lvlJc w:val="left"/>
+      <w:pPr>
+        <w:tabs>
+          <w:tab w:val="num" w:pos="3600"/>
+        </w:tabs>
+        <w:ind w:left="3600" w:hanging="360"/>
+      </w:pPr>
+      <w:rPr>
+        <w:rFonts w:ascii="Wingdings" w:hAnsi="Wingdings" w:hint="default"/>
+        <w:sz w:val="20"/>
+      </w:rPr>
+    </w:lvl>
+    <w:lvl w:ilvl="5" w:tentative="1">
+      <w:start w:val="1"/>
+      <w:numFmt w:val="bullet"/>
+      <w:lvlText w:val=""/>
+      <w:lvlJc w:val="left"/>
+      <w:pPr>
+        <w:tabs>
+          <w:tab w:val="num" w:pos="4320"/>
+        </w:tabs>
+        <w:ind w:left="4320" w:hanging="360"/>
+      </w:pPr>
+      <w:rPr>
+        <w:rFonts w:ascii="Wingdings" w:hAnsi="Wingdings" w:hint="default"/>
+        <w:sz w:val="20"/>
+      </w:rPr>
+    </w:lvl>
+    <w:lvl w:ilvl="6" w:tentative="1">
+      <w:start w:val="1"/>
+      <w:numFmt w:val="bullet"/>
+      <w:lvlText w:val=""/>
+      <w:lvlJc w:val="left"/>
+      <w:pPr>
+        <w:tabs>
+          <w:tab w:val="num" w:pos="5040"/>
+        </w:tabs>
+        <w:ind w:left="5040" w:hanging="360"/>
+      </w:pPr>
+      <w:rPr>
+        <w:rFonts w:ascii="Wingdings" w:hAnsi="Wingdings" w:hint="default"/>
+        <w:sz w:val="20"/>
+      </w:rPr>
+    </w:lvl>
+    <w:lvl w:ilvl="7" w:tentative="1">
+      <w:start w:val="1"/>
+      <w:numFmt w:val="bullet"/>
+      <w:lvlText w:val=""/>
+      <w:lvlJc w:val="left"/>
+      <w:pPr>
+        <w:tabs>
+          <w:tab w:val="num" w:pos="5760"/>
+        </w:tabs>
+        <w:ind w:left="5760" w:hanging="360"/>
+      </w:pPr>
+      <w:rPr>
+        <w:rFonts w:ascii="Wingdings" w:hAnsi="Wingdings" w:hint="default"/>
+        <w:sz w:val="20"/>
+      </w:rPr>
+    </w:lvl>
+    <w:lvl w:ilvl="8" w:tentative="1">
+      <w:start w:val="1"/>
+      <w:numFmt w:val="bullet"/>
+      <w:lvlText w:val=""/>
+      <w:lvlJc w:val="left"/>
+      <w:pPr>
+        <w:tabs>
+          <w:tab w:val="num" w:pos="6480"/>
+        </w:tabs>
+        <w:ind w:left="6480" w:hanging="360"/>
+      </w:pPr>
+      <w:rPr>
+        <w:rFonts w:ascii="Wingdings" w:hAnsi="Wingdings" w:hint="default"/>
+        <w:sz w:val="20"/>
+      </w:rPr>
+    </w:lvl>
+  </w:abstractNum>
+  <w:abstractNum w:abstractNumId="10" w15:restartNumberingAfterBreak="0">
+    <w:nsid w:val="67892DDE"/>
+    <w:multiLevelType w:val="multilevel"/>
+    <w:tmpl w:val="A232FD76"/>
+    <w:lvl w:ilvl="0">
+      <w:start w:val="1"/>
+      <w:numFmt w:val="bullet"/>
+      <w:lvlText w:val=""/>
+      <w:lvlJc w:val="left"/>
+      <w:pPr>
+        <w:tabs>
+          <w:tab w:val="num" w:pos="720"/>
+        </w:tabs>
+        <w:ind w:left="720" w:hanging="360"/>
+      </w:pPr>
+      <w:rPr>
+        <w:rFonts w:ascii="Symbol" w:hAnsi="Symbol" w:hint="default"/>
+        <w:sz w:val="20"/>
+      </w:rPr>
+    </w:lvl>
+    <w:lvl w:ilvl="1" w:tentative="1">
+      <w:start w:val="1"/>
+      <w:numFmt w:val="bullet"/>
+      <w:lvlText w:val="o"/>
+      <w:lvlJc w:val="left"/>
+      <w:pPr>
+        <w:tabs>
+          <w:tab w:val="num" w:pos="1440"/>
+        </w:tabs>
+        <w:ind w:left="1440" w:hanging="360"/>
+      </w:pPr>
+      <w:rPr>
+        <w:rFonts w:ascii="Courier New" w:hAnsi="Courier New" w:hint="default"/>
+        <w:sz w:val="20"/>
+      </w:rPr>
+    </w:lvl>
+    <w:lvl w:ilvl="2" w:tentative="1">
+      <w:start w:val="1"/>
+      <w:numFmt w:val="bullet"/>
+      <w:lvlText w:val=""/>
+      <w:lvlJc w:val="left"/>
+      <w:pPr>
+        <w:tabs>
+          <w:tab w:val="num" w:pos="2160"/>
+        </w:tabs>
+        <w:ind w:left="2160" w:hanging="360"/>
+      </w:pPr>
+      <w:rPr>
+        <w:rFonts w:ascii="Wingdings" w:hAnsi="Wingdings" w:hint="default"/>
+        <w:sz w:val="20"/>
+      </w:rPr>
+    </w:lvl>
+    <w:lvl w:ilvl="3" w:tentative="1">
+      <w:start w:val="1"/>
+      <w:numFmt w:val="bullet"/>
+      <w:lvlText w:val=""/>
+      <w:lvlJc w:val="left"/>
+      <w:pPr>
+        <w:tabs>
+          <w:tab w:val="num" w:pos="2880"/>
+        </w:tabs>
+        <w:ind w:left="2880" w:hanging="360"/>
+      </w:pPr>
+      <w:rPr>
+        <w:rFonts w:ascii="Wingdings" w:hAnsi="Wingdings" w:hint="default"/>
+        <w:sz w:val="20"/>
+      </w:rPr>
+    </w:lvl>
+    <w:lvl w:ilvl="4" w:tentative="1">
+      <w:start w:val="1"/>
+      <w:numFmt w:val="bullet"/>
+      <w:lvlText w:val=""/>
+      <w:lvlJc w:val="left"/>
+      <w:pPr>
+        <w:tabs>
+          <w:tab w:val="num" w:pos="3600"/>
+        </w:tabs>
+        <w:ind w:left="3600" w:hanging="360"/>
+      </w:pPr>
+      <w:rPr>
+        <w:rFonts w:ascii="Wingdings" w:hAnsi="Wingdings" w:hint="default"/>
+        <w:sz w:val="20"/>
+      </w:rPr>
+    </w:lvl>
+    <w:lvl w:ilvl="5" w:tentative="1">
+      <w:start w:val="1"/>
+      <w:numFmt w:val="bullet"/>
+      <w:lvlText w:val=""/>
+      <w:lvlJc w:val="left"/>
+      <w:pPr>
+        <w:tabs>
+          <w:tab w:val="num" w:pos="4320"/>
+        </w:tabs>
+        <w:ind w:left="4320" w:hanging="360"/>
+      </w:pPr>
+      <w:rPr>
+        <w:rFonts w:ascii="Wingdings" w:hAnsi="Wingdings" w:hint="default"/>
+        <w:sz w:val="20"/>
+      </w:rPr>
+    </w:lvl>
+    <w:lvl w:ilvl="6" w:tentative="1">
+      <w:start w:val="1"/>
+      <w:numFmt w:val="bullet"/>
+      <w:lvlText w:val=""/>
+      <w:lvlJc w:val="left"/>
+      <w:pPr>
+        <w:tabs>
+          <w:tab w:val="num" w:pos="5040"/>
+        </w:tabs>
+        <w:ind w:left="5040" w:hanging="360"/>
+      </w:pPr>
+      <w:rPr>
+        <w:rFonts w:ascii="Wingdings" w:hAnsi="Wingdings" w:hint="default"/>
+        <w:sz w:val="20"/>
+      </w:rPr>
+    </w:lvl>
+    <w:lvl w:ilvl="7" w:tentative="1">
+      <w:start w:val="1"/>
+      <w:numFmt w:val="bullet"/>
+      <w:lvlText w:val=""/>
+      <w:lvlJc w:val="left"/>
+      <w:pPr>
+        <w:tabs>
+          <w:tab w:val="num" w:pos="5760"/>
+        </w:tabs>
+        <w:ind w:left="5760" w:hanging="360"/>
+      </w:pPr>
+      <w:rPr>
+        <w:rFonts w:ascii="Wingdings" w:hAnsi="Wingdings" w:hint="default"/>
+        <w:sz w:val="20"/>
+      </w:rPr>
+    </w:lvl>
+    <w:lvl w:ilvl="8" w:tentative="1">
+      <w:start w:val="1"/>
+      <w:numFmt w:val="bullet"/>
+      <w:lvlText w:val=""/>
+      <w:lvlJc w:val="left"/>
+      <w:pPr>
+        <w:tabs>
+          <w:tab w:val="num" w:pos="6480"/>
+        </w:tabs>
+        <w:ind w:left="6480" w:hanging="360"/>
+      </w:pPr>
+      <w:rPr>
+        <w:rFonts w:ascii="Wingdings" w:hAnsi="Wingdings" w:hint="default"/>
+        <w:sz w:val="20"/>
+      </w:rPr>
+    </w:lvl>
+  </w:abstractNum>
+  <w:abstractNum w:abstractNumId="11" w15:restartNumberingAfterBreak="0">
     <w:nsid w:val="6CE02974"/>
     <w:multiLevelType w:val="multilevel"/>
     <w:tmpl w:val="22D465EE"/>
@@ -1124,11 +4306,493 @@
       </w:rPr>
     </w:lvl>
   </w:abstractNum>
+  <w:abstractNum w:abstractNumId="12" w15:restartNumberingAfterBreak="0">
+    <w:nsid w:val="75F62BEE"/>
+    <w:multiLevelType w:val="multilevel"/>
+    <w:tmpl w:val="2DEE72EC"/>
+    <w:lvl w:ilvl="0">
+      <w:start w:val="1"/>
+      <w:numFmt w:val="bullet"/>
+      <w:lvlText w:val=""/>
+      <w:lvlJc w:val="left"/>
+      <w:pPr>
+        <w:tabs>
+          <w:tab w:val="num" w:pos="720"/>
+        </w:tabs>
+        <w:ind w:left="720" w:hanging="360"/>
+      </w:pPr>
+      <w:rPr>
+        <w:rFonts w:ascii="Symbol" w:hAnsi="Symbol" w:hint="default"/>
+        <w:sz w:val="20"/>
+      </w:rPr>
+    </w:lvl>
+    <w:lvl w:ilvl="1" w:tentative="1">
+      <w:start w:val="1"/>
+      <w:numFmt w:val="bullet"/>
+      <w:lvlText w:val="o"/>
+      <w:lvlJc w:val="left"/>
+      <w:pPr>
+        <w:tabs>
+          <w:tab w:val="num" w:pos="1440"/>
+        </w:tabs>
+        <w:ind w:left="1440" w:hanging="360"/>
+      </w:pPr>
+      <w:rPr>
+        <w:rFonts w:ascii="Courier New" w:hAnsi="Courier New" w:hint="default"/>
+        <w:sz w:val="20"/>
+      </w:rPr>
+    </w:lvl>
+    <w:lvl w:ilvl="2" w:tentative="1">
+      <w:start w:val="1"/>
+      <w:numFmt w:val="bullet"/>
+      <w:lvlText w:val=""/>
+      <w:lvlJc w:val="left"/>
+      <w:pPr>
+        <w:tabs>
+          <w:tab w:val="num" w:pos="2160"/>
+        </w:tabs>
+        <w:ind w:left="2160" w:hanging="360"/>
+      </w:pPr>
+      <w:rPr>
+        <w:rFonts w:ascii="Wingdings" w:hAnsi="Wingdings" w:hint="default"/>
+        <w:sz w:val="20"/>
+      </w:rPr>
+    </w:lvl>
+    <w:lvl w:ilvl="3" w:tentative="1">
+      <w:start w:val="1"/>
+      <w:numFmt w:val="bullet"/>
+      <w:lvlText w:val=""/>
+      <w:lvlJc w:val="left"/>
+      <w:pPr>
+        <w:tabs>
+          <w:tab w:val="num" w:pos="2880"/>
+        </w:tabs>
+        <w:ind w:left="2880" w:hanging="360"/>
+      </w:pPr>
+      <w:rPr>
+        <w:rFonts w:ascii="Wingdings" w:hAnsi="Wingdings" w:hint="default"/>
+        <w:sz w:val="20"/>
+      </w:rPr>
+    </w:lvl>
+    <w:lvl w:ilvl="4" w:tentative="1">
+      <w:start w:val="1"/>
+      <w:numFmt w:val="bullet"/>
+      <w:lvlText w:val=""/>
+      <w:lvlJc w:val="left"/>
+      <w:pPr>
+        <w:tabs>
+          <w:tab w:val="num" w:pos="3600"/>
+        </w:tabs>
+        <w:ind w:left="3600" w:hanging="360"/>
+      </w:pPr>
+      <w:rPr>
+        <w:rFonts w:ascii="Wingdings" w:hAnsi="Wingdings" w:hint="default"/>
+        <w:sz w:val="20"/>
+      </w:rPr>
+    </w:lvl>
+    <w:lvl w:ilvl="5" w:tentative="1">
+      <w:start w:val="1"/>
+      <w:numFmt w:val="bullet"/>
+      <w:lvlText w:val=""/>
+      <w:lvlJc w:val="left"/>
+      <w:pPr>
+        <w:tabs>
+          <w:tab w:val="num" w:pos="4320"/>
+        </w:tabs>
+        <w:ind w:left="4320" w:hanging="360"/>
+      </w:pPr>
+      <w:rPr>
+        <w:rFonts w:ascii="Wingdings" w:hAnsi="Wingdings" w:hint="default"/>
+        <w:sz w:val="20"/>
+      </w:rPr>
+    </w:lvl>
+    <w:lvl w:ilvl="6" w:tentative="1">
+      <w:start w:val="1"/>
+      <w:numFmt w:val="bullet"/>
+      <w:lvlText w:val=""/>
+      <w:lvlJc w:val="left"/>
+      <w:pPr>
+        <w:tabs>
+          <w:tab w:val="num" w:pos="5040"/>
+        </w:tabs>
+        <w:ind w:left="5040" w:hanging="360"/>
+      </w:pPr>
+      <w:rPr>
+        <w:rFonts w:ascii="Wingdings" w:hAnsi="Wingdings" w:hint="default"/>
+        <w:sz w:val="20"/>
+      </w:rPr>
+    </w:lvl>
+    <w:lvl w:ilvl="7" w:tentative="1">
+      <w:start w:val="1"/>
+      <w:numFmt w:val="bullet"/>
+      <w:lvlText w:val=""/>
+      <w:lvlJc w:val="left"/>
+      <w:pPr>
+        <w:tabs>
+          <w:tab w:val="num" w:pos="5760"/>
+        </w:tabs>
+        <w:ind w:left="5760" w:hanging="360"/>
+      </w:pPr>
+      <w:rPr>
+        <w:rFonts w:ascii="Wingdings" w:hAnsi="Wingdings" w:hint="default"/>
+        <w:sz w:val="20"/>
+      </w:rPr>
+    </w:lvl>
+    <w:lvl w:ilvl="8" w:tentative="1">
+      <w:start w:val="1"/>
+      <w:numFmt w:val="bullet"/>
+      <w:lvlText w:val=""/>
+      <w:lvlJc w:val="left"/>
+      <w:pPr>
+        <w:tabs>
+          <w:tab w:val="num" w:pos="6480"/>
+        </w:tabs>
+        <w:ind w:left="6480" w:hanging="360"/>
+      </w:pPr>
+      <w:rPr>
+        <w:rFonts w:ascii="Wingdings" w:hAnsi="Wingdings" w:hint="default"/>
+        <w:sz w:val="20"/>
+      </w:rPr>
+    </w:lvl>
+  </w:abstractNum>
+  <w:abstractNum w:abstractNumId="13" w15:restartNumberingAfterBreak="0">
+    <w:nsid w:val="761250FE"/>
+    <w:multiLevelType w:val="multilevel"/>
+    <w:tmpl w:val="00200AD4"/>
+    <w:lvl w:ilvl="0">
+      <w:start w:val="1"/>
+      <w:numFmt w:val="decimal"/>
+      <w:pStyle w:val="Heading1"/>
+      <w:lvlText w:val="%1."/>
+      <w:lvlJc w:val="left"/>
+      <w:pPr>
+        <w:ind w:left="360" w:hanging="360"/>
+      </w:pPr>
+      <w:rPr>
+        <w:rFonts w:hint="default"/>
+      </w:rPr>
+    </w:lvl>
+    <w:lvl w:ilvl="1">
+      <w:start w:val="1"/>
+      <w:numFmt w:val="decimal"/>
+      <w:pStyle w:val="Heading2"/>
+      <w:lvlText w:val="%2."/>
+      <w:lvlJc w:val="left"/>
+      <w:pPr>
+        <w:ind w:left="720" w:hanging="360"/>
+      </w:pPr>
+      <w:rPr>
+        <w:rFonts w:hint="default"/>
+      </w:rPr>
+    </w:lvl>
+    <w:lvl w:ilvl="2">
+      <w:start w:val="1"/>
+      <w:numFmt w:val="lowerRoman"/>
+      <w:lvlText w:val="%3)"/>
+      <w:lvlJc w:val="left"/>
+      <w:pPr>
+        <w:ind w:left="1080" w:hanging="360"/>
+      </w:pPr>
+      <w:rPr>
+        <w:rFonts w:hint="default"/>
+      </w:rPr>
+    </w:lvl>
+    <w:lvl w:ilvl="3">
+      <w:start w:val="1"/>
+      <w:numFmt w:val="decimal"/>
+      <w:lvlText w:val="(%4)"/>
+      <w:lvlJc w:val="left"/>
+      <w:pPr>
+        <w:ind w:left="1440" w:hanging="360"/>
+      </w:pPr>
+      <w:rPr>
+        <w:rFonts w:hint="default"/>
+      </w:rPr>
+    </w:lvl>
+    <w:lvl w:ilvl="4">
+      <w:start w:val="1"/>
+      <w:numFmt w:val="lowerLetter"/>
+      <w:lvlText w:val="(%5)"/>
+      <w:lvlJc w:val="left"/>
+      <w:pPr>
+        <w:ind w:left="1800" w:hanging="360"/>
+      </w:pPr>
+      <w:rPr>
+        <w:rFonts w:hint="default"/>
+      </w:rPr>
+    </w:lvl>
+    <w:lvl w:ilvl="5">
+      <w:start w:val="1"/>
+      <w:numFmt w:val="lowerRoman"/>
+      <w:lvlText w:val="(%6)"/>
+      <w:lvlJc w:val="left"/>
+      <w:pPr>
+        <w:ind w:left="2160" w:hanging="360"/>
+      </w:pPr>
+      <w:rPr>
+        <w:rFonts w:hint="default"/>
+      </w:rPr>
+    </w:lvl>
+    <w:lvl w:ilvl="6">
+      <w:start w:val="1"/>
+      <w:numFmt w:val="decimal"/>
+      <w:lvlText w:val="%7."/>
+      <w:lvlJc w:val="left"/>
+      <w:pPr>
+        <w:ind w:left="2520" w:hanging="360"/>
+      </w:pPr>
+      <w:rPr>
+        <w:rFonts w:hint="default"/>
+      </w:rPr>
+    </w:lvl>
+    <w:lvl w:ilvl="7">
+      <w:start w:val="1"/>
+      <w:numFmt w:val="lowerLetter"/>
+      <w:lvlText w:val="%8."/>
+      <w:lvlJc w:val="left"/>
+      <w:pPr>
+        <w:ind w:left="2880" w:hanging="360"/>
+      </w:pPr>
+      <w:rPr>
+        <w:rFonts w:hint="default"/>
+      </w:rPr>
+    </w:lvl>
+    <w:lvl w:ilvl="8">
+      <w:start w:val="1"/>
+      <w:numFmt w:val="lowerRoman"/>
+      <w:lvlText w:val="%9."/>
+      <w:lvlJc w:val="left"/>
+      <w:pPr>
+        <w:ind w:left="3240" w:hanging="360"/>
+      </w:pPr>
+      <w:rPr>
+        <w:rFonts w:hint="default"/>
+      </w:rPr>
+    </w:lvl>
+  </w:abstractNum>
+  <w:abstractNum w:abstractNumId="14" w15:restartNumberingAfterBreak="0">
+    <w:nsid w:val="7B275448"/>
+    <w:multiLevelType w:val="multilevel"/>
+    <w:tmpl w:val="21063EC8"/>
+    <w:lvl w:ilvl="0">
+      <w:start w:val="1"/>
+      <w:numFmt w:val="bullet"/>
+      <w:lvlText w:val=""/>
+      <w:lvlJc w:val="left"/>
+      <w:pPr>
+        <w:tabs>
+          <w:tab w:val="num" w:pos="720"/>
+        </w:tabs>
+        <w:ind w:left="720" w:hanging="360"/>
+      </w:pPr>
+      <w:rPr>
+        <w:rFonts w:ascii="Symbol" w:hAnsi="Symbol" w:hint="default"/>
+        <w:sz w:val="20"/>
+      </w:rPr>
+    </w:lvl>
+    <w:lvl w:ilvl="1" w:tentative="1">
+      <w:start w:val="1"/>
+      <w:numFmt w:val="bullet"/>
+      <w:lvlText w:val="o"/>
+      <w:lvlJc w:val="left"/>
+      <w:pPr>
+        <w:tabs>
+          <w:tab w:val="num" w:pos="1440"/>
+        </w:tabs>
+        <w:ind w:left="1440" w:hanging="360"/>
+      </w:pPr>
+      <w:rPr>
+        <w:rFonts w:ascii="Courier New" w:hAnsi="Courier New" w:hint="default"/>
+        <w:sz w:val="20"/>
+      </w:rPr>
+    </w:lvl>
+    <w:lvl w:ilvl="2" w:tentative="1">
+      <w:start w:val="1"/>
+      <w:numFmt w:val="bullet"/>
+      <w:lvlText w:val=""/>
+      <w:lvlJc w:val="left"/>
+      <w:pPr>
+        <w:tabs>
+          <w:tab w:val="num" w:pos="2160"/>
+        </w:tabs>
+        <w:ind w:left="2160" w:hanging="360"/>
+      </w:pPr>
+      <w:rPr>
+        <w:rFonts w:ascii="Wingdings" w:hAnsi="Wingdings" w:hint="default"/>
+        <w:sz w:val="20"/>
+      </w:rPr>
+    </w:lvl>
+    <w:lvl w:ilvl="3" w:tentative="1">
+      <w:start w:val="1"/>
+      <w:numFmt w:val="bullet"/>
+      <w:lvlText w:val=""/>
+      <w:lvlJc w:val="left"/>
+      <w:pPr>
+        <w:tabs>
+          <w:tab w:val="num" w:pos="2880"/>
+        </w:tabs>
+        <w:ind w:left="2880" w:hanging="360"/>
+      </w:pPr>
+      <w:rPr>
+        <w:rFonts w:ascii="Wingdings" w:hAnsi="Wingdings" w:hint="default"/>
+        <w:sz w:val="20"/>
+      </w:rPr>
+    </w:lvl>
+    <w:lvl w:ilvl="4" w:tentative="1">
+      <w:start w:val="1"/>
+      <w:numFmt w:val="bullet"/>
+      <w:lvlText w:val=""/>
+      <w:lvlJc w:val="left"/>
+      <w:pPr>
+        <w:tabs>
+          <w:tab w:val="num" w:pos="3600"/>
+        </w:tabs>
+        <w:ind w:left="3600" w:hanging="360"/>
+      </w:pPr>
+      <w:rPr>
+        <w:rFonts w:ascii="Wingdings" w:hAnsi="Wingdings" w:hint="default"/>
+        <w:sz w:val="20"/>
+      </w:rPr>
+    </w:lvl>
+    <w:lvl w:ilvl="5" w:tentative="1">
+      <w:start w:val="1"/>
+      <w:numFmt w:val="bullet"/>
+      <w:lvlText w:val=""/>
+      <w:lvlJc w:val="left"/>
+      <w:pPr>
+        <w:tabs>
+          <w:tab w:val="num" w:pos="4320"/>
+        </w:tabs>
+        <w:ind w:left="4320" w:hanging="360"/>
+      </w:pPr>
+      <w:rPr>
+        <w:rFonts w:ascii="Wingdings" w:hAnsi="Wingdings" w:hint="default"/>
+        <w:sz w:val="20"/>
+      </w:rPr>
+    </w:lvl>
+    <w:lvl w:ilvl="6" w:tentative="1">
+      <w:start w:val="1"/>
+      <w:numFmt w:val="bullet"/>
+      <w:lvlText w:val=""/>
+      <w:lvlJc w:val="left"/>
+      <w:pPr>
+        <w:tabs>
+          <w:tab w:val="num" w:pos="5040"/>
+        </w:tabs>
+        <w:ind w:left="5040" w:hanging="360"/>
+      </w:pPr>
+      <w:rPr>
+        <w:rFonts w:ascii="Wingdings" w:hAnsi="Wingdings" w:hint="default"/>
+        <w:sz w:val="20"/>
+      </w:rPr>
+    </w:lvl>
+    <w:lvl w:ilvl="7" w:tentative="1">
+      <w:start w:val="1"/>
+      <w:numFmt w:val="bullet"/>
+      <w:lvlText w:val=""/>
+      <w:lvlJc w:val="left"/>
+      <w:pPr>
+        <w:tabs>
+          <w:tab w:val="num" w:pos="5760"/>
+        </w:tabs>
+        <w:ind w:left="5760" w:hanging="360"/>
+      </w:pPr>
+      <w:rPr>
+        <w:rFonts w:ascii="Wingdings" w:hAnsi="Wingdings" w:hint="default"/>
+        <w:sz w:val="20"/>
+      </w:rPr>
+    </w:lvl>
+    <w:lvl w:ilvl="8" w:tentative="1">
+      <w:start w:val="1"/>
+      <w:numFmt w:val="bullet"/>
+      <w:lvlText w:val=""/>
+      <w:lvlJc w:val="left"/>
+      <w:pPr>
+        <w:tabs>
+          <w:tab w:val="num" w:pos="6480"/>
+        </w:tabs>
+        <w:ind w:left="6480" w:hanging="360"/>
+      </w:pPr>
+      <w:rPr>
+        <w:rFonts w:ascii="Wingdings" w:hAnsi="Wingdings" w:hint="default"/>
+        <w:sz w:val="20"/>
+      </w:rPr>
+    </w:lvl>
+  </w:abstractNum>
   <w:num w:numId="1" w16cid:durableId="1978605878">
+    <w:abstractNumId w:val="11"/>
+  </w:num>
+  <w:num w:numId="2" w16cid:durableId="908005662">
+    <w:abstractNumId w:val="7"/>
+  </w:num>
+  <w:num w:numId="3" w16cid:durableId="700667821">
+    <w:abstractNumId w:val="12"/>
+  </w:num>
+  <w:num w:numId="4" w16cid:durableId="783839859">
+    <w:abstractNumId w:val="6"/>
+  </w:num>
+  <w:num w:numId="5" w16cid:durableId="1712149202">
+    <w:abstractNumId w:val="14"/>
+  </w:num>
+  <w:num w:numId="6" w16cid:durableId="1895310311">
     <w:abstractNumId w:val="1"/>
   </w:num>
-  <w:num w:numId="2" w16cid:durableId="908005662">
+  <w:num w:numId="7" w16cid:durableId="1970281127">
     <w:abstractNumId w:val="0"/>
+  </w:num>
+  <w:num w:numId="8" w16cid:durableId="1930119330">
+    <w:abstractNumId w:val="4"/>
+  </w:num>
+  <w:num w:numId="9" w16cid:durableId="405765270">
+    <w:abstractNumId w:val="5"/>
+  </w:num>
+  <w:num w:numId="10" w16cid:durableId="33817353">
+    <w:abstractNumId w:val="9"/>
+  </w:num>
+  <w:num w:numId="11" w16cid:durableId="362294917">
+    <w:abstractNumId w:val="2"/>
+  </w:num>
+  <w:num w:numId="12" w16cid:durableId="333068018">
+    <w:abstractNumId w:val="10"/>
+  </w:num>
+  <w:num w:numId="13" w16cid:durableId="970208207">
+    <w:abstractNumId w:val="3"/>
+  </w:num>
+  <w:num w:numId="14" w16cid:durableId="1093160144">
+    <w:abstractNumId w:val="8"/>
+  </w:num>
+  <w:num w:numId="15" w16cid:durableId="1297182550">
+    <w:abstractNumId w:val="13"/>
+  </w:num>
+  <w:num w:numId="16" w16cid:durableId="1503085547">
+    <w:abstractNumId w:val="13"/>
+    <w:lvlOverride w:ilvl="0">
+      <w:startOverride w:val="1"/>
+    </w:lvlOverride>
+    <w:lvlOverride w:ilvl="1">
+      <w:startOverride w:val="1"/>
+    </w:lvlOverride>
+    <w:lvlOverride w:ilvl="2">
+      <w:startOverride w:val="1"/>
+    </w:lvlOverride>
+    <w:lvlOverride w:ilvl="3">
+      <w:startOverride w:val="1"/>
+    </w:lvlOverride>
+    <w:lvlOverride w:ilvl="4">
+      <w:startOverride w:val="1"/>
+    </w:lvlOverride>
+    <w:lvlOverride w:ilvl="5">
+      <w:startOverride w:val="1"/>
+    </w:lvlOverride>
+    <w:lvlOverride w:ilvl="6">
+      <w:startOverride w:val="1"/>
+    </w:lvlOverride>
+    <w:lvlOverride w:ilvl="7">
+      <w:startOverride w:val="1"/>
+    </w:lvlOverride>
+    <w:lvlOverride w:ilvl="8">
+      <w:startOverride w:val="1"/>
+    </w:lvlOverride>
   </w:num>
 </w:numbering>
 </file>
@@ -1550,6 +5214,9 @@
     <w:pPr>
       <w:keepNext/>
       <w:keepLines/>
+      <w:numPr>
+        <w:numId w:val="15"/>
+      </w:numPr>
       <w:spacing w:before="360" w:after="80"/>
       <w:outlineLvl w:val="0"/>
     </w:pPr>
@@ -1566,18 +5233,21 @@
     <w:next w:val="Normal"/>
     <w:link w:val="Heading2Char"/>
     <w:uiPriority w:val="9"/>
-    <w:semiHidden/>
     <w:unhideWhenUsed/>
     <w:qFormat/>
-    <w:rsid w:val="00FE3980"/>
+    <w:rsid w:val="00953085"/>
     <w:pPr>
       <w:keepNext/>
       <w:keepLines/>
+      <w:numPr>
+        <w:ilvl w:val="1"/>
+        <w:numId w:val="15"/>
+      </w:numPr>
       <w:spacing w:before="160" w:after="80"/>
       <w:outlineLvl w:val="1"/>
     </w:pPr>
     <w:rPr>
-      <w:rFonts w:asciiTheme="majorHAnsi" w:eastAsiaTheme="majorEastAsia" w:hAnsiTheme="majorHAnsi" w:cstheme="majorBidi"/>
+      <w:rFonts w:eastAsiaTheme="majorEastAsia" w:cstheme="majorBidi"/>
       <w:color w:val="0F4761" w:themeColor="accent1" w:themeShade="BF"/>
       <w:sz w:val="32"/>
       <w:szCs w:val="32"/>
@@ -1589,7 +5259,6 @@
     <w:next w:val="Normal"/>
     <w:link w:val="Heading3Char"/>
     <w:uiPriority w:val="9"/>
-    <w:semiHidden/>
     <w:unhideWhenUsed/>
     <w:qFormat/>
     <w:rsid w:val="00FE3980"/>
@@ -1740,7 +5409,6 @@
   <w:style w:type="character" w:default="1" w:styleId="DefaultParagraphFont">
     <w:name w:val="Default Paragraph Font"/>
     <w:uiPriority w:val="1"/>
-    <w:semiHidden/>
     <w:unhideWhenUsed/>
   </w:style>
   <w:style w:type="table" w:default="1" w:styleId="TableNormal">
@@ -1782,10 +5450,9 @@
     <w:basedOn w:val="DefaultParagraphFont"/>
     <w:link w:val="Heading2"/>
     <w:uiPriority w:val="9"/>
-    <w:semiHidden/>
-    <w:rsid w:val="00FE3980"/>
+    <w:rsid w:val="00953085"/>
     <w:rPr>
-      <w:rFonts w:asciiTheme="majorHAnsi" w:eastAsiaTheme="majorEastAsia" w:hAnsiTheme="majorHAnsi" w:cstheme="majorBidi"/>
+      <w:rFonts w:ascii="Times New Roman" w:eastAsiaTheme="majorEastAsia" w:hAnsi="Times New Roman" w:cstheme="majorBidi"/>
       <w:color w:val="0F4761" w:themeColor="accent1" w:themeShade="BF"/>
       <w:sz w:val="32"/>
       <w:szCs w:val="32"/>
@@ -1796,7 +5463,6 @@
     <w:basedOn w:val="DefaultParagraphFont"/>
     <w:link w:val="Heading3"/>
     <w:uiPriority w:val="9"/>
-    <w:semiHidden/>
     <w:rsid w:val="00FE3980"/>
     <w:rPr>
       <w:rFonts w:eastAsiaTheme="majorEastAsia" w:cstheme="majorBidi"/>
@@ -2067,7 +5733,6 @@
     <w:name w:val="Normal (Web)"/>
     <w:basedOn w:val="Normal"/>
     <w:uiPriority w:val="99"/>
-    <w:semiHidden/>
     <w:unhideWhenUsed/>
     <w:rsid w:val="00FE3980"/>
     <w:pPr>
@@ -2107,6 +5772,58 @@
       <w:rFonts w:ascii="Courier New" w:eastAsia="Times New Roman" w:hAnsi="Courier New" w:cs="Courier New"/>
       <w:sz w:val="20"/>
       <w:szCs w:val="20"/>
+    </w:rPr>
+  </w:style>
+  <w:style w:type="paragraph" w:styleId="HTMLPreformatted">
+    <w:name w:val="HTML Preformatted"/>
+    <w:basedOn w:val="Normal"/>
+    <w:link w:val="HTMLPreformattedChar"/>
+    <w:uiPriority w:val="99"/>
+    <w:semiHidden/>
+    <w:unhideWhenUsed/>
+    <w:rsid w:val="00B32816"/>
+    <w:pPr>
+      <w:tabs>
+        <w:tab w:val="left" w:pos="916"/>
+        <w:tab w:val="left" w:pos="1832"/>
+        <w:tab w:val="left" w:pos="2748"/>
+        <w:tab w:val="left" w:pos="3664"/>
+        <w:tab w:val="left" w:pos="4580"/>
+        <w:tab w:val="left" w:pos="5496"/>
+        <w:tab w:val="left" w:pos="6412"/>
+        <w:tab w:val="left" w:pos="7328"/>
+        <w:tab w:val="left" w:pos="8244"/>
+        <w:tab w:val="left" w:pos="9160"/>
+        <w:tab w:val="left" w:pos="10076"/>
+        <w:tab w:val="left" w:pos="10992"/>
+        <w:tab w:val="left" w:pos="11908"/>
+        <w:tab w:val="left" w:pos="12824"/>
+        <w:tab w:val="left" w:pos="13740"/>
+        <w:tab w:val="left" w:pos="14656"/>
+      </w:tabs>
+      <w:spacing w:after="0" w:line="240" w:lineRule="auto"/>
+    </w:pPr>
+    <w:rPr>
+      <w:rFonts w:ascii="Courier New" w:eastAsia="Times New Roman" w:hAnsi="Courier New" w:cs="Courier New"/>
+      <w:kern w:val="0"/>
+      <w:sz w:val="20"/>
+      <w:szCs w:val="20"/>
+      <w14:ligatures w14:val="none"/>
+    </w:rPr>
+  </w:style>
+  <w:style w:type="character" w:customStyle="1" w:styleId="HTMLPreformattedChar">
+    <w:name w:val="HTML Preformatted Char"/>
+    <w:basedOn w:val="DefaultParagraphFont"/>
+    <w:link w:val="HTMLPreformatted"/>
+    <w:uiPriority w:val="99"/>
+    <w:semiHidden/>
+    <w:rsid w:val="00B32816"/>
+    <w:rPr>
+      <w:rFonts w:ascii="Courier New" w:eastAsia="Times New Roman" w:hAnsi="Courier New" w:cs="Courier New"/>
+      <w:kern w:val="0"/>
+      <w:sz w:val="20"/>
+      <w:szCs w:val="20"/>
+      <w14:ligatures w14:val="none"/>
     </w:rPr>
   </w:style>
 </w:styles>
